--- a/mics/ТЗ для дипломного проекта.docx
+++ b/mics/ТЗ для дипломного проекта.docx
@@ -33,7 +33,7 @@
       <w:pPr>
         <w:pStyle w:val="a3"/>
         <w:tabs>
-          <w:tab w:val="left" w:pos="993"/>
+          <w:tab w:val="left" w:pos="1134"/>
         </w:tabs>
         <w:spacing w:after="0"/>
         <w:ind w:left="851" w:firstLine="0"/>
@@ -58,6 +58,16 @@
     </w:p>
     <w:p>
       <w:pPr>
+        <w:pStyle w:val="a3"/>
+        <w:tabs>
+          <w:tab w:val="left" w:pos="993"/>
+        </w:tabs>
+        <w:spacing w:after="0"/>
+        <w:ind w:left="851" w:firstLine="0"/>
+      </w:pPr>
+    </w:p>
+    <w:p>
+      <w:pPr>
         <w:spacing w:after="0"/>
       </w:pPr>
       <w:r>
@@ -67,15 +77,7 @@
         <w:softHyphen/>
       </w:r>
       <w:r>
-        <w:t xml:space="preserve">– «Создание и хранение документации обучающихся ЧОУ ДПО «УЦ» </w:t>
-      </w:r>
-      <w:proofErr w:type="spellStart"/>
-      <w:r>
-        <w:t>Волгодоскстрой</w:t>
-      </w:r>
-      <w:proofErr w:type="spellEnd"/>
-      <w:r>
-        <w:t>»». Далее по тексту – Программа</w:t>
+        <w:t>– «Создание и хранение документации обучающихся ЧОУ ДПО «УЦ» Волгодоскстрой»». Далее по тексту – Программа</w:t>
       </w:r>
       <w:r>
         <w:t>.</w:t>
@@ -102,21 +104,25 @@
     </w:p>
     <w:p>
       <w:pPr>
-        <w:spacing w:after="0"/>
-      </w:pPr>
-      <w:r>
-        <w:t xml:space="preserve">Программа «Создание и хранение документации обучающихся ЧОУ ДПО «УЦ» </w:t>
-      </w:r>
-      <w:proofErr w:type="spellStart"/>
-      <w:r>
-        <w:t>Волгодоскстрой</w:t>
-      </w:r>
-      <w:proofErr w:type="spellEnd"/>
-      <w:r>
-        <w:t>»» предназначена для создания документации (например, договоров, заключающихся с обучающимися), а также ее хранения. Для каждого обучающегося или группы обучающихся от одного предприятия будет сформирован свой договор согласно предоставляемой услуге.</w:t>
-      </w:r>
-    </w:p>
-    <w:p/>
+        <w:pStyle w:val="a3"/>
+        <w:spacing w:after="0"/>
+        <w:ind w:left="851" w:firstLine="0"/>
+      </w:pPr>
+    </w:p>
+    <w:p>
+      <w:pPr>
+        <w:spacing w:after="0"/>
+      </w:pPr>
+      <w:r>
+        <w:t>Программа «Создание и хранение документации обучающихся ЧОУ ДПО «УЦ» Волгодоскстрой»» предназначена для создания документации (например, договоров, заключающихся с обучающимися), а также ее хранения. Для каждого обучающегося или группы обучающихся от одного предприятия будет сформирован свой договор согласно предоставляемой услуге.</w:t>
+      </w:r>
+    </w:p>
+    <w:p>
+      <w:pPr>
+        <w:spacing w:after="0"/>
+        <w:ind w:firstLine="0"/>
+      </w:pPr>
+    </w:p>
     <w:p>
       <w:pPr>
         <w:pStyle w:val="a3"/>
@@ -135,19 +141,17 @@
         <w:pStyle w:val="a3"/>
         <w:ind w:left="851" w:firstLine="0"/>
       </w:pPr>
+    </w:p>
+    <w:p>
+      <w:pPr>
+        <w:pStyle w:val="a3"/>
+        <w:ind w:left="851" w:firstLine="0"/>
+      </w:pPr>
       <w:r>
         <w:t xml:space="preserve">Организация – </w:t>
       </w:r>
       <w:r>
-        <w:t xml:space="preserve">ЧОУ ДПО «УЦ» </w:t>
-      </w:r>
-      <w:proofErr w:type="spellStart"/>
-      <w:r>
-        <w:t>Волгодоскстрой</w:t>
-      </w:r>
-      <w:proofErr w:type="spellEnd"/>
-      <w:r>
-        <w:t>»</w:t>
+        <w:t>ЧОУ ДПО «УЦ» Волгодоскстрой»</w:t>
       </w:r>
     </w:p>
     <w:p>
@@ -163,6 +167,7 @@
           <w:ilvl w:val="0"/>
           <w:numId w:val="1"/>
         </w:numPr>
+        <w:spacing w:after="0"/>
         <w:ind w:left="0" w:firstLine="851"/>
       </w:pPr>
       <w:r>
@@ -172,6 +177,7 @@
     <w:p>
       <w:pPr>
         <w:pStyle w:val="a3"/>
+        <w:spacing w:after="0"/>
         <w:ind w:left="851" w:firstLine="0"/>
       </w:pPr>
     </w:p>
@@ -186,21 +192,37 @@
         <w:ind w:left="0" w:firstLine="851"/>
       </w:pPr>
       <w:r>
-        <w:t xml:space="preserve">Основания для </w:t>
-      </w:r>
-      <w:r>
-        <w:t xml:space="preserve">проведения </w:t>
-      </w:r>
-      <w:r>
-        <w:t>разработки</w:t>
-      </w:r>
-    </w:p>
-    <w:p>
-      <w:r>
-        <w:t>Основанием для поведения разработки является написание дипломной работы (ВКР?)</w:t>
-      </w:r>
-    </w:p>
-    <w:p/>
+        <w:t>Основания для проведения разработки</w:t>
+      </w:r>
+    </w:p>
+    <w:p>
+      <w:pPr>
+        <w:pStyle w:val="a3"/>
+        <w:spacing w:after="0"/>
+        <w:ind w:left="851" w:firstLine="0"/>
+      </w:pPr>
+    </w:p>
+    <w:p>
+      <w:pPr>
+        <w:spacing w:after="0"/>
+      </w:pPr>
+      <w:r>
+        <w:t>Основанием для поведения разработки является написание дипломной работы</w:t>
+      </w:r>
+      <w:r>
+        <w:t>.</w:t>
+      </w:r>
+    </w:p>
+    <w:p>
+      <w:pPr>
+        <w:spacing w:after="0"/>
+      </w:pPr>
+    </w:p>
+    <w:p>
+      <w:pPr>
+        <w:spacing w:after="0"/>
+      </w:pPr>
+    </w:p>
     <w:p>
       <w:pPr>
         <w:pStyle w:val="a3"/>
@@ -212,29 +234,32 @@
         <w:ind w:left="0" w:firstLine="851"/>
       </w:pPr>
       <w:r>
+        <w:lastRenderedPageBreak/>
         <w:t>Наименование и условное обозначение темы разработки</w:t>
       </w:r>
     </w:p>
     <w:p>
+      <w:pPr>
+        <w:pStyle w:val="a3"/>
+        <w:spacing w:after="0"/>
+        <w:ind w:left="851" w:firstLine="0"/>
+      </w:pPr>
+    </w:p>
+    <w:p>
       <w:r>
         <w:t xml:space="preserve">Наименование темы разработки – </w:t>
       </w:r>
       <w:r>
-        <w:t xml:space="preserve">«Создание и хранение документации обучающихся ЧОУ ДПО «УЦ» </w:t>
-      </w:r>
-      <w:proofErr w:type="spellStart"/>
-      <w:r>
-        <w:t>Волгодоскстрой</w:t>
-      </w:r>
-      <w:proofErr w:type="spellEnd"/>
-      <w:r>
-        <w:t>»»</w:t>
+        <w:t>«Создание и хранение документации обучающихся ЧОУ ДПО «УЦ» Волгодоскстрой»»</w:t>
       </w:r>
       <w:r>
         <w:t>.</w:t>
       </w:r>
     </w:p>
     <w:p>
+      <w:pPr>
+        <w:spacing w:after="0"/>
+      </w:pPr>
       <w:r>
         <w:t>Условное обозначение темы разработки (шифр темы) – «СиХ</w:t>
       </w:r>
@@ -244,6 +269,11 @@
       <w:r>
         <w:t>».</w:t>
       </w:r>
+    </w:p>
+    <w:p>
+      <w:pPr>
+        <w:spacing w:after="0"/>
+      </w:pPr>
     </w:p>
     <w:p>
       <w:pPr>
@@ -256,7 +286,6 @@
         <w:ind w:left="0" w:firstLine="851"/>
       </w:pPr>
       <w:r>
-        <w:lastRenderedPageBreak/>
         <w:t>Назначение разработки</w:t>
       </w:r>
     </w:p>
@@ -282,11 +311,25 @@
       </w:r>
     </w:p>
     <w:p>
+      <w:pPr>
+        <w:pStyle w:val="a3"/>
+        <w:spacing w:after="0"/>
+        <w:ind w:left="851" w:firstLine="0"/>
+      </w:pPr>
+    </w:p>
+    <w:p>
+      <w:pPr>
+        <w:spacing w:after="0"/>
+      </w:pPr>
       <w:r>
         <w:t>Функциональным назначением Программы является автоматизация создания документации сотрудниками, а также ее централизованное хранение для служебного использования.</w:t>
       </w:r>
     </w:p>
-    <w:p/>
+    <w:p>
+      <w:pPr>
+        <w:spacing w:after="0"/>
+      </w:pPr>
+    </w:p>
     <w:p>
       <w:pPr>
         <w:pStyle w:val="a3"/>
@@ -294,6 +337,7 @@
           <w:ilvl w:val="1"/>
           <w:numId w:val="1"/>
         </w:numPr>
+        <w:spacing w:after="0"/>
         <w:ind w:left="0" w:firstLine="851"/>
       </w:pPr>
       <w:r>
@@ -301,6 +345,16 @@
       </w:r>
     </w:p>
     <w:p>
+      <w:pPr>
+        <w:pStyle w:val="a3"/>
+        <w:spacing w:after="0"/>
+        <w:ind w:left="851" w:firstLine="0"/>
+      </w:pPr>
+    </w:p>
+    <w:p>
+      <w:pPr>
+        <w:spacing w:after="0"/>
+      </w:pPr>
       <w:r>
         <w:t>Программа должна эксплуатироваться сотрудниками</w:t>
       </w:r>
@@ -311,7 +365,11 @@
         <w:t>.</w:t>
       </w:r>
     </w:p>
-    <w:p/>
+    <w:p>
+      <w:pPr>
+        <w:spacing w:after="0"/>
+      </w:pPr>
+    </w:p>
     <w:p>
       <w:pPr>
         <w:pStyle w:val="a3"/>
@@ -322,6 +380,7 @@
         <w:tabs>
           <w:tab w:val="left" w:pos="1276"/>
         </w:tabs>
+        <w:spacing w:after="0"/>
         <w:ind w:left="0" w:firstLine="851"/>
       </w:pPr>
       <w:r>
@@ -337,6 +396,7 @@
         <w:tabs>
           <w:tab w:val="left" w:pos="1276"/>
         </w:tabs>
+        <w:spacing w:after="0"/>
         <w:ind w:left="851" w:firstLine="0"/>
       </w:pPr>
     </w:p>
@@ -356,6 +416,12 @@
     <w:p>
       <w:pPr>
         <w:pStyle w:val="a3"/>
+        <w:ind w:left="851" w:firstLine="0"/>
+      </w:pPr>
+    </w:p>
+    <w:p>
+      <w:pPr>
+        <w:pStyle w:val="a3"/>
         <w:numPr>
           <w:ilvl w:val="2"/>
           <w:numId w:val="1"/>
@@ -375,7 +441,10 @@
         <w:spacing w:after="0"/>
       </w:pPr>
       <w:r>
-        <w:t>Программа должна обеспечивать возможность выполнения перечисленных ниже функций.</w:t>
+        <w:t>Программа должна обеспечивать возможность выполнения перечисленных ниже функций</w:t>
+      </w:r>
+      <w:r>
+        <w:t>:</w:t>
       </w:r>
     </w:p>
     <w:p>
@@ -388,7 +457,10 @@
         <w:spacing w:after="0"/>
       </w:pPr>
       <w:r>
-        <w:t>Учет информации об обучающихся Организации.</w:t>
+        <w:t>Учет информации об обучающихся Организации</w:t>
+      </w:r>
+      <w:r>
+        <w:t>;</w:t>
       </w:r>
     </w:p>
     <w:p>
@@ -396,12 +468,18 @@
         <w:pStyle w:val="a3"/>
         <w:numPr>
           <w:ilvl w:val="1"/>
-          <w:numId w:val="4"/>
-        </w:numPr>
-        <w:spacing w:after="0"/>
-      </w:pPr>
-      <w:r>
-        <w:t>Ввод информации об обучающихся.</w:t>
+          <w:numId w:val="12"/>
+        </w:numPr>
+        <w:spacing w:after="0"/>
+      </w:pPr>
+      <w:r>
+        <w:t>в</w:t>
+      </w:r>
+      <w:r>
+        <w:t>вод информации об обучающихся</w:t>
+      </w:r>
+      <w:r>
+        <w:t>;</w:t>
       </w:r>
     </w:p>
     <w:p>
@@ -409,12 +487,18 @@
         <w:pStyle w:val="a3"/>
         <w:numPr>
           <w:ilvl w:val="1"/>
-          <w:numId w:val="4"/>
-        </w:numPr>
-        <w:spacing w:after="0"/>
-      </w:pPr>
-      <w:r>
-        <w:t>Редактирование информации об обучающихся.</w:t>
+          <w:numId w:val="12"/>
+        </w:numPr>
+        <w:spacing w:after="0"/>
+      </w:pPr>
+      <w:r>
+        <w:t>р</w:t>
+      </w:r>
+      <w:r>
+        <w:t>едактирование информации об обучающихся</w:t>
+      </w:r>
+      <w:r>
+        <w:t>;</w:t>
       </w:r>
     </w:p>
     <w:p>
@@ -422,12 +506,18 @@
         <w:pStyle w:val="a3"/>
         <w:numPr>
           <w:ilvl w:val="1"/>
-          <w:numId w:val="4"/>
-        </w:numPr>
-        <w:spacing w:after="0"/>
-      </w:pPr>
-      <w:r>
-        <w:t>Удаление информации об обучающихся.</w:t>
+          <w:numId w:val="12"/>
+        </w:numPr>
+        <w:spacing w:after="0"/>
+      </w:pPr>
+      <w:r>
+        <w:t>у</w:t>
+      </w:r>
+      <w:r>
+        <w:t>даление информации об обучающихся</w:t>
+      </w:r>
+      <w:r>
+        <w:t>;</w:t>
       </w:r>
     </w:p>
     <w:p>
@@ -435,12 +525,18 @@
         <w:pStyle w:val="a3"/>
         <w:numPr>
           <w:ilvl w:val="1"/>
-          <w:numId w:val="4"/>
-        </w:numPr>
-        <w:spacing w:after="0"/>
-      </w:pPr>
-      <w:r>
-        <w:t>Просмотр информации об обучающихся.</w:t>
+          <w:numId w:val="12"/>
+        </w:numPr>
+        <w:spacing w:after="0"/>
+      </w:pPr>
+      <w:r>
+        <w:t>п</w:t>
+      </w:r>
+      <w:r>
+        <w:t>росмотр информации об обучающихся</w:t>
+      </w:r>
+      <w:r>
+        <w:t>;</w:t>
       </w:r>
     </w:p>
     <w:p>
@@ -448,12 +544,19 @@
         <w:pStyle w:val="a3"/>
         <w:numPr>
           <w:ilvl w:val="1"/>
-          <w:numId w:val="4"/>
-        </w:numPr>
-        <w:spacing w:after="0"/>
-      </w:pPr>
-      <w:r>
-        <w:t>Поиск обучающихся.</w:t>
+          <w:numId w:val="12"/>
+        </w:numPr>
+        <w:spacing w:after="0"/>
+      </w:pPr>
+      <w:r>
+        <w:lastRenderedPageBreak/>
+        <w:t>п</w:t>
+      </w:r>
+      <w:r>
+        <w:t>оиск обучающихся</w:t>
+      </w:r>
+      <w:r>
+        <w:t>;</w:t>
       </w:r>
     </w:p>
     <w:p>
@@ -461,12 +564,18 @@
         <w:pStyle w:val="a3"/>
         <w:numPr>
           <w:ilvl w:val="1"/>
-          <w:numId w:val="4"/>
-        </w:numPr>
-        <w:spacing w:after="0"/>
-      </w:pPr>
-      <w:r>
-        <w:t>Сортировка обучающихся.</w:t>
+          <w:numId w:val="12"/>
+        </w:numPr>
+        <w:spacing w:after="0"/>
+      </w:pPr>
+      <w:r>
+        <w:t>с</w:t>
+      </w:r>
+      <w:r>
+        <w:t>ортировка обучающихся</w:t>
+      </w:r>
+      <w:r>
+        <w:t>;</w:t>
       </w:r>
     </w:p>
     <w:p>
@@ -479,7 +588,10 @@
         <w:spacing w:after="0"/>
       </w:pPr>
       <w:r>
-        <w:t>Создание договора.</w:t>
+        <w:t>Создание договора</w:t>
+      </w:r>
+      <w:r>
+        <w:t>;</w:t>
       </w:r>
     </w:p>
     <w:p>
@@ -492,7 +604,10 @@
         <w:spacing w:after="0"/>
       </w:pPr>
       <w:r>
-        <w:t>Возможность загрузки копий личных документов обучающихся.</w:t>
+        <w:t>Возможность загрузки копий личных документов обучающихся</w:t>
+      </w:r>
+      <w:r>
+        <w:t>;</w:t>
       </w:r>
     </w:p>
     <w:p>
@@ -509,7 +624,10 @@
         <w:ind w:left="0" w:firstLine="851"/>
       </w:pPr>
       <w:r>
-        <w:t>Ограничение доступа. Доступ ко всему функционалу предоставляется пользователю при наличии учетной записи.</w:t>
+        <w:t>Ограничение доступа. Доступ ко всему функционалу предоставляется пользователю при наличии учетной записи</w:t>
+      </w:r>
+      <w:r>
+        <w:t>;</w:t>
       </w:r>
     </w:p>
     <w:p>
@@ -535,18 +653,24 @@
         <w:ind w:left="0" w:firstLine="851"/>
       </w:pPr>
       <w:r>
-        <w:lastRenderedPageBreak/>
         <w:t>Ввод, редактирование и удаление информации об</w:t>
       </w:r>
       <w:r>
         <w:t xml:space="preserve"> </w:t>
       </w:r>
       <w:r>
-        <w:t>обучающ</w:t>
-      </w:r>
-      <w:r>
-        <w:t>ихся</w:t>
-      </w:r>
+        <w:t>обучающихся</w:t>
+      </w:r>
+    </w:p>
+    <w:p>
+      <w:pPr>
+        <w:pStyle w:val="a3"/>
+        <w:tabs>
+          <w:tab w:val="left" w:pos="1418"/>
+        </w:tabs>
+        <w:spacing w:after="0"/>
+        <w:ind w:left="851" w:firstLine="0"/>
+      </w:pPr>
     </w:p>
     <w:p>
       <w:pPr>
@@ -594,10 +718,7 @@
         <w:spacing w:after="0"/>
       </w:pPr>
       <w:r>
-        <w:t>информация об образовании</w:t>
-      </w:r>
-      <w:r>
-        <w:t>;</w:t>
+        <w:t>информация об образовании;</w:t>
       </w:r>
     </w:p>
     <w:p>
@@ -613,11 +734,18 @@
         <w:spacing w:after="0"/>
       </w:pPr>
       <w:r>
-        <w:t>информация о программе обучения</w:t>
-      </w:r>
-      <w:r>
-        <w:t>.</w:t>
-      </w:r>
+        <w:t>информация о программе обучения.</w:t>
+      </w:r>
+    </w:p>
+    <w:p>
+      <w:pPr>
+        <w:pStyle w:val="a3"/>
+        <w:tabs>
+          <w:tab w:val="left" w:pos="1418"/>
+        </w:tabs>
+        <w:spacing w:after="0"/>
+        <w:ind w:left="1571" w:firstLine="0"/>
+      </w:pPr>
     </w:p>
     <w:p>
       <w:pPr>
@@ -633,10 +761,7 @@
         <w:ind w:left="0" w:firstLine="851"/>
       </w:pPr>
       <w:r>
-        <w:t xml:space="preserve">Поиск и просмотр информации </w:t>
-      </w:r>
-      <w:r>
-        <w:t>об</w:t>
+        <w:t>Поиск и просмотр информации об</w:t>
       </w:r>
       <w:r>
         <w:t xml:space="preserve"> </w:t>
@@ -647,19 +772,20 @@
     </w:p>
     <w:p>
       <w:pPr>
-        <w:spacing w:after="0"/>
-      </w:pPr>
-      <w:r>
-        <w:t xml:space="preserve">В Программе должна быть предусмотрена возможность </w:t>
-      </w:r>
-      <w:r>
-        <w:t xml:space="preserve">поиска </w:t>
-      </w:r>
-      <w:r>
-        <w:t xml:space="preserve">и </w:t>
-      </w:r>
-      <w:r>
-        <w:t>просмотра</w:t>
+        <w:pStyle w:val="a3"/>
+        <w:tabs>
+          <w:tab w:val="left" w:pos="1418"/>
+        </w:tabs>
+        <w:spacing w:after="0"/>
+        <w:ind w:left="851" w:firstLine="0"/>
+      </w:pPr>
+    </w:p>
+    <w:p>
+      <w:pPr>
+        <w:spacing w:after="0"/>
+      </w:pPr>
+      <w:r>
+        <w:t>В Программе должна быть предусмотрена возможность поиска и просмотра</w:t>
       </w:r>
       <w:r>
         <w:t xml:space="preserve"> </w:t>
@@ -671,13 +797,7 @@
         <w:t xml:space="preserve"> </w:t>
       </w:r>
       <w:r>
-        <w:t xml:space="preserve">обучающихся Организации. </w:t>
-      </w:r>
-      <w:r>
-        <w:t>Поиск информации должен выполняться по следующим параметрам</w:t>
-      </w:r>
-      <w:r>
-        <w:t>:</w:t>
+        <w:t>обучающихся Организации. Поиск информации должен выполняться по следующим параметрам:</w:t>
       </w:r>
     </w:p>
     <w:p>
@@ -721,24 +841,5102 @@
     </w:p>
     <w:p>
       <w:pPr>
+        <w:spacing w:after="0"/>
+      </w:pPr>
+      <w:r>
+        <w:t>В результате поиска пользователю должен быть предоставлен список информационных записей (</w:t>
+      </w:r>
+      <w:r>
+        <w:rPr>
+          <w:highlight w:val="yellow"/>
+        </w:rPr>
+        <w:t>см. п. 4.1.3.1</w:t>
+      </w:r>
+      <w:r>
+        <w:t xml:space="preserve">), удовлетворяющих условиям поиска. </w:t>
+      </w:r>
+    </w:p>
+    <w:p>
+      <w:pPr>
+        <w:pStyle w:val="a3"/>
+        <w:tabs>
+          <w:tab w:val="left" w:pos="1560"/>
+        </w:tabs>
+        <w:spacing w:after="0"/>
+        <w:ind w:left="0"/>
+      </w:pPr>
+      <w:r>
+        <w:t>Также должна быть возможность просмотра подробной информации об обучающемся – «карта обучающегося» (</w:t>
+      </w:r>
+      <w:r>
+        <w:rPr>
+          <w:highlight w:val="yellow"/>
+        </w:rPr>
+        <w:t>см. п. 4.1.3.2</w:t>
+      </w:r>
+      <w:r>
+        <w:t>).</w:t>
+      </w:r>
+    </w:p>
+    <w:p>
+      <w:pPr>
+        <w:pStyle w:val="a3"/>
+        <w:tabs>
+          <w:tab w:val="left" w:pos="1560"/>
+        </w:tabs>
+        <w:spacing w:after="0"/>
+        <w:ind w:left="851" w:firstLine="0"/>
+      </w:pPr>
+    </w:p>
+    <w:p>
+      <w:pPr>
+        <w:pStyle w:val="a3"/>
+        <w:numPr>
+          <w:ilvl w:val="2"/>
+          <w:numId w:val="1"/>
+        </w:numPr>
+        <w:tabs>
+          <w:tab w:val="left" w:pos="1560"/>
+        </w:tabs>
+        <w:spacing w:after="0"/>
+        <w:ind w:left="0" w:firstLine="851"/>
+      </w:pPr>
+      <w:r>
+        <w:lastRenderedPageBreak/>
+        <w:t>Требования к организации входных данных</w:t>
+      </w:r>
+      <w:r>
+        <w:rPr>
+          <w:vertAlign w:val="superscript"/>
+        </w:rPr>
+        <w:t>1</w:t>
+      </w:r>
+    </w:p>
+    <w:p>
+      <w:pPr>
+        <w:pStyle w:val="a3"/>
+        <w:tabs>
+          <w:tab w:val="left" w:pos="1560"/>
+        </w:tabs>
+        <w:spacing w:after="0"/>
+        <w:ind w:left="851" w:firstLine="0"/>
+      </w:pPr>
+    </w:p>
+    <w:p>
+      <w:pPr>
+        <w:pStyle w:val="a3"/>
+        <w:numPr>
+          <w:ilvl w:val="3"/>
+          <w:numId w:val="1"/>
+        </w:numPr>
+        <w:tabs>
+          <w:tab w:val="left" w:pos="1701"/>
+        </w:tabs>
+        <w:spacing w:after="0"/>
+        <w:ind w:left="0" w:firstLine="851"/>
+      </w:pPr>
+      <w:r>
+        <w:t>«Карта обучающегося»</w:t>
+      </w:r>
+    </w:p>
+    <w:p>
+      <w:pPr>
+        <w:pStyle w:val="a3"/>
+        <w:tabs>
+          <w:tab w:val="left" w:pos="1701"/>
+        </w:tabs>
+        <w:spacing w:after="0"/>
+        <w:ind w:left="851" w:firstLine="0"/>
+      </w:pPr>
+    </w:p>
+    <w:p>
+      <w:pPr>
+        <w:pStyle w:val="a3"/>
+        <w:tabs>
+          <w:tab w:val="left" w:pos="1701"/>
+        </w:tabs>
+        <w:spacing w:after="0"/>
+        <w:ind w:left="0" w:firstLine="0"/>
+      </w:pPr>
+      <w:r>
+        <w:t>Таблица 4.1 – Карта обучающегося</w:t>
+      </w:r>
+    </w:p>
+    <w:tbl>
+      <w:tblPr>
+        <w:tblStyle w:val="a4"/>
+        <w:tblW w:w="9356" w:type="dxa"/>
+        <w:tblInd w:w="-5" w:type="dxa"/>
+        <w:tblLook w:val="04A0" w:firstRow="1" w:lastRow="0" w:firstColumn="1" w:lastColumn="0" w:noHBand="0" w:noVBand="1"/>
+      </w:tblPr>
+      <w:tblGrid>
+        <w:gridCol w:w="2207"/>
+        <w:gridCol w:w="1961"/>
+        <w:gridCol w:w="1606"/>
+        <w:gridCol w:w="3582"/>
+      </w:tblGrid>
+      <w:tr>
+        <w:tc>
+          <w:tcPr>
+            <w:tcW w:w="2207" w:type="dxa"/>
+          </w:tcPr>
+          <w:p>
+            <w:pPr>
+              <w:pStyle w:val="a3"/>
+              <w:tabs>
+                <w:tab w:val="left" w:pos="1560"/>
+              </w:tabs>
+              <w:ind w:left="0" w:firstLine="0"/>
+              <w:jc w:val="center"/>
+            </w:pPr>
+            <w:r>
+              <w:t>Наименование параметра</w:t>
+            </w:r>
+          </w:p>
+        </w:tc>
+        <w:tc>
+          <w:tcPr>
+            <w:tcW w:w="1961" w:type="dxa"/>
+          </w:tcPr>
+          <w:p>
+            <w:pPr>
+              <w:pStyle w:val="a3"/>
+              <w:tabs>
+                <w:tab w:val="left" w:pos="1560"/>
+              </w:tabs>
+              <w:ind w:left="0" w:firstLine="0"/>
+              <w:jc w:val="center"/>
+            </w:pPr>
+            <w:r>
+              <w:t>Тип</w:t>
+            </w:r>
+          </w:p>
+        </w:tc>
+        <w:tc>
+          <w:tcPr>
+            <w:tcW w:w="1606" w:type="dxa"/>
+          </w:tcPr>
+          <w:p>
+            <w:pPr>
+              <w:pStyle w:val="a3"/>
+              <w:tabs>
+                <w:tab w:val="left" w:pos="1560"/>
+              </w:tabs>
+              <w:ind w:left="0" w:firstLine="0"/>
+              <w:jc w:val="center"/>
+            </w:pPr>
+            <w:r>
+              <w:t>Размер</w:t>
+            </w:r>
+          </w:p>
+        </w:tc>
+        <w:tc>
+          <w:tcPr>
+            <w:tcW w:w="3582" w:type="dxa"/>
+          </w:tcPr>
+          <w:p>
+            <w:pPr>
+              <w:pStyle w:val="a3"/>
+              <w:tabs>
+                <w:tab w:val="left" w:pos="1560"/>
+              </w:tabs>
+              <w:ind w:left="0" w:firstLine="0"/>
+              <w:jc w:val="center"/>
+            </w:pPr>
+            <w:r>
+              <w:t>Описание</w:t>
+            </w:r>
+          </w:p>
+        </w:tc>
+      </w:tr>
+      <w:tr>
+        <w:tc>
+          <w:tcPr>
+            <w:tcW w:w="2207" w:type="dxa"/>
+          </w:tcPr>
+          <w:p>
+            <w:pPr>
+              <w:pStyle w:val="a3"/>
+              <w:tabs>
+                <w:tab w:val="left" w:pos="1560"/>
+              </w:tabs>
+              <w:ind w:left="0" w:firstLine="0"/>
+            </w:pPr>
+            <w:r>
+              <w:t>Фамилия*</w:t>
+            </w:r>
+          </w:p>
+        </w:tc>
+        <w:tc>
+          <w:tcPr>
+            <w:tcW w:w="1961" w:type="dxa"/>
+          </w:tcPr>
+          <w:p>
+            <w:pPr>
+              <w:pStyle w:val="a3"/>
+              <w:tabs>
+                <w:tab w:val="left" w:pos="1560"/>
+              </w:tabs>
+              <w:ind w:left="0" w:firstLine="0"/>
+            </w:pPr>
+            <w:r>
+              <w:t>Строка</w:t>
+            </w:r>
+          </w:p>
+        </w:tc>
+        <w:tc>
+          <w:tcPr>
+            <w:tcW w:w="1606" w:type="dxa"/>
+          </w:tcPr>
+          <w:p>
+            <w:pPr>
+              <w:pStyle w:val="a3"/>
+              <w:tabs>
+                <w:tab w:val="left" w:pos="1560"/>
+              </w:tabs>
+              <w:ind w:left="0" w:firstLine="0"/>
+            </w:pPr>
+            <w:r>
+              <w:t>50</w:t>
+            </w:r>
+          </w:p>
+        </w:tc>
+        <w:tc>
+          <w:tcPr>
+            <w:tcW w:w="3582" w:type="dxa"/>
+          </w:tcPr>
+          <w:p>
+            <w:pPr>
+              <w:pStyle w:val="a3"/>
+              <w:tabs>
+                <w:tab w:val="left" w:pos="1560"/>
+              </w:tabs>
+              <w:ind w:left="0" w:firstLine="0"/>
+            </w:pPr>
+            <w:r>
+              <w:t xml:space="preserve"> </w:t>
+            </w:r>
+          </w:p>
+        </w:tc>
+      </w:tr>
+      <w:tr>
+        <w:tc>
+          <w:tcPr>
+            <w:tcW w:w="2207" w:type="dxa"/>
+          </w:tcPr>
+          <w:p>
+            <w:pPr>
+              <w:pStyle w:val="a3"/>
+              <w:tabs>
+                <w:tab w:val="left" w:pos="1560"/>
+              </w:tabs>
+              <w:ind w:left="0" w:firstLine="0"/>
+            </w:pPr>
+            <w:r>
+              <w:t>Имя*</w:t>
+            </w:r>
+          </w:p>
+        </w:tc>
+        <w:tc>
+          <w:tcPr>
+            <w:tcW w:w="1961" w:type="dxa"/>
+          </w:tcPr>
+          <w:p>
+            <w:pPr>
+              <w:pStyle w:val="a3"/>
+              <w:tabs>
+                <w:tab w:val="left" w:pos="1560"/>
+              </w:tabs>
+              <w:ind w:left="0" w:firstLine="0"/>
+            </w:pPr>
+            <w:r>
+              <w:t>Строка</w:t>
+            </w:r>
+          </w:p>
+        </w:tc>
+        <w:tc>
+          <w:tcPr>
+            <w:tcW w:w="1606" w:type="dxa"/>
+          </w:tcPr>
+          <w:p>
+            <w:pPr>
+              <w:pStyle w:val="a3"/>
+              <w:tabs>
+                <w:tab w:val="left" w:pos="1560"/>
+              </w:tabs>
+              <w:ind w:left="0" w:firstLine="0"/>
+            </w:pPr>
+            <w:r>
+              <w:t>50</w:t>
+            </w:r>
+          </w:p>
+        </w:tc>
+        <w:tc>
+          <w:tcPr>
+            <w:tcW w:w="3582" w:type="dxa"/>
+          </w:tcPr>
+          <w:p>
+            <w:pPr>
+              <w:pStyle w:val="a3"/>
+              <w:tabs>
+                <w:tab w:val="left" w:pos="1560"/>
+              </w:tabs>
+              <w:ind w:left="0" w:firstLine="0"/>
+            </w:pPr>
+          </w:p>
+        </w:tc>
+      </w:tr>
+      <w:tr>
+        <w:tc>
+          <w:tcPr>
+            <w:tcW w:w="2207" w:type="dxa"/>
+          </w:tcPr>
+          <w:p>
+            <w:pPr>
+              <w:pStyle w:val="a3"/>
+              <w:tabs>
+                <w:tab w:val="left" w:pos="1560"/>
+              </w:tabs>
+              <w:ind w:left="0" w:firstLine="0"/>
+            </w:pPr>
+            <w:r>
+              <w:t>Отчество*</w:t>
+            </w:r>
+          </w:p>
+        </w:tc>
+        <w:tc>
+          <w:tcPr>
+            <w:tcW w:w="1961" w:type="dxa"/>
+          </w:tcPr>
+          <w:p>
+            <w:pPr>
+              <w:pStyle w:val="a3"/>
+              <w:tabs>
+                <w:tab w:val="left" w:pos="1560"/>
+              </w:tabs>
+              <w:ind w:left="0" w:firstLine="0"/>
+            </w:pPr>
+            <w:r>
+              <w:t>Строка</w:t>
+            </w:r>
+          </w:p>
+        </w:tc>
+        <w:tc>
+          <w:tcPr>
+            <w:tcW w:w="1606" w:type="dxa"/>
+          </w:tcPr>
+          <w:p>
+            <w:pPr>
+              <w:pStyle w:val="a3"/>
+              <w:tabs>
+                <w:tab w:val="left" w:pos="1560"/>
+              </w:tabs>
+              <w:ind w:left="0" w:firstLine="0"/>
+            </w:pPr>
+            <w:r>
+              <w:t>50</w:t>
+            </w:r>
+          </w:p>
+        </w:tc>
+        <w:tc>
+          <w:tcPr>
+            <w:tcW w:w="3582" w:type="dxa"/>
+          </w:tcPr>
+          <w:p>
+            <w:pPr>
+              <w:pStyle w:val="a3"/>
+              <w:tabs>
+                <w:tab w:val="left" w:pos="1560"/>
+              </w:tabs>
+              <w:ind w:left="0" w:firstLine="0"/>
+            </w:pPr>
+          </w:p>
+        </w:tc>
+      </w:tr>
+      <w:tr>
+        <w:tc>
+          <w:tcPr>
+            <w:tcW w:w="2207" w:type="dxa"/>
+          </w:tcPr>
+          <w:p>
+            <w:pPr>
+              <w:pStyle w:val="a3"/>
+              <w:tabs>
+                <w:tab w:val="left" w:pos="1560"/>
+              </w:tabs>
+              <w:ind w:left="0" w:firstLine="0"/>
+            </w:pPr>
+            <w:r>
+              <w:t>Дата рождения*</w:t>
+            </w:r>
+          </w:p>
+        </w:tc>
+        <w:tc>
+          <w:tcPr>
+            <w:tcW w:w="1961" w:type="dxa"/>
+          </w:tcPr>
+          <w:p>
+            <w:pPr>
+              <w:pStyle w:val="a3"/>
+              <w:tabs>
+                <w:tab w:val="left" w:pos="1560"/>
+              </w:tabs>
+              <w:ind w:left="0" w:firstLine="0"/>
+              <w:rPr>
+                <w:highlight w:val="yellow"/>
+              </w:rPr>
+            </w:pPr>
+            <w:r>
+              <w:t>Дата</w:t>
+            </w:r>
+          </w:p>
+        </w:tc>
+        <w:tc>
+          <w:tcPr>
+            <w:tcW w:w="1606" w:type="dxa"/>
+          </w:tcPr>
+          <w:p>
+            <w:pPr>
+              <w:pStyle w:val="a3"/>
+              <w:tabs>
+                <w:tab w:val="left" w:pos="1560"/>
+              </w:tabs>
+              <w:ind w:left="0" w:firstLine="0"/>
+            </w:pPr>
+          </w:p>
+        </w:tc>
+        <w:tc>
+          <w:tcPr>
+            <w:tcW w:w="3582" w:type="dxa"/>
+          </w:tcPr>
+          <w:p>
+            <w:pPr>
+              <w:pStyle w:val="a3"/>
+              <w:tabs>
+                <w:tab w:val="left" w:pos="1560"/>
+              </w:tabs>
+              <w:ind w:left="0" w:firstLine="0"/>
+            </w:pPr>
+          </w:p>
+        </w:tc>
+      </w:tr>
+      <w:tr>
+        <w:tc>
+          <w:tcPr>
+            <w:tcW w:w="2207" w:type="dxa"/>
+          </w:tcPr>
+          <w:p>
+            <w:pPr>
+              <w:pStyle w:val="a3"/>
+              <w:tabs>
+                <w:tab w:val="left" w:pos="1560"/>
+              </w:tabs>
+              <w:ind w:left="0" w:firstLine="0"/>
+            </w:pPr>
+            <w:r>
+              <w:t>СНИЛС*</w:t>
+            </w:r>
+          </w:p>
+        </w:tc>
+        <w:tc>
+          <w:tcPr>
+            <w:tcW w:w="1961" w:type="dxa"/>
+          </w:tcPr>
+          <w:p>
+            <w:pPr>
+              <w:pStyle w:val="a3"/>
+              <w:tabs>
+                <w:tab w:val="left" w:pos="1560"/>
+              </w:tabs>
+              <w:ind w:left="0" w:firstLine="0"/>
+            </w:pPr>
+            <w:r>
+              <w:t>Строка</w:t>
+            </w:r>
+          </w:p>
+        </w:tc>
+        <w:tc>
+          <w:tcPr>
+            <w:tcW w:w="1606" w:type="dxa"/>
+          </w:tcPr>
+          <w:p>
+            <w:pPr>
+              <w:pStyle w:val="a3"/>
+              <w:tabs>
+                <w:tab w:val="left" w:pos="1560"/>
+              </w:tabs>
+              <w:ind w:left="0" w:firstLine="0"/>
+            </w:pPr>
+            <w:r>
+              <w:t>13</w:t>
+            </w:r>
+          </w:p>
+        </w:tc>
+        <w:tc>
+          <w:tcPr>
+            <w:tcW w:w="3582" w:type="dxa"/>
+          </w:tcPr>
+          <w:p>
+            <w:pPr>
+              <w:pStyle w:val="a3"/>
+              <w:tabs>
+                <w:tab w:val="left" w:pos="1560"/>
+              </w:tabs>
+              <w:ind w:left="0" w:firstLine="0"/>
+            </w:pPr>
+          </w:p>
+        </w:tc>
+      </w:tr>
+      <w:tr>
+        <w:tc>
+          <w:tcPr>
+            <w:tcW w:w="2207" w:type="dxa"/>
+          </w:tcPr>
+          <w:p>
+            <w:pPr>
+              <w:pStyle w:val="a3"/>
+              <w:tabs>
+                <w:tab w:val="left" w:pos="1560"/>
+              </w:tabs>
+              <w:ind w:left="0" w:firstLine="0"/>
+            </w:pPr>
+            <w:r>
+              <w:t>Законченное образование*</w:t>
+            </w:r>
+          </w:p>
+        </w:tc>
+        <w:tc>
+          <w:tcPr>
+            <w:tcW w:w="1961" w:type="dxa"/>
+          </w:tcPr>
+          <w:p>
+            <w:pPr>
+              <w:pStyle w:val="a3"/>
+              <w:tabs>
+                <w:tab w:val="left" w:pos="1560"/>
+              </w:tabs>
+              <w:ind w:left="0" w:firstLine="0"/>
+            </w:pPr>
+            <w:r>
+              <w:t>Строка</w:t>
+            </w:r>
+          </w:p>
+        </w:tc>
+        <w:tc>
+          <w:tcPr>
+            <w:tcW w:w="1606" w:type="dxa"/>
+          </w:tcPr>
+          <w:p>
+            <w:pPr>
+              <w:pStyle w:val="a3"/>
+              <w:tabs>
+                <w:tab w:val="left" w:pos="1560"/>
+              </w:tabs>
+              <w:ind w:left="0" w:firstLine="0"/>
+            </w:pPr>
+            <w:r>
+              <w:t>100</w:t>
+            </w:r>
+          </w:p>
+        </w:tc>
+        <w:tc>
+          <w:tcPr>
+            <w:tcW w:w="3582" w:type="dxa"/>
+          </w:tcPr>
+          <w:p>
+            <w:pPr>
+              <w:pStyle w:val="a3"/>
+              <w:tabs>
+                <w:tab w:val="left" w:pos="1560"/>
+              </w:tabs>
+              <w:ind w:left="0" w:firstLine="0"/>
+            </w:pPr>
+          </w:p>
+        </w:tc>
+      </w:tr>
+      <w:tr>
+        <w:tc>
+          <w:tcPr>
+            <w:tcW w:w="2207" w:type="dxa"/>
+          </w:tcPr>
+          <w:p>
+            <w:pPr>
+              <w:pStyle w:val="a3"/>
+              <w:tabs>
+                <w:tab w:val="left" w:pos="1560"/>
+              </w:tabs>
+              <w:ind w:left="0" w:firstLine="0"/>
+            </w:pPr>
+            <w:r>
+              <w:t>Гражданство*</w:t>
+            </w:r>
+          </w:p>
+        </w:tc>
+        <w:tc>
+          <w:tcPr>
+            <w:tcW w:w="1961" w:type="dxa"/>
+          </w:tcPr>
+          <w:p>
+            <w:pPr>
+              <w:pStyle w:val="a3"/>
+              <w:tabs>
+                <w:tab w:val="left" w:pos="1560"/>
+              </w:tabs>
+              <w:ind w:left="0" w:firstLine="0"/>
+            </w:pPr>
+            <w:r>
+              <w:t>Строка</w:t>
+            </w:r>
+          </w:p>
+        </w:tc>
+        <w:tc>
+          <w:tcPr>
+            <w:tcW w:w="1606" w:type="dxa"/>
+          </w:tcPr>
+          <w:p>
+            <w:pPr>
+              <w:pStyle w:val="a3"/>
+              <w:tabs>
+                <w:tab w:val="left" w:pos="1560"/>
+              </w:tabs>
+              <w:ind w:left="0" w:firstLine="0"/>
+            </w:pPr>
+            <w:r>
+              <w:t>50</w:t>
+            </w:r>
+          </w:p>
+        </w:tc>
+        <w:tc>
+          <w:tcPr>
+            <w:tcW w:w="3582" w:type="dxa"/>
+          </w:tcPr>
+          <w:p>
+            <w:pPr>
+              <w:pStyle w:val="a3"/>
+              <w:tabs>
+                <w:tab w:val="left" w:pos="1560"/>
+              </w:tabs>
+              <w:ind w:left="0" w:firstLine="0"/>
+            </w:pPr>
+          </w:p>
+        </w:tc>
+      </w:tr>
+      <w:tr>
+        <w:tc>
+          <w:tcPr>
+            <w:tcW w:w="2207" w:type="dxa"/>
+          </w:tcPr>
+          <w:p>
+            <w:pPr>
+              <w:pStyle w:val="a3"/>
+              <w:tabs>
+                <w:tab w:val="left" w:pos="1560"/>
+              </w:tabs>
+              <w:ind w:left="0" w:firstLine="0"/>
+            </w:pPr>
+            <w:r>
+              <w:t>Адрес проживания*</w:t>
+            </w:r>
+          </w:p>
+        </w:tc>
+        <w:tc>
+          <w:tcPr>
+            <w:tcW w:w="1961" w:type="dxa"/>
+          </w:tcPr>
+          <w:p>
+            <w:pPr>
+              <w:pStyle w:val="a3"/>
+              <w:tabs>
+                <w:tab w:val="left" w:pos="1560"/>
+              </w:tabs>
+              <w:ind w:left="0" w:firstLine="0"/>
+            </w:pPr>
+            <w:r>
+              <w:t>Строка</w:t>
+            </w:r>
+          </w:p>
+        </w:tc>
+        <w:tc>
+          <w:tcPr>
+            <w:tcW w:w="1606" w:type="dxa"/>
+          </w:tcPr>
+          <w:p>
+            <w:pPr>
+              <w:pStyle w:val="a3"/>
+              <w:tabs>
+                <w:tab w:val="left" w:pos="1560"/>
+              </w:tabs>
+              <w:ind w:left="0" w:firstLine="0"/>
+            </w:pPr>
+            <w:r>
+              <w:t>200</w:t>
+            </w:r>
+          </w:p>
+        </w:tc>
+        <w:tc>
+          <w:tcPr>
+            <w:tcW w:w="3582" w:type="dxa"/>
+          </w:tcPr>
+          <w:p>
+            <w:pPr>
+              <w:pStyle w:val="a3"/>
+              <w:tabs>
+                <w:tab w:val="left" w:pos="1560"/>
+              </w:tabs>
+              <w:ind w:left="0" w:firstLine="0"/>
+            </w:pPr>
+          </w:p>
+        </w:tc>
+      </w:tr>
+      <w:tr>
+        <w:tc>
+          <w:tcPr>
+            <w:tcW w:w="2207" w:type="dxa"/>
+          </w:tcPr>
+          <w:p>
+            <w:pPr>
+              <w:pStyle w:val="a3"/>
+              <w:tabs>
+                <w:tab w:val="left" w:pos="1560"/>
+              </w:tabs>
+              <w:ind w:left="0" w:firstLine="0"/>
+            </w:pPr>
+            <w:r>
+              <w:t>Телефон</w:t>
+            </w:r>
+            <w:r>
+              <w:t>*</w:t>
+            </w:r>
+          </w:p>
+        </w:tc>
+        <w:tc>
+          <w:tcPr>
+            <w:tcW w:w="1961" w:type="dxa"/>
+          </w:tcPr>
+          <w:p>
+            <w:pPr>
+              <w:pStyle w:val="a3"/>
+              <w:tabs>
+                <w:tab w:val="left" w:pos="1560"/>
+              </w:tabs>
+              <w:ind w:left="0" w:firstLine="0"/>
+            </w:pPr>
+            <w:r>
+              <w:t>Строка</w:t>
+            </w:r>
+          </w:p>
+        </w:tc>
+        <w:tc>
+          <w:tcPr>
+            <w:tcW w:w="1606" w:type="dxa"/>
+          </w:tcPr>
+          <w:p>
+            <w:pPr>
+              <w:pStyle w:val="a3"/>
+              <w:tabs>
+                <w:tab w:val="left" w:pos="1560"/>
+              </w:tabs>
+              <w:ind w:left="0" w:firstLine="0"/>
+            </w:pPr>
+            <w:r>
+              <w:t>11</w:t>
+            </w:r>
+          </w:p>
+        </w:tc>
+        <w:tc>
+          <w:tcPr>
+            <w:tcW w:w="3582" w:type="dxa"/>
+          </w:tcPr>
+          <w:p>
+            <w:pPr>
+              <w:pStyle w:val="a3"/>
+              <w:tabs>
+                <w:tab w:val="left" w:pos="1560"/>
+              </w:tabs>
+              <w:ind w:left="0" w:firstLine="0"/>
+            </w:pPr>
+          </w:p>
+        </w:tc>
+      </w:tr>
+      <w:tr>
+        <w:tc>
+          <w:tcPr>
+            <w:tcW w:w="2207" w:type="dxa"/>
+          </w:tcPr>
+          <w:p>
+            <w:pPr>
+              <w:pStyle w:val="a3"/>
+              <w:tabs>
+                <w:tab w:val="left" w:pos="1560"/>
+              </w:tabs>
+              <w:ind w:left="0" w:firstLine="0"/>
+            </w:pPr>
+            <w:r>
+              <w:t>Вид документа*</w:t>
+            </w:r>
+          </w:p>
+        </w:tc>
+        <w:tc>
+          <w:tcPr>
+            <w:tcW w:w="1961" w:type="dxa"/>
+          </w:tcPr>
+          <w:p>
+            <w:pPr>
+              <w:pStyle w:val="a3"/>
+              <w:tabs>
+                <w:tab w:val="left" w:pos="1560"/>
+              </w:tabs>
+              <w:ind w:left="0" w:firstLine="0"/>
+            </w:pPr>
+            <w:r>
+              <w:t>Документ</w:t>
+            </w:r>
+          </w:p>
+        </w:tc>
+        <w:tc>
+          <w:tcPr>
+            <w:tcW w:w="1606" w:type="dxa"/>
+          </w:tcPr>
+          <w:p>
+            <w:pPr>
+              <w:pStyle w:val="a3"/>
+              <w:tabs>
+                <w:tab w:val="left" w:pos="1560"/>
+              </w:tabs>
+              <w:ind w:left="0" w:firstLine="0"/>
+            </w:pPr>
+          </w:p>
+        </w:tc>
+        <w:tc>
+          <w:tcPr>
+            <w:tcW w:w="3582" w:type="dxa"/>
+          </w:tcPr>
+          <w:p>
+            <w:pPr>
+              <w:pStyle w:val="a3"/>
+              <w:tabs>
+                <w:tab w:val="left" w:pos="1560"/>
+              </w:tabs>
+              <w:ind w:left="0" w:firstLine="0"/>
+            </w:pPr>
+            <w:r>
+              <w:t>Ссылка на элемент документа</w:t>
+            </w:r>
+          </w:p>
+        </w:tc>
+      </w:tr>
+      <w:tr>
+        <w:tc>
+          <w:tcPr>
+            <w:tcW w:w="2207" w:type="dxa"/>
+          </w:tcPr>
+          <w:p>
+            <w:pPr>
+              <w:pStyle w:val="a3"/>
+              <w:tabs>
+                <w:tab w:val="left" w:pos="1560"/>
+              </w:tabs>
+              <w:ind w:left="0" w:firstLine="0"/>
+            </w:pPr>
+            <w:r>
+              <w:t>Серия*</w:t>
+            </w:r>
+          </w:p>
+        </w:tc>
+        <w:tc>
+          <w:tcPr>
+            <w:tcW w:w="1961" w:type="dxa"/>
+          </w:tcPr>
+          <w:p>
+            <w:pPr>
+              <w:pStyle w:val="a3"/>
+              <w:tabs>
+                <w:tab w:val="left" w:pos="1560"/>
+              </w:tabs>
+              <w:ind w:left="0" w:firstLine="0"/>
+            </w:pPr>
+            <w:r>
+              <w:t>Документ</w:t>
+            </w:r>
+          </w:p>
+        </w:tc>
+        <w:tc>
+          <w:tcPr>
+            <w:tcW w:w="1606" w:type="dxa"/>
+          </w:tcPr>
+          <w:p>
+            <w:pPr>
+              <w:pStyle w:val="a3"/>
+              <w:tabs>
+                <w:tab w:val="left" w:pos="1560"/>
+              </w:tabs>
+              <w:ind w:left="0" w:firstLine="0"/>
+            </w:pPr>
+          </w:p>
+        </w:tc>
+        <w:tc>
+          <w:tcPr>
+            <w:tcW w:w="3582" w:type="dxa"/>
+          </w:tcPr>
+          <w:p>
+            <w:pPr>
+              <w:pStyle w:val="a3"/>
+              <w:tabs>
+                <w:tab w:val="left" w:pos="1560"/>
+              </w:tabs>
+              <w:ind w:left="0" w:firstLine="0"/>
+            </w:pPr>
+            <w:r>
+              <w:t>Ссылка на элемент документа</w:t>
+            </w:r>
+          </w:p>
+        </w:tc>
+      </w:tr>
+      <w:tr>
+        <w:tc>
+          <w:tcPr>
+            <w:tcW w:w="2207" w:type="dxa"/>
+          </w:tcPr>
+          <w:p>
+            <w:pPr>
+              <w:pStyle w:val="a3"/>
+              <w:tabs>
+                <w:tab w:val="left" w:pos="1560"/>
+              </w:tabs>
+              <w:ind w:left="0" w:firstLine="0"/>
+            </w:pPr>
+            <w:r>
+              <w:t>Номер*</w:t>
+            </w:r>
+          </w:p>
+        </w:tc>
+        <w:tc>
+          <w:tcPr>
+            <w:tcW w:w="1961" w:type="dxa"/>
+          </w:tcPr>
+          <w:p>
+            <w:pPr>
+              <w:pStyle w:val="a3"/>
+              <w:tabs>
+                <w:tab w:val="left" w:pos="1560"/>
+              </w:tabs>
+              <w:ind w:left="0" w:firstLine="0"/>
+            </w:pPr>
+            <w:r>
+              <w:t>Документ</w:t>
+            </w:r>
+          </w:p>
+        </w:tc>
+        <w:tc>
+          <w:tcPr>
+            <w:tcW w:w="1606" w:type="dxa"/>
+          </w:tcPr>
+          <w:p>
+            <w:pPr>
+              <w:pStyle w:val="a3"/>
+              <w:tabs>
+                <w:tab w:val="left" w:pos="1560"/>
+              </w:tabs>
+              <w:ind w:left="0" w:firstLine="0"/>
+            </w:pPr>
+          </w:p>
+        </w:tc>
+        <w:tc>
+          <w:tcPr>
+            <w:tcW w:w="3582" w:type="dxa"/>
+          </w:tcPr>
+          <w:p>
+            <w:pPr>
+              <w:pStyle w:val="a3"/>
+              <w:tabs>
+                <w:tab w:val="left" w:pos="1560"/>
+              </w:tabs>
+              <w:ind w:left="0" w:firstLine="0"/>
+            </w:pPr>
+            <w:r>
+              <w:t>Ссылка на элемент документа</w:t>
+            </w:r>
+          </w:p>
+        </w:tc>
+      </w:tr>
+      <w:tr>
+        <w:tc>
+          <w:tcPr>
+            <w:tcW w:w="2207" w:type="dxa"/>
+          </w:tcPr>
+          <w:p>
+            <w:pPr>
+              <w:pStyle w:val="a3"/>
+              <w:tabs>
+                <w:tab w:val="left" w:pos="1560"/>
+              </w:tabs>
+              <w:ind w:left="0" w:firstLine="0"/>
+            </w:pPr>
+            <w:r>
+              <w:t>Кем выдан*</w:t>
+            </w:r>
+          </w:p>
+        </w:tc>
+        <w:tc>
+          <w:tcPr>
+            <w:tcW w:w="1961" w:type="dxa"/>
+          </w:tcPr>
+          <w:p>
+            <w:pPr>
+              <w:pStyle w:val="a3"/>
+              <w:tabs>
+                <w:tab w:val="left" w:pos="1560"/>
+              </w:tabs>
+              <w:ind w:left="0" w:firstLine="0"/>
+            </w:pPr>
+            <w:r>
+              <w:t>Документ</w:t>
+            </w:r>
+          </w:p>
+        </w:tc>
+        <w:tc>
+          <w:tcPr>
+            <w:tcW w:w="1606" w:type="dxa"/>
+          </w:tcPr>
+          <w:p>
+            <w:pPr>
+              <w:pStyle w:val="a3"/>
+              <w:tabs>
+                <w:tab w:val="left" w:pos="1560"/>
+              </w:tabs>
+              <w:ind w:left="0" w:firstLine="0"/>
+            </w:pPr>
+          </w:p>
+        </w:tc>
+        <w:tc>
+          <w:tcPr>
+            <w:tcW w:w="3582" w:type="dxa"/>
+          </w:tcPr>
+          <w:p>
+            <w:pPr>
+              <w:pStyle w:val="a3"/>
+              <w:tabs>
+                <w:tab w:val="left" w:pos="1560"/>
+              </w:tabs>
+              <w:ind w:left="0" w:firstLine="0"/>
+            </w:pPr>
+            <w:r>
+              <w:t>Ссылка на элемент документа</w:t>
+            </w:r>
+          </w:p>
+        </w:tc>
+      </w:tr>
+      <w:tr>
+        <w:tc>
+          <w:tcPr>
+            <w:tcW w:w="2207" w:type="dxa"/>
+          </w:tcPr>
+          <w:p>
+            <w:pPr>
+              <w:pStyle w:val="a3"/>
+              <w:tabs>
+                <w:tab w:val="left" w:pos="1560"/>
+              </w:tabs>
+              <w:ind w:left="0" w:firstLine="0"/>
+            </w:pPr>
+            <w:r>
+              <w:t>Дата выдачи*</w:t>
+            </w:r>
+          </w:p>
+        </w:tc>
+        <w:tc>
+          <w:tcPr>
+            <w:tcW w:w="1961" w:type="dxa"/>
+          </w:tcPr>
+          <w:p>
+            <w:pPr>
+              <w:pStyle w:val="a3"/>
+              <w:tabs>
+                <w:tab w:val="left" w:pos="1560"/>
+              </w:tabs>
+              <w:ind w:left="0" w:firstLine="0"/>
+            </w:pPr>
+            <w:r>
+              <w:t>Документ</w:t>
+            </w:r>
+          </w:p>
+        </w:tc>
+        <w:tc>
+          <w:tcPr>
+            <w:tcW w:w="1606" w:type="dxa"/>
+          </w:tcPr>
+          <w:p>
+            <w:pPr>
+              <w:pStyle w:val="a3"/>
+              <w:tabs>
+                <w:tab w:val="left" w:pos="1560"/>
+              </w:tabs>
+              <w:ind w:left="0" w:firstLine="0"/>
+            </w:pPr>
+          </w:p>
+        </w:tc>
+        <w:tc>
+          <w:tcPr>
+            <w:tcW w:w="3582" w:type="dxa"/>
+          </w:tcPr>
+          <w:p>
+            <w:pPr>
+              <w:pStyle w:val="a3"/>
+              <w:tabs>
+                <w:tab w:val="left" w:pos="1560"/>
+              </w:tabs>
+              <w:ind w:left="0" w:firstLine="0"/>
+            </w:pPr>
+            <w:r>
+              <w:t>Ссылка на элемент документа</w:t>
+            </w:r>
+          </w:p>
+        </w:tc>
+      </w:tr>
+      <w:tr>
+        <w:tc>
+          <w:tcPr>
+            <w:tcW w:w="2207" w:type="dxa"/>
+          </w:tcPr>
+          <w:p>
+            <w:pPr>
+              <w:pStyle w:val="a3"/>
+              <w:tabs>
+                <w:tab w:val="left" w:pos="1560"/>
+              </w:tabs>
+              <w:ind w:left="0" w:firstLine="0"/>
+            </w:pPr>
+            <w:r>
+              <w:lastRenderedPageBreak/>
+              <w:t>Номер договора</w:t>
+            </w:r>
+            <w:r>
+              <w:t>*</w:t>
+            </w:r>
+          </w:p>
+        </w:tc>
+        <w:tc>
+          <w:tcPr>
+            <w:tcW w:w="1961" w:type="dxa"/>
+          </w:tcPr>
+          <w:p>
+            <w:pPr>
+              <w:pStyle w:val="a3"/>
+              <w:tabs>
+                <w:tab w:val="left" w:pos="1560"/>
+              </w:tabs>
+              <w:ind w:left="0" w:firstLine="0"/>
+            </w:pPr>
+            <w:r>
+              <w:t xml:space="preserve">Договор </w:t>
+            </w:r>
+          </w:p>
+        </w:tc>
+        <w:tc>
+          <w:tcPr>
+            <w:tcW w:w="1606" w:type="dxa"/>
+          </w:tcPr>
+          <w:p>
+            <w:pPr>
+              <w:pStyle w:val="a3"/>
+              <w:tabs>
+                <w:tab w:val="left" w:pos="1560"/>
+              </w:tabs>
+              <w:ind w:left="0" w:firstLine="0"/>
+            </w:pPr>
+          </w:p>
+        </w:tc>
+        <w:tc>
+          <w:tcPr>
+            <w:tcW w:w="3582" w:type="dxa"/>
+          </w:tcPr>
+          <w:p>
+            <w:pPr>
+              <w:pStyle w:val="a3"/>
+              <w:tabs>
+                <w:tab w:val="left" w:pos="1560"/>
+              </w:tabs>
+              <w:ind w:left="0" w:firstLine="0"/>
+            </w:pPr>
+            <w:r>
+              <w:t xml:space="preserve">Ссылка на элемент </w:t>
+            </w:r>
+            <w:r>
+              <w:t>договора</w:t>
+            </w:r>
+          </w:p>
+        </w:tc>
+      </w:tr>
+      <w:tr>
+        <w:tc>
+          <w:tcPr>
+            <w:tcW w:w="2207" w:type="dxa"/>
+          </w:tcPr>
+          <w:p>
+            <w:pPr>
+              <w:pStyle w:val="a3"/>
+              <w:tabs>
+                <w:tab w:val="left" w:pos="1560"/>
+              </w:tabs>
+              <w:ind w:left="0" w:firstLine="0"/>
+            </w:pPr>
+            <w:r>
+              <w:t>Дата заключения договора</w:t>
+            </w:r>
+          </w:p>
+        </w:tc>
+        <w:tc>
+          <w:tcPr>
+            <w:tcW w:w="1961" w:type="dxa"/>
+          </w:tcPr>
+          <w:p>
+            <w:pPr>
+              <w:pStyle w:val="a3"/>
+              <w:tabs>
+                <w:tab w:val="left" w:pos="1560"/>
+              </w:tabs>
+              <w:ind w:left="0" w:firstLine="0"/>
+            </w:pPr>
+            <w:r>
+              <w:t>Договор</w:t>
+            </w:r>
+          </w:p>
+        </w:tc>
+        <w:tc>
+          <w:tcPr>
+            <w:tcW w:w="1606" w:type="dxa"/>
+          </w:tcPr>
+          <w:p>
+            <w:pPr>
+              <w:pStyle w:val="a3"/>
+              <w:tabs>
+                <w:tab w:val="left" w:pos="1560"/>
+              </w:tabs>
+              <w:ind w:left="0" w:firstLine="0"/>
+            </w:pPr>
+          </w:p>
+        </w:tc>
+        <w:tc>
+          <w:tcPr>
+            <w:tcW w:w="3582" w:type="dxa"/>
+          </w:tcPr>
+          <w:p>
+            <w:pPr>
+              <w:pStyle w:val="a3"/>
+              <w:tabs>
+                <w:tab w:val="left" w:pos="1560"/>
+              </w:tabs>
+              <w:ind w:left="0" w:firstLine="0"/>
+            </w:pPr>
+            <w:r>
+              <w:t xml:space="preserve">Ссылка на элемент </w:t>
+            </w:r>
+            <w:r>
+              <w:t>договора</w:t>
+            </w:r>
+          </w:p>
+        </w:tc>
+      </w:tr>
+      <w:tr>
+        <w:tc>
+          <w:tcPr>
+            <w:tcW w:w="2207" w:type="dxa"/>
+          </w:tcPr>
+          <w:p>
+            <w:pPr>
+              <w:pStyle w:val="a3"/>
+              <w:tabs>
+                <w:tab w:val="left" w:pos="1560"/>
+              </w:tabs>
+              <w:ind w:left="0" w:firstLine="0"/>
+            </w:pPr>
+            <w:r>
+              <w:t>Начало обучения*</w:t>
+            </w:r>
+          </w:p>
+        </w:tc>
+        <w:tc>
+          <w:tcPr>
+            <w:tcW w:w="1961" w:type="dxa"/>
+          </w:tcPr>
+          <w:p>
+            <w:pPr>
+              <w:pStyle w:val="a3"/>
+              <w:tabs>
+                <w:tab w:val="left" w:pos="1560"/>
+              </w:tabs>
+              <w:ind w:left="0" w:firstLine="0"/>
+            </w:pPr>
+            <w:r>
+              <w:t xml:space="preserve">Договор </w:t>
+            </w:r>
+          </w:p>
+        </w:tc>
+        <w:tc>
+          <w:tcPr>
+            <w:tcW w:w="1606" w:type="dxa"/>
+          </w:tcPr>
+          <w:p>
+            <w:pPr>
+              <w:pStyle w:val="a3"/>
+              <w:tabs>
+                <w:tab w:val="left" w:pos="1560"/>
+              </w:tabs>
+              <w:ind w:left="0" w:firstLine="0"/>
+            </w:pPr>
+          </w:p>
+        </w:tc>
+        <w:tc>
+          <w:tcPr>
+            <w:tcW w:w="3582" w:type="dxa"/>
+          </w:tcPr>
+          <w:p>
+            <w:pPr>
+              <w:pStyle w:val="a3"/>
+              <w:tabs>
+                <w:tab w:val="left" w:pos="1560"/>
+              </w:tabs>
+              <w:ind w:left="0" w:firstLine="0"/>
+            </w:pPr>
+            <w:r>
+              <w:t>Ссылка на элемент договора</w:t>
+            </w:r>
+          </w:p>
+        </w:tc>
+      </w:tr>
+      <w:tr>
+        <w:tc>
+          <w:tcPr>
+            <w:tcW w:w="2207" w:type="dxa"/>
+          </w:tcPr>
+          <w:p>
+            <w:pPr>
+              <w:pStyle w:val="a3"/>
+              <w:tabs>
+                <w:tab w:val="left" w:pos="1560"/>
+              </w:tabs>
+              <w:ind w:left="0" w:firstLine="0"/>
+            </w:pPr>
+            <w:r>
+              <w:t>Конец обучения*</w:t>
+            </w:r>
+          </w:p>
+        </w:tc>
+        <w:tc>
+          <w:tcPr>
+            <w:tcW w:w="1961" w:type="dxa"/>
+          </w:tcPr>
+          <w:p>
+            <w:pPr>
+              <w:pStyle w:val="a3"/>
+              <w:tabs>
+                <w:tab w:val="left" w:pos="1560"/>
+              </w:tabs>
+              <w:ind w:left="0" w:firstLine="0"/>
+            </w:pPr>
+            <w:r>
+              <w:t>Договор</w:t>
+            </w:r>
+          </w:p>
+        </w:tc>
+        <w:tc>
+          <w:tcPr>
+            <w:tcW w:w="1606" w:type="dxa"/>
+          </w:tcPr>
+          <w:p>
+            <w:pPr>
+              <w:pStyle w:val="a3"/>
+              <w:tabs>
+                <w:tab w:val="left" w:pos="1560"/>
+              </w:tabs>
+              <w:ind w:left="0" w:firstLine="0"/>
+            </w:pPr>
+          </w:p>
+        </w:tc>
+        <w:tc>
+          <w:tcPr>
+            <w:tcW w:w="3582" w:type="dxa"/>
+          </w:tcPr>
+          <w:p>
+            <w:pPr>
+              <w:pStyle w:val="a3"/>
+              <w:tabs>
+                <w:tab w:val="left" w:pos="1560"/>
+              </w:tabs>
+              <w:ind w:left="0" w:firstLine="0"/>
+            </w:pPr>
+            <w:r>
+              <w:t>Ссылка на элемент договора</w:t>
+            </w:r>
+          </w:p>
+        </w:tc>
+      </w:tr>
+      <w:tr>
+        <w:tc>
+          <w:tcPr>
+            <w:tcW w:w="2207" w:type="dxa"/>
+          </w:tcPr>
+          <w:p>
+            <w:pPr>
+              <w:pStyle w:val="a3"/>
+              <w:tabs>
+                <w:tab w:val="left" w:pos="1560"/>
+              </w:tabs>
+              <w:ind w:left="0" w:firstLine="0"/>
+            </w:pPr>
+            <w:r>
+              <w:t>Вид программы обучения*</w:t>
+            </w:r>
+          </w:p>
+        </w:tc>
+        <w:tc>
+          <w:tcPr>
+            <w:tcW w:w="1961" w:type="dxa"/>
+          </w:tcPr>
+          <w:p>
+            <w:pPr>
+              <w:pStyle w:val="a3"/>
+              <w:tabs>
+                <w:tab w:val="left" w:pos="1560"/>
+              </w:tabs>
+              <w:ind w:left="0" w:firstLine="0"/>
+            </w:pPr>
+            <w:r>
+              <w:t>Программа обучения</w:t>
+            </w:r>
+          </w:p>
+        </w:tc>
+        <w:tc>
+          <w:tcPr>
+            <w:tcW w:w="1606" w:type="dxa"/>
+          </w:tcPr>
+          <w:p>
+            <w:pPr>
+              <w:pStyle w:val="a3"/>
+              <w:tabs>
+                <w:tab w:val="left" w:pos="1560"/>
+              </w:tabs>
+              <w:ind w:left="0" w:firstLine="0"/>
+            </w:pPr>
+          </w:p>
+        </w:tc>
+        <w:tc>
+          <w:tcPr>
+            <w:tcW w:w="3582" w:type="dxa"/>
+          </w:tcPr>
+          <w:p>
+            <w:pPr>
+              <w:pStyle w:val="a3"/>
+              <w:tabs>
+                <w:tab w:val="left" w:pos="1560"/>
+              </w:tabs>
+              <w:ind w:left="0" w:firstLine="0"/>
+            </w:pPr>
+            <w:r>
+              <w:t xml:space="preserve">Ссылка на элемент </w:t>
+            </w:r>
+            <w:r>
+              <w:t>программы обучения</w:t>
+            </w:r>
+          </w:p>
+        </w:tc>
+      </w:tr>
+      <w:tr>
+        <w:tc>
+          <w:tcPr>
+            <w:tcW w:w="2207" w:type="dxa"/>
+          </w:tcPr>
+          <w:p>
+            <w:pPr>
+              <w:pStyle w:val="a3"/>
+              <w:tabs>
+                <w:tab w:val="left" w:pos="1560"/>
+              </w:tabs>
+              <w:ind w:left="0" w:firstLine="0"/>
+            </w:pPr>
+            <w:r>
+              <w:t>Название программы обучения*</w:t>
+            </w:r>
+          </w:p>
+        </w:tc>
+        <w:tc>
+          <w:tcPr>
+            <w:tcW w:w="1961" w:type="dxa"/>
+          </w:tcPr>
+          <w:p>
+            <w:pPr>
+              <w:pStyle w:val="a3"/>
+              <w:tabs>
+                <w:tab w:val="left" w:pos="1560"/>
+              </w:tabs>
+              <w:ind w:left="0" w:firstLine="0"/>
+            </w:pPr>
+            <w:r>
+              <w:t>Программа обучения</w:t>
+            </w:r>
+          </w:p>
+        </w:tc>
+        <w:tc>
+          <w:tcPr>
+            <w:tcW w:w="1606" w:type="dxa"/>
+          </w:tcPr>
+          <w:p>
+            <w:pPr>
+              <w:pStyle w:val="a3"/>
+              <w:tabs>
+                <w:tab w:val="left" w:pos="1560"/>
+              </w:tabs>
+              <w:ind w:left="0" w:firstLine="0"/>
+            </w:pPr>
+          </w:p>
+        </w:tc>
+        <w:tc>
+          <w:tcPr>
+            <w:tcW w:w="3582" w:type="dxa"/>
+          </w:tcPr>
+          <w:p>
+            <w:pPr>
+              <w:pStyle w:val="a3"/>
+              <w:tabs>
+                <w:tab w:val="left" w:pos="1560"/>
+              </w:tabs>
+              <w:ind w:left="0" w:firstLine="0"/>
+            </w:pPr>
+            <w:r>
+              <w:t>Ссылка на элемент программы обучения</w:t>
+            </w:r>
+          </w:p>
+        </w:tc>
+      </w:tr>
+      <w:tr>
+        <w:tc>
+          <w:tcPr>
+            <w:tcW w:w="2207" w:type="dxa"/>
+          </w:tcPr>
+          <w:p>
+            <w:pPr>
+              <w:pStyle w:val="a3"/>
+              <w:tabs>
+                <w:tab w:val="left" w:pos="1560"/>
+              </w:tabs>
+              <w:ind w:left="0" w:firstLine="0"/>
+            </w:pPr>
+            <w:r>
+              <w:t>Стоимость</w:t>
+            </w:r>
+            <w:r>
+              <w:t>*</w:t>
+            </w:r>
+          </w:p>
+        </w:tc>
+        <w:tc>
+          <w:tcPr>
+            <w:tcW w:w="1961" w:type="dxa"/>
+          </w:tcPr>
+          <w:p>
+            <w:pPr>
+              <w:pStyle w:val="a3"/>
+              <w:tabs>
+                <w:tab w:val="left" w:pos="1560"/>
+              </w:tabs>
+              <w:ind w:left="0" w:firstLine="0"/>
+            </w:pPr>
+            <w:r>
+              <w:t>Программа обучения</w:t>
+            </w:r>
+          </w:p>
+        </w:tc>
+        <w:tc>
+          <w:tcPr>
+            <w:tcW w:w="1606" w:type="dxa"/>
+          </w:tcPr>
+          <w:p>
+            <w:pPr>
+              <w:pStyle w:val="a3"/>
+              <w:tabs>
+                <w:tab w:val="left" w:pos="1560"/>
+              </w:tabs>
+              <w:ind w:left="0" w:firstLine="0"/>
+            </w:pPr>
+          </w:p>
+        </w:tc>
+        <w:tc>
+          <w:tcPr>
+            <w:tcW w:w="3582" w:type="dxa"/>
+          </w:tcPr>
+          <w:p>
+            <w:pPr>
+              <w:pStyle w:val="a3"/>
+              <w:tabs>
+                <w:tab w:val="left" w:pos="1560"/>
+              </w:tabs>
+              <w:ind w:left="0" w:firstLine="0"/>
+            </w:pPr>
+            <w:r>
+              <w:t>Ссылка на элемент программы обучения</w:t>
+            </w:r>
+          </w:p>
+        </w:tc>
+      </w:tr>
+      <w:tr>
+        <w:tc>
+          <w:tcPr>
+            <w:tcW w:w="2207" w:type="dxa"/>
+          </w:tcPr>
+          <w:p>
+            <w:pPr>
+              <w:pStyle w:val="a3"/>
+              <w:tabs>
+                <w:tab w:val="left" w:pos="1560"/>
+              </w:tabs>
+              <w:ind w:left="0" w:firstLine="0"/>
+            </w:pPr>
+            <w:r>
+              <w:t>Получаемый разряд</w:t>
+            </w:r>
+          </w:p>
+        </w:tc>
+        <w:tc>
+          <w:tcPr>
+            <w:tcW w:w="1961" w:type="dxa"/>
+          </w:tcPr>
+          <w:p>
+            <w:pPr>
+              <w:pStyle w:val="a3"/>
+              <w:tabs>
+                <w:tab w:val="left" w:pos="1560"/>
+              </w:tabs>
+              <w:ind w:left="0" w:firstLine="0"/>
+            </w:pPr>
+            <w:r>
+              <w:t xml:space="preserve">Разряд </w:t>
+            </w:r>
+          </w:p>
+        </w:tc>
+        <w:tc>
+          <w:tcPr>
+            <w:tcW w:w="1606" w:type="dxa"/>
+          </w:tcPr>
+          <w:p>
+            <w:pPr>
+              <w:pStyle w:val="a3"/>
+              <w:tabs>
+                <w:tab w:val="left" w:pos="1560"/>
+              </w:tabs>
+              <w:ind w:left="0" w:firstLine="0"/>
+            </w:pPr>
+          </w:p>
+        </w:tc>
+        <w:tc>
+          <w:tcPr>
+            <w:tcW w:w="3582" w:type="dxa"/>
+          </w:tcPr>
+          <w:p>
+            <w:pPr>
+              <w:pStyle w:val="a3"/>
+              <w:tabs>
+                <w:tab w:val="left" w:pos="1560"/>
+              </w:tabs>
+              <w:ind w:left="0" w:firstLine="0"/>
+            </w:pPr>
+            <w:r>
+              <w:t xml:space="preserve">Ссылка на элемент </w:t>
+            </w:r>
+            <w:r>
+              <w:t>разряда</w:t>
+            </w:r>
+          </w:p>
+        </w:tc>
+      </w:tr>
+      <w:tr>
+        <w:tc>
+          <w:tcPr>
+            <w:tcW w:w="2207" w:type="dxa"/>
+          </w:tcPr>
+          <w:p>
+            <w:pPr>
+              <w:pStyle w:val="a3"/>
+              <w:tabs>
+                <w:tab w:val="left" w:pos="1560"/>
+              </w:tabs>
+              <w:ind w:left="0" w:firstLine="0"/>
+            </w:pPr>
+            <w:r>
+              <w:t>Направляющая организация</w:t>
+            </w:r>
+          </w:p>
+        </w:tc>
+        <w:tc>
+          <w:tcPr>
+            <w:tcW w:w="1961" w:type="dxa"/>
+          </w:tcPr>
+          <w:p>
+            <w:pPr>
+              <w:pStyle w:val="a3"/>
+              <w:tabs>
+                <w:tab w:val="left" w:pos="1560"/>
+              </w:tabs>
+              <w:ind w:left="0" w:firstLine="0"/>
+            </w:pPr>
+            <w:r>
+              <w:t>Организация</w:t>
+            </w:r>
+          </w:p>
+        </w:tc>
+        <w:tc>
+          <w:tcPr>
+            <w:tcW w:w="1606" w:type="dxa"/>
+          </w:tcPr>
+          <w:p>
+            <w:pPr>
+              <w:pStyle w:val="a3"/>
+              <w:tabs>
+                <w:tab w:val="left" w:pos="1560"/>
+              </w:tabs>
+              <w:ind w:left="0" w:firstLine="0"/>
+            </w:pPr>
+          </w:p>
+        </w:tc>
+        <w:tc>
+          <w:tcPr>
+            <w:tcW w:w="3582" w:type="dxa"/>
+          </w:tcPr>
+          <w:p>
+            <w:pPr>
+              <w:pStyle w:val="a3"/>
+              <w:tabs>
+                <w:tab w:val="left" w:pos="1560"/>
+              </w:tabs>
+              <w:ind w:left="0" w:firstLine="0"/>
+            </w:pPr>
+            <w:r>
+              <w:t xml:space="preserve">Ссылка на элемент </w:t>
+            </w:r>
+            <w:r>
+              <w:t>организацию</w:t>
+            </w:r>
+          </w:p>
+        </w:tc>
+      </w:tr>
+    </w:tbl>
+    <w:p>
+      <w:pPr>
+        <w:pStyle w:val="a3"/>
+        <w:tabs>
+          <w:tab w:val="left" w:pos="1560"/>
+        </w:tabs>
+        <w:spacing w:after="0"/>
+        <w:ind w:left="1728" w:firstLine="0"/>
+      </w:pPr>
+    </w:p>
+    <w:p>
+      <w:pPr>
+        <w:pStyle w:val="a3"/>
+        <w:numPr>
+          <w:ilvl w:val="3"/>
+          <w:numId w:val="1"/>
+        </w:numPr>
+        <w:tabs>
+          <w:tab w:val="left" w:pos="1701"/>
+        </w:tabs>
+        <w:spacing w:after="0"/>
+        <w:ind w:left="0" w:firstLine="851"/>
+      </w:pPr>
+      <w:r>
+        <w:t>Пользователь</w:t>
+      </w:r>
+    </w:p>
+    <w:p>
+      <w:pPr>
+        <w:pStyle w:val="a3"/>
+        <w:tabs>
+          <w:tab w:val="left" w:pos="1701"/>
+        </w:tabs>
+        <w:spacing w:after="0"/>
+        <w:ind w:left="851" w:firstLine="0"/>
+      </w:pPr>
+    </w:p>
+    <w:p>
+      <w:pPr>
+        <w:tabs>
+          <w:tab w:val="left" w:pos="1701"/>
+        </w:tabs>
+        <w:spacing w:after="0"/>
         <w:ind w:firstLine="0"/>
       </w:pPr>
+      <w:r>
+        <w:t>Таблица 4.2 – Пользователь</w:t>
+      </w:r>
+    </w:p>
+    <w:tbl>
+      <w:tblPr>
+        <w:tblStyle w:val="a4"/>
+        <w:tblW w:w="9356" w:type="dxa"/>
+        <w:tblInd w:w="-5" w:type="dxa"/>
+        <w:tblLook w:val="04A0" w:firstRow="1" w:lastRow="0" w:firstColumn="1" w:lastColumn="0" w:noHBand="0" w:noVBand="1"/>
+      </w:tblPr>
+      <w:tblGrid>
+        <w:gridCol w:w="2268"/>
+        <w:gridCol w:w="1843"/>
+        <w:gridCol w:w="1843"/>
+        <w:gridCol w:w="3402"/>
+      </w:tblGrid>
+      <w:tr>
+        <w:tc>
+          <w:tcPr>
+            <w:tcW w:w="2268" w:type="dxa"/>
+          </w:tcPr>
+          <w:p>
+            <w:pPr>
+              <w:pStyle w:val="a3"/>
+              <w:tabs>
+                <w:tab w:val="left" w:pos="1560"/>
+              </w:tabs>
+              <w:ind w:left="-1845" w:right="-1808" w:firstLine="0"/>
+              <w:jc w:val="center"/>
+            </w:pPr>
+            <w:r>
+              <w:t xml:space="preserve">Наименование </w:t>
+            </w:r>
+          </w:p>
+          <w:p>
+            <w:pPr>
+              <w:pStyle w:val="a3"/>
+              <w:tabs>
+                <w:tab w:val="left" w:pos="1560"/>
+              </w:tabs>
+              <w:ind w:left="-1845" w:right="-1808" w:firstLine="0"/>
+              <w:jc w:val="center"/>
+            </w:pPr>
+            <w:r>
+              <w:t>параметра</w:t>
+            </w:r>
+          </w:p>
+        </w:tc>
+        <w:tc>
+          <w:tcPr>
+            <w:tcW w:w="1843" w:type="dxa"/>
+          </w:tcPr>
+          <w:p>
+            <w:pPr>
+              <w:pStyle w:val="a3"/>
+              <w:tabs>
+                <w:tab w:val="left" w:pos="1560"/>
+              </w:tabs>
+              <w:ind w:left="0" w:firstLine="0"/>
+              <w:jc w:val="center"/>
+            </w:pPr>
+            <w:r>
+              <w:t>Тип</w:t>
+            </w:r>
+          </w:p>
+        </w:tc>
+        <w:tc>
+          <w:tcPr>
+            <w:tcW w:w="1843" w:type="dxa"/>
+          </w:tcPr>
+          <w:p>
+            <w:pPr>
+              <w:pStyle w:val="a3"/>
+              <w:tabs>
+                <w:tab w:val="left" w:pos="1560"/>
+              </w:tabs>
+              <w:ind w:left="0" w:firstLine="0"/>
+              <w:jc w:val="center"/>
+            </w:pPr>
+            <w:r>
+              <w:t>Размер</w:t>
+            </w:r>
+          </w:p>
+        </w:tc>
+        <w:tc>
+          <w:tcPr>
+            <w:tcW w:w="3402" w:type="dxa"/>
+          </w:tcPr>
+          <w:p>
+            <w:pPr>
+              <w:pStyle w:val="a3"/>
+              <w:tabs>
+                <w:tab w:val="left" w:pos="1560"/>
+              </w:tabs>
+              <w:ind w:left="0" w:firstLine="0"/>
+              <w:jc w:val="center"/>
+            </w:pPr>
+            <w:r>
+              <w:t>Описание параметра</w:t>
+            </w:r>
+          </w:p>
+        </w:tc>
+      </w:tr>
+      <w:tr>
+        <w:tc>
+          <w:tcPr>
+            <w:tcW w:w="2268" w:type="dxa"/>
+          </w:tcPr>
+          <w:p>
+            <w:pPr>
+              <w:pStyle w:val="a3"/>
+              <w:tabs>
+                <w:tab w:val="left" w:pos="1560"/>
+              </w:tabs>
+              <w:ind w:left="0" w:firstLine="0"/>
+            </w:pPr>
+            <w:r>
+              <w:t>Фамилия*</w:t>
+            </w:r>
+          </w:p>
+        </w:tc>
+        <w:tc>
+          <w:tcPr>
+            <w:tcW w:w="1843" w:type="dxa"/>
+          </w:tcPr>
+          <w:p>
+            <w:pPr>
+              <w:pStyle w:val="a3"/>
+              <w:tabs>
+                <w:tab w:val="left" w:pos="1560"/>
+              </w:tabs>
+              <w:ind w:left="0" w:firstLine="0"/>
+            </w:pPr>
+            <w:r>
+              <w:t>Строка</w:t>
+            </w:r>
+          </w:p>
+        </w:tc>
+        <w:tc>
+          <w:tcPr>
+            <w:tcW w:w="1843" w:type="dxa"/>
+          </w:tcPr>
+          <w:p>
+            <w:pPr>
+              <w:pStyle w:val="a3"/>
+              <w:tabs>
+                <w:tab w:val="left" w:pos="1560"/>
+              </w:tabs>
+              <w:ind w:left="0" w:firstLine="0"/>
+            </w:pPr>
+            <w:r>
+              <w:t>50</w:t>
+            </w:r>
+          </w:p>
+        </w:tc>
+        <w:tc>
+          <w:tcPr>
+            <w:tcW w:w="3402" w:type="dxa"/>
+          </w:tcPr>
+          <w:p>
+            <w:pPr>
+              <w:pStyle w:val="a3"/>
+              <w:tabs>
+                <w:tab w:val="left" w:pos="1560"/>
+              </w:tabs>
+              <w:ind w:left="0" w:firstLine="0"/>
+            </w:pPr>
+          </w:p>
+        </w:tc>
+      </w:tr>
+      <w:tr>
+        <w:tc>
+          <w:tcPr>
+            <w:tcW w:w="2268" w:type="dxa"/>
+          </w:tcPr>
+          <w:p>
+            <w:pPr>
+              <w:pStyle w:val="a3"/>
+              <w:tabs>
+                <w:tab w:val="left" w:pos="1560"/>
+              </w:tabs>
+              <w:ind w:left="0" w:firstLine="0"/>
+            </w:pPr>
+            <w:r>
+              <w:t>Имя*</w:t>
+            </w:r>
+          </w:p>
+        </w:tc>
+        <w:tc>
+          <w:tcPr>
+            <w:tcW w:w="1843" w:type="dxa"/>
+          </w:tcPr>
+          <w:p>
+            <w:pPr>
+              <w:pStyle w:val="a3"/>
+              <w:tabs>
+                <w:tab w:val="left" w:pos="1560"/>
+              </w:tabs>
+              <w:ind w:left="0" w:firstLine="0"/>
+            </w:pPr>
+            <w:r>
+              <w:t>Строка</w:t>
+            </w:r>
+          </w:p>
+        </w:tc>
+        <w:tc>
+          <w:tcPr>
+            <w:tcW w:w="1843" w:type="dxa"/>
+          </w:tcPr>
+          <w:p>
+            <w:pPr>
+              <w:pStyle w:val="a3"/>
+              <w:tabs>
+                <w:tab w:val="left" w:pos="1560"/>
+              </w:tabs>
+              <w:ind w:left="0" w:firstLine="0"/>
+            </w:pPr>
+            <w:r>
+              <w:t>50</w:t>
+            </w:r>
+          </w:p>
+        </w:tc>
+        <w:tc>
+          <w:tcPr>
+            <w:tcW w:w="3402" w:type="dxa"/>
+          </w:tcPr>
+          <w:p>
+            <w:pPr>
+              <w:pStyle w:val="a3"/>
+              <w:tabs>
+                <w:tab w:val="left" w:pos="1560"/>
+              </w:tabs>
+              <w:ind w:left="0" w:firstLine="0"/>
+            </w:pPr>
+          </w:p>
+        </w:tc>
+      </w:tr>
+      <w:tr>
+        <w:tc>
+          <w:tcPr>
+            <w:tcW w:w="2268" w:type="dxa"/>
+          </w:tcPr>
+          <w:p>
+            <w:pPr>
+              <w:pStyle w:val="a3"/>
+              <w:tabs>
+                <w:tab w:val="left" w:pos="1560"/>
+              </w:tabs>
+              <w:ind w:left="0" w:firstLine="0"/>
+            </w:pPr>
+            <w:r>
+              <w:t>Отчество*</w:t>
+            </w:r>
+          </w:p>
+        </w:tc>
+        <w:tc>
+          <w:tcPr>
+            <w:tcW w:w="1843" w:type="dxa"/>
+          </w:tcPr>
+          <w:p>
+            <w:pPr>
+              <w:pStyle w:val="a3"/>
+              <w:tabs>
+                <w:tab w:val="left" w:pos="1560"/>
+              </w:tabs>
+              <w:ind w:left="0" w:firstLine="0"/>
+            </w:pPr>
+            <w:r>
+              <w:t>Строка</w:t>
+            </w:r>
+          </w:p>
+        </w:tc>
+        <w:tc>
+          <w:tcPr>
+            <w:tcW w:w="1843" w:type="dxa"/>
+          </w:tcPr>
+          <w:p>
+            <w:pPr>
+              <w:pStyle w:val="a3"/>
+              <w:tabs>
+                <w:tab w:val="left" w:pos="1560"/>
+              </w:tabs>
+              <w:ind w:left="0" w:firstLine="0"/>
+            </w:pPr>
+            <w:r>
+              <w:t>50</w:t>
+            </w:r>
+          </w:p>
+        </w:tc>
+        <w:tc>
+          <w:tcPr>
+            <w:tcW w:w="3402" w:type="dxa"/>
+          </w:tcPr>
+          <w:p>
+            <w:pPr>
+              <w:pStyle w:val="a3"/>
+              <w:tabs>
+                <w:tab w:val="left" w:pos="1560"/>
+              </w:tabs>
+              <w:ind w:left="0" w:firstLine="0"/>
+            </w:pPr>
+          </w:p>
+        </w:tc>
+      </w:tr>
+      <w:tr>
+        <w:tc>
+          <w:tcPr>
+            <w:tcW w:w="2268" w:type="dxa"/>
+          </w:tcPr>
+          <w:p>
+            <w:pPr>
+              <w:pStyle w:val="a3"/>
+              <w:tabs>
+                <w:tab w:val="left" w:pos="1560"/>
+              </w:tabs>
+              <w:ind w:left="0" w:firstLine="0"/>
+            </w:pPr>
+            <w:r>
+              <w:lastRenderedPageBreak/>
+              <w:t>Логин</w:t>
+            </w:r>
+          </w:p>
+        </w:tc>
+        <w:tc>
+          <w:tcPr>
+            <w:tcW w:w="1843" w:type="dxa"/>
+          </w:tcPr>
+          <w:p>
+            <w:pPr>
+              <w:pStyle w:val="a3"/>
+              <w:tabs>
+                <w:tab w:val="left" w:pos="1560"/>
+              </w:tabs>
+              <w:ind w:left="0" w:firstLine="0"/>
+            </w:pPr>
+            <w:r>
+              <w:t>Строка</w:t>
+            </w:r>
+          </w:p>
+        </w:tc>
+        <w:tc>
+          <w:tcPr>
+            <w:tcW w:w="1843" w:type="dxa"/>
+          </w:tcPr>
+          <w:p>
+            <w:pPr>
+              <w:pStyle w:val="a3"/>
+              <w:tabs>
+                <w:tab w:val="left" w:pos="1560"/>
+              </w:tabs>
+              <w:ind w:left="0" w:firstLine="0"/>
+            </w:pPr>
+            <w:r>
+              <w:t>50</w:t>
+            </w:r>
+          </w:p>
+        </w:tc>
+        <w:tc>
+          <w:tcPr>
+            <w:tcW w:w="3402" w:type="dxa"/>
+          </w:tcPr>
+          <w:p>
+            <w:pPr>
+              <w:pStyle w:val="a3"/>
+              <w:tabs>
+                <w:tab w:val="left" w:pos="1560"/>
+              </w:tabs>
+              <w:ind w:left="0" w:firstLine="0"/>
+            </w:pPr>
+          </w:p>
+        </w:tc>
+      </w:tr>
+      <w:tr>
+        <w:tc>
+          <w:tcPr>
+            <w:tcW w:w="2268" w:type="dxa"/>
+          </w:tcPr>
+          <w:p>
+            <w:pPr>
+              <w:pStyle w:val="a3"/>
+              <w:tabs>
+                <w:tab w:val="left" w:pos="1560"/>
+              </w:tabs>
+              <w:ind w:left="0" w:firstLine="0"/>
+            </w:pPr>
+            <w:r>
+              <w:t>Должность</w:t>
+            </w:r>
+          </w:p>
+        </w:tc>
+        <w:tc>
+          <w:tcPr>
+            <w:tcW w:w="1843" w:type="dxa"/>
+          </w:tcPr>
+          <w:p>
+            <w:pPr>
+              <w:pStyle w:val="a3"/>
+              <w:tabs>
+                <w:tab w:val="left" w:pos="1560"/>
+              </w:tabs>
+              <w:ind w:left="0" w:firstLine="0"/>
+            </w:pPr>
+            <w:r>
+              <w:t>Строка</w:t>
+            </w:r>
+          </w:p>
+        </w:tc>
+        <w:tc>
+          <w:tcPr>
+            <w:tcW w:w="1843" w:type="dxa"/>
+          </w:tcPr>
+          <w:p>
+            <w:pPr>
+              <w:pStyle w:val="a3"/>
+              <w:tabs>
+                <w:tab w:val="left" w:pos="1560"/>
+              </w:tabs>
+              <w:ind w:left="0" w:firstLine="0"/>
+            </w:pPr>
+            <w:r>
+              <w:t>50</w:t>
+            </w:r>
+          </w:p>
+        </w:tc>
+        <w:tc>
+          <w:tcPr>
+            <w:tcW w:w="3402" w:type="dxa"/>
+          </w:tcPr>
+          <w:p>
+            <w:pPr>
+              <w:pStyle w:val="a3"/>
+              <w:tabs>
+                <w:tab w:val="left" w:pos="1560"/>
+              </w:tabs>
+              <w:ind w:left="0" w:firstLine="0"/>
+            </w:pPr>
+          </w:p>
+        </w:tc>
+      </w:tr>
+    </w:tbl>
+    <w:p>
+      <w:pPr>
+        <w:tabs>
+          <w:tab w:val="left" w:pos="1701"/>
+        </w:tabs>
+        <w:spacing w:after="0"/>
+        <w:ind w:firstLine="0"/>
+      </w:pPr>
+    </w:p>
+    <w:p>
+      <w:pPr>
+        <w:pStyle w:val="a3"/>
+        <w:numPr>
+          <w:ilvl w:val="3"/>
+          <w:numId w:val="1"/>
+        </w:numPr>
+        <w:tabs>
+          <w:tab w:val="left" w:pos="1701"/>
+        </w:tabs>
+        <w:spacing w:after="0"/>
+        <w:ind w:left="0" w:firstLine="851"/>
+      </w:pPr>
+      <w:r>
+        <w:t>Копия СНИЛСа</w:t>
+      </w:r>
+    </w:p>
+    <w:p>
+      <w:pPr>
+        <w:pStyle w:val="a3"/>
+        <w:tabs>
+          <w:tab w:val="left" w:pos="1701"/>
+        </w:tabs>
+        <w:spacing w:after="0"/>
+        <w:ind w:left="851" w:firstLine="0"/>
+      </w:pPr>
+    </w:p>
+    <w:p>
+      <w:pPr>
+        <w:pStyle w:val="a3"/>
+        <w:tabs>
+          <w:tab w:val="left" w:pos="1701"/>
+        </w:tabs>
+        <w:spacing w:after="0"/>
+        <w:ind w:left="0"/>
+      </w:pPr>
+      <w:r>
+        <w:t>Должна быть реализована возможность загрузить и сохранить копию СНИЛСа</w:t>
+      </w:r>
+      <w:r>
+        <w:t>.</w:t>
+      </w:r>
+    </w:p>
+    <w:p>
+      <w:pPr>
+        <w:tabs>
+          <w:tab w:val="left" w:pos="1701"/>
+        </w:tabs>
+        <w:spacing w:after="0"/>
+      </w:pPr>
+    </w:p>
+    <w:p>
+      <w:pPr>
+        <w:pStyle w:val="a3"/>
+        <w:numPr>
+          <w:ilvl w:val="3"/>
+          <w:numId w:val="1"/>
+        </w:numPr>
+        <w:tabs>
+          <w:tab w:val="left" w:pos="1701"/>
+        </w:tabs>
+        <w:spacing w:after="0"/>
+        <w:ind w:left="0" w:firstLine="851"/>
+      </w:pPr>
+      <w:r>
+        <w:t>Копия документа об образовании</w:t>
+      </w:r>
+    </w:p>
+    <w:p>
+      <w:pPr>
+        <w:pStyle w:val="a3"/>
+        <w:tabs>
+          <w:tab w:val="left" w:pos="1701"/>
+        </w:tabs>
+        <w:spacing w:after="0"/>
+        <w:ind w:left="851" w:firstLine="0"/>
+      </w:pPr>
+    </w:p>
+    <w:p>
+      <w:pPr>
+        <w:pStyle w:val="a3"/>
+        <w:tabs>
+          <w:tab w:val="left" w:pos="1701"/>
+        </w:tabs>
+        <w:spacing w:after="0"/>
+        <w:ind w:left="0"/>
+      </w:pPr>
+      <w:r>
+        <w:t>Должна быть реализована возможность загрузить и сохранить копию СНИЛСа</w:t>
+      </w:r>
+      <w:r>
+        <w:t>.</w:t>
+      </w:r>
+    </w:p>
+    <w:p>
+      <w:pPr>
+        <w:pStyle w:val="a3"/>
+        <w:tabs>
+          <w:tab w:val="left" w:pos="1701"/>
+        </w:tabs>
+        <w:spacing w:after="0"/>
+        <w:ind w:left="851" w:firstLine="0"/>
+      </w:pPr>
+    </w:p>
+    <w:p>
+      <w:pPr>
+        <w:pStyle w:val="a3"/>
+        <w:numPr>
+          <w:ilvl w:val="3"/>
+          <w:numId w:val="1"/>
+        </w:numPr>
+        <w:tabs>
+          <w:tab w:val="left" w:pos="1701"/>
+        </w:tabs>
+        <w:spacing w:after="0"/>
+        <w:ind w:left="0" w:firstLine="851"/>
+      </w:pPr>
+      <w:r>
+        <w:t>Электронный экземпляр договора</w:t>
+      </w:r>
+    </w:p>
+    <w:p>
+      <w:pPr>
+        <w:pStyle w:val="a3"/>
+        <w:tabs>
+          <w:tab w:val="left" w:pos="1701"/>
+        </w:tabs>
+        <w:spacing w:after="0"/>
+        <w:ind w:left="851" w:firstLine="0"/>
+      </w:pPr>
+    </w:p>
+    <w:p>
+      <w:pPr>
+        <w:pStyle w:val="a3"/>
+        <w:tabs>
+          <w:tab w:val="left" w:pos="1701"/>
+        </w:tabs>
+        <w:spacing w:after="0"/>
+        <w:ind w:left="0"/>
+      </w:pPr>
+      <w:r>
+        <w:t xml:space="preserve">Должна быть реализована возможность загрузить и сохранить </w:t>
+      </w:r>
+      <w:r>
+        <w:t>Электронный экземпляр договора</w:t>
+      </w:r>
+      <w:r>
+        <w:t>.</w:t>
+      </w:r>
+    </w:p>
+    <w:p>
+      <w:pPr>
+        <w:spacing w:line="259" w:lineRule="auto"/>
+        <w:ind w:firstLine="0"/>
+        <w:jc w:val="left"/>
+      </w:pPr>
+    </w:p>
+    <w:p>
+      <w:pPr>
+        <w:pStyle w:val="a3"/>
+        <w:numPr>
+          <w:ilvl w:val="2"/>
+          <w:numId w:val="1"/>
+        </w:numPr>
+        <w:tabs>
+          <w:tab w:val="left" w:pos="1560"/>
+        </w:tabs>
+        <w:spacing w:after="0"/>
+        <w:ind w:left="0" w:firstLine="851"/>
+      </w:pPr>
+      <w:r>
+        <w:t>Требования к организации выходных данных</w:t>
+      </w:r>
+    </w:p>
+    <w:p>
+      <w:pPr>
+        <w:pStyle w:val="a3"/>
+        <w:tabs>
+          <w:tab w:val="left" w:pos="1560"/>
+        </w:tabs>
+        <w:spacing w:after="0"/>
+        <w:ind w:left="851" w:firstLine="0"/>
+      </w:pPr>
+    </w:p>
+    <w:p>
+      <w:pPr>
+        <w:pStyle w:val="a3"/>
+        <w:numPr>
+          <w:ilvl w:val="3"/>
+          <w:numId w:val="1"/>
+        </w:numPr>
+        <w:tabs>
+          <w:tab w:val="left" w:pos="1701"/>
+        </w:tabs>
+        <w:spacing w:after="0"/>
+        <w:ind w:left="0" w:firstLine="851"/>
+      </w:pPr>
+      <w:r>
+        <w:t>Списки обучающихся</w:t>
+      </w:r>
+    </w:p>
+    <w:p>
+      <w:pPr>
+        <w:pStyle w:val="a3"/>
+        <w:tabs>
+          <w:tab w:val="left" w:pos="1701"/>
+        </w:tabs>
+        <w:spacing w:after="0"/>
+        <w:ind w:left="851" w:firstLine="0"/>
+      </w:pPr>
+    </w:p>
+    <w:p>
+      <w:pPr>
+        <w:spacing w:after="0"/>
+      </w:pPr>
+      <w:r>
+        <w:t>Списки обучающихся должны быть представлены в виде таблицы.</w:t>
+      </w:r>
+    </w:p>
+    <w:p>
+      <w:pPr>
+        <w:tabs>
+          <w:tab w:val="left" w:pos="1701"/>
+        </w:tabs>
+        <w:spacing w:after="0"/>
+        <w:ind w:firstLine="0"/>
+      </w:pPr>
+      <w:r>
+        <w:t xml:space="preserve">Таблица 4.3 – </w:t>
+      </w:r>
+      <w:r>
+        <w:t>Структура списка обучающихся</w:t>
+      </w:r>
+    </w:p>
+    <w:tbl>
+      <w:tblPr>
+        <w:tblStyle w:val="a4"/>
+        <w:tblW w:w="0" w:type="auto"/>
+        <w:tblLook w:val="04A0" w:firstRow="1" w:lastRow="0" w:firstColumn="1" w:lastColumn="0" w:noHBand="0" w:noVBand="1"/>
+      </w:tblPr>
+      <w:tblGrid>
+        <w:gridCol w:w="4390"/>
+        <w:gridCol w:w="4955"/>
+      </w:tblGrid>
+      <w:tr>
+        <w:tc>
+          <w:tcPr>
+            <w:tcW w:w="4390" w:type="dxa"/>
+          </w:tcPr>
+          <w:p>
+            <w:pPr>
+              <w:ind w:firstLine="0"/>
+              <w:jc w:val="center"/>
+            </w:pPr>
+            <w:r>
+              <w:t>№</w:t>
+            </w:r>
+          </w:p>
+        </w:tc>
+        <w:tc>
+          <w:tcPr>
+            <w:tcW w:w="4955" w:type="dxa"/>
+          </w:tcPr>
+          <w:p>
+            <w:pPr>
+              <w:ind w:firstLine="0"/>
+              <w:jc w:val="center"/>
+            </w:pPr>
+            <w:r>
+              <w:t>Ф.И.О</w:t>
+            </w:r>
+          </w:p>
+        </w:tc>
+      </w:tr>
+    </w:tbl>
+    <w:p>
+      <w:pPr>
+        <w:spacing w:before="240" w:after="0"/>
+        <w:ind w:firstLine="0"/>
+      </w:pPr>
+    </w:p>
+    <w:p>
+      <w:pPr>
+        <w:spacing w:line="259" w:lineRule="auto"/>
+        <w:ind w:firstLine="0"/>
+        <w:jc w:val="left"/>
+      </w:pPr>
+      <w:r>
+        <w:br w:type="page"/>
+      </w:r>
+    </w:p>
+    <w:p>
+      <w:pPr>
+        <w:pStyle w:val="a3"/>
+        <w:numPr>
+          <w:ilvl w:val="3"/>
+          <w:numId w:val="1"/>
+        </w:numPr>
+        <w:tabs>
+          <w:tab w:val="left" w:pos="1701"/>
+        </w:tabs>
+        <w:spacing w:before="240" w:after="0"/>
+        <w:ind w:left="0" w:firstLine="851"/>
+      </w:pPr>
+      <w:r>
+        <w:lastRenderedPageBreak/>
+        <w:t>«Карта обучающегося»</w:t>
+      </w:r>
+    </w:p>
+    <w:p>
+      <w:pPr>
+        <w:pStyle w:val="a3"/>
+        <w:tabs>
+          <w:tab w:val="left" w:pos="1701"/>
+        </w:tabs>
+        <w:spacing w:before="240" w:after="0"/>
+        <w:ind w:left="851" w:firstLine="0"/>
+      </w:pPr>
+    </w:p>
+    <w:p>
+      <w:r>
+        <w:t>В карте обучающегося должна быть представлена вся личная информация об обучающемся</w:t>
+      </w:r>
+    </w:p>
+    <w:p>
+      <w:pPr>
+        <w:spacing w:before="240" w:after="0"/>
+        <w:ind w:firstLine="0"/>
+      </w:pPr>
+      <w:r>
+        <w:t>Таблица 4.4 – Структура карты обучающихся</w:t>
+      </w:r>
+    </w:p>
+    <w:tbl>
+      <w:tblPr>
+        <w:tblStyle w:val="a4"/>
+        <w:tblW w:w="0" w:type="auto"/>
+        <w:tblLook w:val="04A0" w:firstRow="1" w:lastRow="0" w:firstColumn="1" w:lastColumn="0" w:noHBand="0" w:noVBand="1"/>
+      </w:tblPr>
+      <w:tblGrid>
+        <w:gridCol w:w="2336"/>
+        <w:gridCol w:w="2336"/>
+        <w:gridCol w:w="2336"/>
+        <w:gridCol w:w="2337"/>
+      </w:tblGrid>
+      <w:tr>
+        <w:tc>
+          <w:tcPr>
+            <w:tcW w:w="2336" w:type="dxa"/>
+          </w:tcPr>
+          <w:p>
+            <w:pPr>
+              <w:ind w:firstLine="0"/>
+              <w:jc w:val="center"/>
+            </w:pPr>
+            <w:r>
+              <w:t>Ф.И.О.</w:t>
+            </w:r>
+          </w:p>
+        </w:tc>
+        <w:tc>
+          <w:tcPr>
+            <w:tcW w:w="2336" w:type="dxa"/>
+          </w:tcPr>
+          <w:p>
+            <w:pPr>
+              <w:ind w:firstLine="0"/>
+              <w:jc w:val="center"/>
+            </w:pPr>
+            <w:r>
+              <w:t>Дата рождения</w:t>
+            </w:r>
+          </w:p>
+        </w:tc>
+        <w:tc>
+          <w:tcPr>
+            <w:tcW w:w="2336" w:type="dxa"/>
+          </w:tcPr>
+          <w:p>
+            <w:pPr>
+              <w:ind w:firstLine="0"/>
+              <w:jc w:val="center"/>
+            </w:pPr>
+            <w:r>
+              <w:t>СНИЛС</w:t>
+            </w:r>
+          </w:p>
+        </w:tc>
+        <w:tc>
+          <w:tcPr>
+            <w:tcW w:w="2337" w:type="dxa"/>
+          </w:tcPr>
+          <w:p>
+            <w:pPr>
+              <w:ind w:firstLine="0"/>
+              <w:jc w:val="center"/>
+            </w:pPr>
+            <w:r>
+              <w:t>Законченное образование</w:t>
+            </w:r>
+          </w:p>
+        </w:tc>
+      </w:tr>
+    </w:tbl>
+    <w:p>
+      <w:pPr>
+        <w:spacing w:before="240" w:after="0"/>
+        <w:ind w:firstLine="0"/>
+      </w:pPr>
+      <w:r>
+        <w:t>Таблица 4.5 – Пример карты обучающихся</w:t>
+      </w:r>
+    </w:p>
+    <w:tbl>
+      <w:tblPr>
+        <w:tblStyle w:val="a4"/>
+        <w:tblW w:w="0" w:type="auto"/>
+        <w:tblLook w:val="04A0" w:firstRow="1" w:lastRow="0" w:firstColumn="1" w:lastColumn="0" w:noHBand="0" w:noVBand="1"/>
+      </w:tblPr>
+      <w:tblGrid>
+        <w:gridCol w:w="2296"/>
+        <w:gridCol w:w="2288"/>
+        <w:gridCol w:w="2315"/>
+        <w:gridCol w:w="2446"/>
+      </w:tblGrid>
+      <w:tr>
+        <w:tc>
+          <w:tcPr>
+            <w:tcW w:w="2296" w:type="dxa"/>
+          </w:tcPr>
+          <w:p>
+            <w:pPr>
+              <w:ind w:firstLine="0"/>
+              <w:jc w:val="left"/>
+            </w:pPr>
+            <w:r>
+              <w:t>Иванова Мария Степановна</w:t>
+            </w:r>
+          </w:p>
+        </w:tc>
+        <w:tc>
+          <w:tcPr>
+            <w:tcW w:w="2288" w:type="dxa"/>
+          </w:tcPr>
+          <w:p>
+            <w:pPr>
+              <w:ind w:firstLine="0"/>
+              <w:jc w:val="left"/>
+            </w:pPr>
+            <w:r>
+              <w:t>01.01.1995</w:t>
+            </w:r>
+          </w:p>
+        </w:tc>
+        <w:tc>
+          <w:tcPr>
+            <w:tcW w:w="2315" w:type="dxa"/>
+          </w:tcPr>
+          <w:p>
+            <w:pPr>
+              <w:ind w:firstLine="0"/>
+              <w:jc w:val="left"/>
+            </w:pPr>
+            <w:r>
+              <w:t>125.369.874.25</w:t>
+            </w:r>
+          </w:p>
+        </w:tc>
+        <w:tc>
+          <w:tcPr>
+            <w:tcW w:w="2446" w:type="dxa"/>
+          </w:tcPr>
+          <w:p>
+            <w:pPr>
+              <w:ind w:firstLine="0"/>
+              <w:jc w:val="left"/>
+            </w:pPr>
+            <w:r>
+              <w:t>Среднее профессиональное</w:t>
+            </w:r>
+          </w:p>
+        </w:tc>
+      </w:tr>
+    </w:tbl>
+    <w:p>
+      <w:pPr>
+        <w:spacing w:before="240" w:after="0"/>
+        <w:ind w:firstLine="0"/>
+      </w:pPr>
+      <w:r>
+        <w:t>Таблица 4.5 – Пример карты обучающихся</w:t>
+      </w:r>
       <w:bookmarkStart w:id="0" w:name="_GoBack"/>
       <w:bookmarkEnd w:id="0"/>
+    </w:p>
+    <w:tbl>
+      <w:tblPr>
+        <w:tblStyle w:val="a4"/>
+        <w:tblW w:w="9356" w:type="dxa"/>
+        <w:tblInd w:w="-5" w:type="dxa"/>
+        <w:tblLook w:val="04A0" w:firstRow="1" w:lastRow="0" w:firstColumn="1" w:lastColumn="0" w:noHBand="0" w:noVBand="1"/>
+      </w:tblPr>
+      <w:tblGrid>
+        <w:gridCol w:w="2268"/>
+        <w:gridCol w:w="2268"/>
+        <w:gridCol w:w="2410"/>
+        <w:gridCol w:w="2410"/>
+      </w:tblGrid>
+      <w:tr>
+        <w:tc>
+          <w:tcPr>
+            <w:tcW w:w="2268" w:type="dxa"/>
+          </w:tcPr>
+          <w:p>
+            <w:pPr>
+              <w:pStyle w:val="a3"/>
+              <w:tabs>
+                <w:tab w:val="left" w:pos="35"/>
+              </w:tabs>
+              <w:spacing w:before="240"/>
+              <w:ind w:left="-1102" w:firstLine="0"/>
+            </w:pPr>
+            <w:r>
+              <w:tab/>
+              <w:t>Гражданин РФ</w:t>
+            </w:r>
+          </w:p>
+        </w:tc>
+        <w:tc>
+          <w:tcPr>
+            <w:tcW w:w="2268" w:type="dxa"/>
+          </w:tcPr>
+          <w:p>
+            <w:pPr>
+              <w:pStyle w:val="a3"/>
+              <w:tabs>
+                <w:tab w:val="left" w:pos="1701"/>
+              </w:tabs>
+              <w:spacing w:before="240"/>
+              <w:ind w:left="0" w:firstLine="0"/>
+            </w:pPr>
+            <w:r>
+              <w:t>г.Волгодонск ул.Горького 24</w:t>
+            </w:r>
+          </w:p>
+        </w:tc>
+        <w:tc>
+          <w:tcPr>
+            <w:tcW w:w="2410" w:type="dxa"/>
+          </w:tcPr>
+          <w:p>
+            <w:pPr>
+              <w:pStyle w:val="a3"/>
+              <w:tabs>
+                <w:tab w:val="left" w:pos="1701"/>
+              </w:tabs>
+              <w:spacing w:before="240"/>
+              <w:ind w:left="0" w:firstLine="0"/>
+            </w:pPr>
+            <w:r>
+              <w:t>89632154778</w:t>
+            </w:r>
+          </w:p>
+        </w:tc>
+        <w:tc>
+          <w:tcPr>
+            <w:tcW w:w="2410" w:type="dxa"/>
+          </w:tcPr>
+          <w:p>
+            <w:pPr>
+              <w:pStyle w:val="a3"/>
+              <w:tabs>
+                <w:tab w:val="left" w:pos="1701"/>
+              </w:tabs>
+              <w:spacing w:before="240"/>
+              <w:ind w:left="0" w:firstLine="0"/>
+            </w:pPr>
+          </w:p>
+        </w:tc>
+      </w:tr>
+    </w:tbl>
+    <w:p>
+      <w:pPr>
+        <w:pStyle w:val="a3"/>
+        <w:tabs>
+          <w:tab w:val="left" w:pos="1701"/>
+        </w:tabs>
+        <w:spacing w:before="240" w:after="0"/>
+        <w:ind w:left="851" w:firstLine="0"/>
+      </w:pPr>
+    </w:p>
+    <w:p>
+      <w:pPr>
+        <w:pStyle w:val="a3"/>
+        <w:numPr>
+          <w:ilvl w:val="3"/>
+          <w:numId w:val="1"/>
+        </w:numPr>
+        <w:tabs>
+          <w:tab w:val="left" w:pos="1701"/>
+        </w:tabs>
+        <w:spacing w:before="240" w:after="0"/>
+        <w:ind w:left="0" w:firstLine="851"/>
+      </w:pPr>
+      <w:r>
+        <w:t>Договор</w:t>
+      </w:r>
+    </w:p>
+    <w:p>
+      <w:pPr>
+        <w:pStyle w:val="a3"/>
+        <w:spacing w:before="240" w:after="0"/>
+        <w:ind w:left="1728" w:firstLine="0"/>
+      </w:pPr>
+    </w:p>
+    <w:p>
+      <w:pPr>
+        <w:spacing w:after="0"/>
+      </w:pPr>
+      <w:r>
+        <w:t xml:space="preserve">В </w:t>
+      </w:r>
+      <w:r>
+        <w:t>договоре</w:t>
+      </w:r>
+      <w:r>
+        <w:t xml:space="preserve"> обучающегося должна быть представлена вся информация об обучающемся</w:t>
+      </w:r>
+      <w:r>
+        <w:t xml:space="preserve"> и организации, необходимая для заключения договора на оказание услуги.</w:t>
+      </w:r>
+    </w:p>
+    <w:p>
+      <w:pPr>
+        <w:spacing w:after="0"/>
+        <w:ind w:firstLine="0"/>
+      </w:pPr>
+    </w:p>
+    <w:p>
+      <w:pPr>
+        <w:pStyle w:val="a3"/>
+        <w:numPr>
+          <w:ilvl w:val="2"/>
+          <w:numId w:val="1"/>
+        </w:numPr>
+        <w:tabs>
+          <w:tab w:val="left" w:pos="1560"/>
+        </w:tabs>
+        <w:spacing w:after="0"/>
+        <w:ind w:left="0" w:firstLine="851"/>
+      </w:pPr>
+      <w:r>
+        <w:t>Требования к временным характеристикам</w:t>
+      </w:r>
+    </w:p>
+    <w:p>
+      <w:pPr>
+        <w:pStyle w:val="a3"/>
+        <w:spacing w:after="0"/>
+        <w:ind w:left="1191" w:firstLine="0"/>
+      </w:pPr>
+    </w:p>
+    <w:p>
+      <w:pPr>
+        <w:spacing w:after="0"/>
+      </w:pPr>
+      <w:r>
+        <w:t>Требования к временным характеристикам Программе не предъявляются</w:t>
+      </w:r>
+    </w:p>
+    <w:p>
+      <w:pPr>
+        <w:spacing w:after="0"/>
+      </w:pPr>
+    </w:p>
+    <w:p>
+      <w:pPr>
+        <w:pStyle w:val="a3"/>
+        <w:numPr>
+          <w:ilvl w:val="1"/>
+          <w:numId w:val="1"/>
+        </w:numPr>
+        <w:spacing w:after="0"/>
+        <w:ind w:left="0" w:firstLine="851"/>
+      </w:pPr>
+      <w:r>
+        <w:t>Требования к надежности</w:t>
+      </w:r>
+    </w:p>
+    <w:p>
+      <w:pPr>
+        <w:pStyle w:val="a3"/>
+        <w:ind w:left="851" w:firstLine="0"/>
+      </w:pPr>
+    </w:p>
+    <w:p>
+      <w:pPr>
+        <w:pStyle w:val="a3"/>
+        <w:numPr>
+          <w:ilvl w:val="2"/>
+          <w:numId w:val="1"/>
+        </w:numPr>
+        <w:tabs>
+          <w:tab w:val="left" w:pos="1560"/>
+        </w:tabs>
+        <w:spacing w:after="0"/>
+        <w:ind w:left="0" w:firstLine="851"/>
+      </w:pPr>
+      <w:r>
+        <w:lastRenderedPageBreak/>
+        <w:t>Требования к обеспечению надежного (устойчивого) функционирования программы</w:t>
+      </w:r>
+    </w:p>
+    <w:p>
+      <w:pPr>
+        <w:pStyle w:val="a3"/>
+        <w:tabs>
+          <w:tab w:val="left" w:pos="1560"/>
+        </w:tabs>
+        <w:spacing w:after="0"/>
+        <w:ind w:left="851" w:firstLine="0"/>
+      </w:pPr>
+    </w:p>
+    <w:p>
+      <w:pPr>
+        <w:spacing w:after="0"/>
+      </w:pPr>
+      <w:r>
+        <w:t>Надежное (устойчивое) функционирование Программы должно быть обеспечено выполнением Заказчиком совокупности организационно-технических мероприятий, а именно:</w:t>
+      </w:r>
+    </w:p>
+    <w:p>
+      <w:pPr>
+        <w:pStyle w:val="a3"/>
+        <w:numPr>
+          <w:ilvl w:val="0"/>
+          <w:numId w:val="11"/>
+        </w:numPr>
+        <w:tabs>
+          <w:tab w:val="left" w:pos="1134"/>
+        </w:tabs>
+        <w:spacing w:after="0"/>
+        <w:ind w:left="0" w:firstLine="851"/>
+      </w:pPr>
+      <w:r>
+        <w:t>организацией бесперебойного</w:t>
+      </w:r>
+      <w:r>
+        <w:t xml:space="preserve"> </w:t>
+      </w:r>
+      <w:r>
+        <w:t>питания серверного</w:t>
+      </w:r>
+      <w:r>
+        <w:t xml:space="preserve"> </w:t>
+      </w:r>
+      <w:r>
+        <w:t>коммуникационного оборудования;</w:t>
+      </w:r>
+    </w:p>
+    <w:p>
+      <w:pPr>
+        <w:pStyle w:val="a3"/>
+        <w:numPr>
+          <w:ilvl w:val="0"/>
+          <w:numId w:val="11"/>
+        </w:numPr>
+        <w:tabs>
+          <w:tab w:val="left" w:pos="1134"/>
+        </w:tabs>
+        <w:ind w:left="0" w:firstLine="851"/>
+      </w:pPr>
+      <w:r>
+        <w:t>использованием лицензионного программного обеспечения;</w:t>
+      </w:r>
+    </w:p>
+    <w:p>
+      <w:pPr>
+        <w:pStyle w:val="a3"/>
+        <w:numPr>
+          <w:ilvl w:val="0"/>
+          <w:numId w:val="11"/>
+        </w:numPr>
+        <w:tabs>
+          <w:tab w:val="left" w:pos="1134"/>
+        </w:tabs>
+        <w:ind w:left="0" w:firstLine="851"/>
+      </w:pPr>
+      <w:r>
+        <w:t>регулярным выполнением рекомендаций Министерства труда и социального развития РФ, изложенных в Постановлении от 23 июля 1998 г. «Об утверждении межотраслевых типовых норм времени на работы по сервисному обслуживанию ПЭВМ и оргтехники и сопровождению программных средств»;</w:t>
+      </w:r>
+    </w:p>
+    <w:p>
+      <w:pPr>
+        <w:pStyle w:val="a3"/>
+        <w:numPr>
+          <w:ilvl w:val="0"/>
+          <w:numId w:val="11"/>
+        </w:numPr>
+        <w:tabs>
+          <w:tab w:val="left" w:pos="1134"/>
+        </w:tabs>
+        <w:ind w:left="0" w:firstLine="851"/>
+      </w:pPr>
+      <w:r>
+        <w:t>регулярным выполнением требований ГОСТ 51188-98. «Защита информации. Испытания программных средств на наличие компьютерных вирусов».</w:t>
+      </w:r>
+    </w:p>
+    <w:p>
+      <w:pPr>
+        <w:pStyle w:val="a3"/>
+        <w:tabs>
+          <w:tab w:val="left" w:pos="1560"/>
+        </w:tabs>
+        <w:spacing w:after="0"/>
+        <w:ind w:left="851" w:firstLine="0"/>
+      </w:pPr>
+    </w:p>
+    <w:p>
+      <w:pPr>
+        <w:pStyle w:val="a3"/>
+        <w:numPr>
+          <w:ilvl w:val="2"/>
+          <w:numId w:val="1"/>
+        </w:numPr>
+        <w:tabs>
+          <w:tab w:val="left" w:pos="1560"/>
+        </w:tabs>
+        <w:spacing w:after="0"/>
+        <w:ind w:left="0" w:firstLine="851"/>
+      </w:pPr>
+      <w:r>
+        <w:t>Время восстановления после отказа</w:t>
+      </w:r>
+    </w:p>
+    <w:p>
+      <w:pPr>
+        <w:pStyle w:val="a3"/>
+        <w:tabs>
+          <w:tab w:val="left" w:pos="1560"/>
+        </w:tabs>
+        <w:spacing w:after="0"/>
+        <w:ind w:left="851" w:firstLine="0"/>
+      </w:pPr>
+    </w:p>
+    <w:p>
+      <w:r>
+        <w:t>Время восстановления после отказа, вызванного сбоем электропитания технических средств (иными внешними факторами), нефатальным сбоем (не крахом) операционной системы или файловой системы, не должно превышать 15 минут при соблюдении условий эксплуатации технических и программных средств и правильной настройки операционной системы.</w:t>
+      </w:r>
+    </w:p>
+    <w:p>
+      <w:pPr>
+        <w:pStyle w:val="a3"/>
+        <w:tabs>
+          <w:tab w:val="left" w:pos="1560"/>
+        </w:tabs>
+        <w:spacing w:after="0"/>
+        <w:ind w:left="851" w:firstLine="0"/>
+      </w:pPr>
+    </w:p>
+    <w:p>
+      <w:pPr>
+        <w:pStyle w:val="a3"/>
+        <w:numPr>
+          <w:ilvl w:val="2"/>
+          <w:numId w:val="1"/>
+        </w:numPr>
+        <w:tabs>
+          <w:tab w:val="left" w:pos="1560"/>
+        </w:tabs>
+        <w:spacing w:after="0"/>
+        <w:ind w:left="0" w:firstLine="851"/>
+      </w:pPr>
+      <w:r>
+        <w:t>Отказы из-за некорректных действий оператора</w:t>
+      </w:r>
+    </w:p>
+    <w:p>
+      <w:pPr>
+        <w:pStyle w:val="a3"/>
+        <w:tabs>
+          <w:tab w:val="left" w:pos="1134"/>
+        </w:tabs>
+        <w:ind w:left="851" w:firstLine="0"/>
+      </w:pPr>
+    </w:p>
+    <w:p>
+      <w:pPr>
+        <w:spacing w:after="0"/>
+      </w:pPr>
+      <w:r>
+        <w:lastRenderedPageBreak/>
+        <w:t xml:space="preserve">Возможными считаются отказы </w:t>
+      </w:r>
+      <w:r>
+        <w:t>Программы</w:t>
+      </w:r>
+      <w:r>
+        <w:t xml:space="preserve"> (нарушение штатного</w:t>
+      </w:r>
+      <w:r>
+        <w:t xml:space="preserve"> </w:t>
+      </w:r>
+      <w:r>
+        <w:t>режима функционирования) вследствие некорректных действий персонала,</w:t>
+      </w:r>
+      <w:r>
+        <w:t xml:space="preserve"> </w:t>
+      </w:r>
+      <w:r>
+        <w:t>обслуживающего СУБД, операционную систему, под управлением которой</w:t>
+      </w:r>
+      <w:r>
+        <w:t xml:space="preserve"> </w:t>
+      </w:r>
+      <w:r>
+        <w:t xml:space="preserve">работает </w:t>
+      </w:r>
+      <w:r>
+        <w:t>Программа</w:t>
+      </w:r>
+      <w:r>
+        <w:t>. Защита от подобных действий настоящим Техническим</w:t>
+      </w:r>
+      <w:r>
+        <w:t xml:space="preserve"> </w:t>
+      </w:r>
+      <w:r>
+        <w:t>заданием не предусматривается.</w:t>
+      </w:r>
+      <w:r>
+        <w:t xml:space="preserve"> </w:t>
+      </w:r>
+      <w:r>
+        <w:t>Меры безопасности по недопущению</w:t>
+      </w:r>
+      <w:r>
+        <w:t xml:space="preserve"> </w:t>
+      </w:r>
+      <w:r>
+        <w:t>действий</w:t>
+      </w:r>
+      <w:r>
+        <w:t xml:space="preserve"> </w:t>
+      </w:r>
+      <w:r>
+        <w:t>некорректны</w:t>
+      </w:r>
+      <w:r>
+        <w:t xml:space="preserve"> </w:t>
+      </w:r>
+      <w:r>
+        <w:t>персонала</w:t>
+      </w:r>
+      <w:r>
+        <w:t xml:space="preserve"> должны </w:t>
+      </w:r>
+      <w:r>
+        <w:t>определяться</w:t>
+      </w:r>
+      <w:r>
+        <w:t xml:space="preserve"> </w:t>
+      </w:r>
+      <w:r>
+        <w:t>соответствующими должностными инструкциями.</w:t>
+      </w:r>
+    </w:p>
+    <w:p>
+      <w:pPr>
+        <w:spacing w:after="0"/>
+      </w:pPr>
+    </w:p>
+    <w:p>
+      <w:pPr>
+        <w:pStyle w:val="a3"/>
+        <w:numPr>
+          <w:ilvl w:val="0"/>
+          <w:numId w:val="17"/>
+        </w:numPr>
+        <w:spacing w:after="0"/>
+        <w:rPr>
+          <w:vanish/>
+        </w:rPr>
+      </w:pPr>
+    </w:p>
+    <w:p>
+      <w:pPr>
+        <w:pStyle w:val="a3"/>
+        <w:numPr>
+          <w:ilvl w:val="0"/>
+          <w:numId w:val="17"/>
+        </w:numPr>
+        <w:spacing w:after="0"/>
+        <w:rPr>
+          <w:vanish/>
+        </w:rPr>
+      </w:pPr>
+    </w:p>
+    <w:p>
+      <w:pPr>
+        <w:pStyle w:val="a3"/>
+        <w:numPr>
+          <w:ilvl w:val="0"/>
+          <w:numId w:val="17"/>
+        </w:numPr>
+        <w:spacing w:after="0"/>
+        <w:rPr>
+          <w:vanish/>
+        </w:rPr>
+      </w:pPr>
+    </w:p>
+    <w:p>
+      <w:pPr>
+        <w:pStyle w:val="a3"/>
+        <w:numPr>
+          <w:ilvl w:val="0"/>
+          <w:numId w:val="17"/>
+        </w:numPr>
+        <w:spacing w:after="0"/>
+        <w:rPr>
+          <w:vanish/>
+        </w:rPr>
+      </w:pPr>
+    </w:p>
+    <w:p>
+      <w:pPr>
+        <w:pStyle w:val="a3"/>
+        <w:numPr>
+          <w:ilvl w:val="1"/>
+          <w:numId w:val="17"/>
+        </w:numPr>
+        <w:spacing w:after="0"/>
+        <w:rPr>
+          <w:vanish/>
+        </w:rPr>
+      </w:pPr>
+    </w:p>
+    <w:p>
+      <w:pPr>
+        <w:pStyle w:val="a3"/>
+        <w:numPr>
+          <w:ilvl w:val="1"/>
+          <w:numId w:val="17"/>
+        </w:numPr>
+        <w:spacing w:after="0"/>
+        <w:rPr>
+          <w:vanish/>
+        </w:rPr>
+      </w:pPr>
+    </w:p>
+    <w:p>
+      <w:pPr>
+        <w:pStyle w:val="a3"/>
+        <w:numPr>
+          <w:ilvl w:val="1"/>
+          <w:numId w:val="17"/>
+        </w:numPr>
+        <w:tabs>
+          <w:tab w:val="left" w:pos="1276"/>
+        </w:tabs>
+        <w:spacing w:after="0"/>
+        <w:ind w:left="0" w:firstLine="851"/>
+      </w:pPr>
+      <w:r>
+        <w:t>Условия эксплуатации</w:t>
+      </w:r>
+    </w:p>
+    <w:p>
+      <w:pPr>
+        <w:pStyle w:val="a3"/>
+        <w:spacing w:after="0"/>
+        <w:ind w:left="851" w:firstLine="0"/>
+      </w:pPr>
+    </w:p>
+    <w:p>
+      <w:pPr>
+        <w:pStyle w:val="a3"/>
+        <w:numPr>
+          <w:ilvl w:val="2"/>
+          <w:numId w:val="17"/>
+        </w:numPr>
+        <w:ind w:left="0" w:firstLine="851"/>
+      </w:pPr>
+      <w:r>
+        <w:t xml:space="preserve"> </w:t>
+      </w:r>
+      <w:r>
+        <w:t>Климатические условия эксплуатации</w:t>
+      </w:r>
+    </w:p>
+    <w:p>
+      <w:pPr>
+        <w:pStyle w:val="a3"/>
+        <w:spacing w:after="0"/>
+        <w:ind w:left="851" w:firstLine="0"/>
+      </w:pPr>
+    </w:p>
+    <w:p>
+      <w:pPr>
+        <w:spacing w:after="0"/>
+      </w:pPr>
+      <w:r>
+        <w:t>Для данной программы не предъявляются климатические условия для ее эксплуатации.</w:t>
+      </w:r>
+    </w:p>
+    <w:p>
+      <w:pPr>
+        <w:pStyle w:val="a3"/>
+        <w:ind w:left="0"/>
+      </w:pPr>
+    </w:p>
+    <w:p>
+      <w:pPr>
+        <w:pStyle w:val="a3"/>
+        <w:numPr>
+          <w:ilvl w:val="2"/>
+          <w:numId w:val="17"/>
+        </w:numPr>
+        <w:tabs>
+          <w:tab w:val="left" w:pos="1418"/>
+        </w:tabs>
+        <w:ind w:left="0" w:firstLine="851"/>
+      </w:pPr>
+      <w:r>
+        <w:t xml:space="preserve"> Требования к видам обслуживания</w:t>
+      </w:r>
+    </w:p>
+    <w:p>
+      <w:pPr>
+        <w:pStyle w:val="a3"/>
+        <w:spacing w:after="0"/>
+        <w:ind w:left="851" w:firstLine="0"/>
+      </w:pPr>
+    </w:p>
+    <w:p>
+      <w:pPr>
+        <w:spacing w:after="0"/>
+      </w:pPr>
+      <w:r>
+        <w:t xml:space="preserve">Обслуживание </w:t>
+      </w:r>
+      <w:r>
+        <w:t>Программы</w:t>
+      </w:r>
+      <w:r>
+        <w:t xml:space="preserve"> включает в себя:</w:t>
+      </w:r>
+    </w:p>
+    <w:p>
+      <w:pPr>
+        <w:pStyle w:val="a3"/>
+        <w:numPr>
+          <w:ilvl w:val="0"/>
+          <w:numId w:val="18"/>
+        </w:numPr>
+        <w:tabs>
+          <w:tab w:val="left" w:pos="1134"/>
+        </w:tabs>
+        <w:ind w:left="0" w:firstLine="851"/>
+      </w:pPr>
+      <w:r>
+        <w:t>информационное обслуживание – ввод и редактирование информации БД;</w:t>
+      </w:r>
+    </w:p>
+    <w:p>
+      <w:pPr>
+        <w:pStyle w:val="a3"/>
+        <w:numPr>
+          <w:ilvl w:val="0"/>
+          <w:numId w:val="18"/>
+        </w:numPr>
+        <w:tabs>
+          <w:tab w:val="left" w:pos="1134"/>
+        </w:tabs>
+        <w:ind w:left="0" w:firstLine="851"/>
+      </w:pPr>
+      <w:r>
+        <w:t>системное администрирование БД Программы.</w:t>
+      </w:r>
+    </w:p>
+    <w:p>
+      <w:pPr>
+        <w:pStyle w:val="a3"/>
+        <w:tabs>
+          <w:tab w:val="left" w:pos="1134"/>
+        </w:tabs>
+        <w:ind w:left="851" w:firstLine="0"/>
+      </w:pPr>
+    </w:p>
+    <w:p>
+      <w:pPr>
+        <w:pStyle w:val="a3"/>
+        <w:numPr>
+          <w:ilvl w:val="2"/>
+          <w:numId w:val="17"/>
+        </w:numPr>
+        <w:ind w:left="0" w:firstLine="851"/>
+      </w:pPr>
+      <w:r>
+        <w:t xml:space="preserve"> </w:t>
+      </w:r>
+      <w:r>
+        <w:t>Требования к численности и квалификации персонала</w:t>
+      </w:r>
+    </w:p>
+    <w:p>
+      <w:pPr>
+        <w:pStyle w:val="a3"/>
+        <w:spacing w:after="0"/>
+        <w:ind w:left="851" w:firstLine="0"/>
+      </w:pPr>
+    </w:p>
+    <w:p>
+      <w:pPr>
+        <w:spacing w:after="0"/>
+      </w:pPr>
+      <w:r>
+        <w:t>В соответствии с указанными в п. 4.3.2 видами обслуживания Программы, минимальное количество персонала, требуемого для ее нормального функционирования, должно составлять не менее двух штатных единиц: ответственный за информационное обслуживание и системный администратор.</w:t>
+      </w:r>
+    </w:p>
+    <w:p>
+      <w:pPr>
+        <w:spacing w:after="0"/>
+      </w:pPr>
+      <w:r>
+        <w:lastRenderedPageBreak/>
+        <w:t>Ответственный за информационное обслуживание Программы должен обладать практическими навыками работы с пользовательским интерфейсом операционной системы, знать общие принципы организации и функционирования информационных систем, быть компетентным в предметной области Программы. В перечень задач, выполняемых ответственным за информационное обслуживание Системы, должны входить ввод и редактирование информации БД.</w:t>
+      </w:r>
+    </w:p>
+    <w:p>
+      <w:pPr>
+        <w:spacing w:after="0"/>
+      </w:pPr>
+      <w:r>
+        <w:t>Системный администратор должен обладать необходимыми знаниями в области администрирования операционных систем и используемой СУБД. В перечень выполняемых им задач должны входить:</w:t>
+      </w:r>
+    </w:p>
+    <w:p>
+      <w:pPr>
+        <w:pStyle w:val="a3"/>
+        <w:numPr>
+          <w:ilvl w:val="0"/>
+          <w:numId w:val="19"/>
+        </w:numPr>
+        <w:tabs>
+          <w:tab w:val="left" w:pos="1134"/>
+        </w:tabs>
+        <w:spacing w:after="0"/>
+        <w:ind w:left="0" w:firstLine="851"/>
+      </w:pPr>
+      <w:r>
+        <w:t>поддержание работоспособности технических средств;</w:t>
+      </w:r>
+    </w:p>
+    <w:p>
+      <w:pPr>
+        <w:pStyle w:val="a3"/>
+        <w:numPr>
+          <w:ilvl w:val="0"/>
+          <w:numId w:val="19"/>
+        </w:numPr>
+        <w:tabs>
+          <w:tab w:val="left" w:pos="1134"/>
+        </w:tabs>
+        <w:spacing w:after="0"/>
+        <w:ind w:left="0" w:firstLine="851"/>
+      </w:pPr>
+      <w:r>
+        <w:t>установка (инсталляция) и поддержание работоспособности системных программных средств – операционной системы, сервера СУБД;</w:t>
+      </w:r>
+    </w:p>
+    <w:p>
+      <w:pPr>
+        <w:pStyle w:val="a3"/>
+        <w:numPr>
+          <w:ilvl w:val="0"/>
+          <w:numId w:val="19"/>
+        </w:numPr>
+        <w:tabs>
+          <w:tab w:val="left" w:pos="1134"/>
+        </w:tabs>
+        <w:ind w:left="0" w:firstLine="851"/>
+      </w:pPr>
+      <w:r>
+        <w:t>установка (инсталляция) и настройка программного изделия.</w:t>
+      </w:r>
+    </w:p>
+    <w:p>
+      <w:pPr>
+        <w:pStyle w:val="a3"/>
+        <w:tabs>
+          <w:tab w:val="left" w:pos="1134"/>
+        </w:tabs>
+        <w:ind w:left="851" w:firstLine="0"/>
+      </w:pPr>
+    </w:p>
+    <w:p>
+      <w:pPr>
+        <w:pStyle w:val="a3"/>
+        <w:numPr>
+          <w:ilvl w:val="1"/>
+          <w:numId w:val="17"/>
+        </w:numPr>
+        <w:tabs>
+          <w:tab w:val="left" w:pos="1134"/>
+        </w:tabs>
+        <w:spacing w:after="0"/>
+        <w:ind w:left="0" w:firstLine="851"/>
+      </w:pPr>
+      <w:r>
+        <w:t xml:space="preserve"> Требования к составу и параметрам технических средств</w:t>
+      </w:r>
+    </w:p>
+    <w:p>
+      <w:pPr>
+        <w:pStyle w:val="a3"/>
+        <w:tabs>
+          <w:tab w:val="left" w:pos="1134"/>
+        </w:tabs>
+        <w:spacing w:after="0"/>
+        <w:ind w:left="851" w:firstLine="0"/>
+      </w:pPr>
+    </w:p>
+    <w:p>
+      <w:pPr>
+        <w:pStyle w:val="a3"/>
+        <w:numPr>
+          <w:ilvl w:val="2"/>
+          <w:numId w:val="17"/>
+        </w:numPr>
+        <w:tabs>
+          <w:tab w:val="left" w:pos="1134"/>
+        </w:tabs>
+        <w:spacing w:after="0"/>
+        <w:ind w:left="0" w:firstLine="851"/>
+      </w:pPr>
+      <w:r>
+        <w:t xml:space="preserve"> Сервер БД</w:t>
+      </w:r>
+    </w:p>
+    <w:p>
+      <w:pPr>
+        <w:pStyle w:val="a3"/>
+        <w:tabs>
+          <w:tab w:val="left" w:pos="1134"/>
+        </w:tabs>
+        <w:spacing w:after="0"/>
+        <w:ind w:left="851" w:firstLine="0"/>
+      </w:pPr>
+    </w:p>
+    <w:p>
+      <w:pPr>
+        <w:spacing w:after="0"/>
+      </w:pPr>
+      <w:r>
+        <w:t xml:space="preserve">Минимальные аппаратные требования: процессор </w:t>
+      </w:r>
+      <w:r>
+        <w:rPr>
+          <w:lang w:val="en-GB"/>
+        </w:rPr>
+        <w:t>Intel</w:t>
+      </w:r>
+      <w:r>
+        <w:t xml:space="preserve">- </w:t>
+      </w:r>
+      <w:r>
+        <w:t xml:space="preserve">или </w:t>
+      </w:r>
+      <w:r>
+        <w:rPr>
+          <w:lang w:val="en-GB"/>
+        </w:rPr>
+        <w:t>Amd</w:t>
+      </w:r>
+      <w:r>
+        <w:t>-совместимый,</w:t>
+      </w:r>
+      <w:r>
+        <w:t xml:space="preserve"> </w:t>
+      </w:r>
+      <w:r>
+        <w:t>тактовая частота не ниже 2 GHz, оперативная память не менее 2</w:t>
+      </w:r>
+      <w:r>
+        <w:t xml:space="preserve"> </w:t>
+      </w:r>
+      <w:r>
+        <w:t>ГБ, не</w:t>
+      </w:r>
+      <w:r>
+        <w:t xml:space="preserve"> </w:t>
+      </w:r>
+      <w:r>
+        <w:t>менее 1 Гб свободного дискового пространства.</w:t>
+      </w:r>
+    </w:p>
+    <w:p>
+      <w:pPr>
+        <w:spacing w:after="0"/>
+      </w:pPr>
+    </w:p>
+    <w:p>
+      <w:pPr>
+        <w:pStyle w:val="a3"/>
+        <w:numPr>
+          <w:ilvl w:val="2"/>
+          <w:numId w:val="17"/>
+        </w:numPr>
+        <w:tabs>
+          <w:tab w:val="left" w:pos="1134"/>
+        </w:tabs>
+        <w:spacing w:after="0"/>
+        <w:ind w:left="0" w:firstLine="851"/>
+      </w:pPr>
+      <w:r>
+        <w:t xml:space="preserve"> Рабочее место пользователя</w:t>
+      </w:r>
+    </w:p>
+    <w:p>
+      <w:pPr>
+        <w:pStyle w:val="a3"/>
+        <w:tabs>
+          <w:tab w:val="left" w:pos="1134"/>
+        </w:tabs>
+        <w:spacing w:after="0"/>
+        <w:ind w:left="851" w:firstLine="0"/>
+      </w:pPr>
+    </w:p>
+    <w:p>
+      <w:pPr>
+        <w:spacing w:after="0"/>
+      </w:pPr>
+      <w:r>
+        <w:t>Процессор тактовая частота не ниже 500 MHz, оперативная память не менее 256 Мб, дискового пространства не менее 100 Мб. Минимальное разрешение экрана пользователя – 800 х 600 пикселей.</w:t>
+      </w:r>
+    </w:p>
+    <w:p>
+      <w:pPr>
+        <w:spacing w:after="0"/>
+      </w:pPr>
+    </w:p>
+    <w:p>
+      <w:pPr>
+        <w:pStyle w:val="a3"/>
+        <w:numPr>
+          <w:ilvl w:val="1"/>
+          <w:numId w:val="17"/>
+        </w:numPr>
+        <w:ind w:left="0" w:firstLine="851"/>
+      </w:pPr>
+      <w:r>
+        <w:t>Требования к информационной и программной совместимости</w:t>
+      </w:r>
+    </w:p>
+    <w:p>
+      <w:pPr>
+        <w:pStyle w:val="a3"/>
+        <w:spacing w:after="0"/>
+        <w:ind w:left="851" w:firstLine="0"/>
+      </w:pPr>
+    </w:p>
+    <w:p>
+      <w:pPr>
+        <w:pStyle w:val="a3"/>
+        <w:numPr>
+          <w:ilvl w:val="2"/>
+          <w:numId w:val="17"/>
+        </w:numPr>
+        <w:spacing w:after="0"/>
+        <w:ind w:left="0" w:firstLine="851"/>
+      </w:pPr>
+      <w:r>
+        <w:t xml:space="preserve"> Требования к информационным структурам и методам решения</w:t>
+      </w:r>
+    </w:p>
+    <w:p>
+      <w:pPr>
+        <w:pStyle w:val="a3"/>
+        <w:spacing w:after="0"/>
+        <w:ind w:left="851" w:firstLine="0"/>
+      </w:pPr>
+    </w:p>
+    <w:p>
+      <w:pPr>
+        <w:spacing w:after="0"/>
+      </w:pPr>
+      <w:r>
+        <w:t>Проектирование структуры БД должно быть выполнено в рамках разработки технического проекта.</w:t>
+      </w:r>
+    </w:p>
+    <w:p>
+      <w:pPr>
+        <w:pStyle w:val="a3"/>
+        <w:numPr>
+          <w:ilvl w:val="2"/>
+          <w:numId w:val="17"/>
+        </w:numPr>
+        <w:ind w:left="0" w:firstLine="851"/>
+      </w:pPr>
+      <w:r>
+        <w:t xml:space="preserve"> Требования к исходным кодам и языкам программирования</w:t>
+      </w:r>
+    </w:p>
+    <w:p>
+      <w:pPr>
+        <w:pStyle w:val="a3"/>
+        <w:spacing w:after="0"/>
+        <w:ind w:left="851" w:firstLine="0"/>
+      </w:pPr>
+    </w:p>
+    <w:p>
+      <w:pPr>
+        <w:spacing w:after="0"/>
+      </w:pPr>
+      <w:r>
+        <w:t>При разработке Системы должны быть использованы следующие</w:t>
+      </w:r>
+      <w:r>
+        <w:t xml:space="preserve"> </w:t>
+      </w:r>
+      <w:r>
+        <w:t>языки программирования:</w:t>
+      </w:r>
+    </w:p>
+    <w:p>
+      <w:pPr>
+        <w:pStyle w:val="a3"/>
+        <w:numPr>
+          <w:ilvl w:val="0"/>
+          <w:numId w:val="20"/>
+        </w:numPr>
+        <w:tabs>
+          <w:tab w:val="left" w:pos="1134"/>
+        </w:tabs>
+        <w:ind w:left="0" w:firstLine="851"/>
+      </w:pPr>
+      <w:r>
+        <w:rPr>
+          <w:lang w:val="en-GB"/>
+        </w:rPr>
+        <w:t>C#;</w:t>
+      </w:r>
+    </w:p>
+    <w:p>
+      <w:pPr>
+        <w:pStyle w:val="a3"/>
+        <w:numPr>
+          <w:ilvl w:val="0"/>
+          <w:numId w:val="20"/>
+        </w:numPr>
+        <w:tabs>
+          <w:tab w:val="left" w:pos="1134"/>
+        </w:tabs>
+        <w:ind w:left="0" w:firstLine="851"/>
+      </w:pPr>
+      <w:r>
+        <w:rPr>
+          <w:lang w:val="en-GB"/>
+        </w:rPr>
+        <w:t>HTML;</w:t>
+      </w:r>
+    </w:p>
+    <w:p>
+      <w:pPr>
+        <w:pStyle w:val="a3"/>
+        <w:numPr>
+          <w:ilvl w:val="0"/>
+          <w:numId w:val="20"/>
+        </w:numPr>
+        <w:tabs>
+          <w:tab w:val="left" w:pos="1134"/>
+        </w:tabs>
+        <w:ind w:left="0" w:firstLine="851"/>
+      </w:pPr>
+      <w:r>
+        <w:rPr>
+          <w:lang w:val="en-GB"/>
+        </w:rPr>
+        <w:t>CSS.</w:t>
+      </w:r>
+    </w:p>
+    <w:p>
+      <w:pPr>
+        <w:pStyle w:val="a3"/>
+        <w:spacing w:after="0"/>
+        <w:ind w:left="1211" w:firstLine="0"/>
+      </w:pPr>
+    </w:p>
+    <w:p>
+      <w:pPr>
+        <w:pStyle w:val="a3"/>
+        <w:numPr>
+          <w:ilvl w:val="2"/>
+          <w:numId w:val="17"/>
+        </w:numPr>
+        <w:spacing w:after="0"/>
+        <w:ind w:left="0" w:firstLine="851"/>
+      </w:pPr>
+      <w:r>
+        <w:t xml:space="preserve"> Требования к программным средствам, используемым программой</w:t>
+      </w:r>
+    </w:p>
+    <w:p>
+      <w:pPr>
+        <w:spacing w:after="0"/>
+      </w:pPr>
+    </w:p>
+    <w:p>
+      <w:pPr>
+        <w:spacing w:after="0"/>
+      </w:pPr>
+      <w:r>
+        <w:t>Системные программные средства, используемые программой, должны быть представлены лицензионной локализованной версией операционной системы не ниже Windows 7.</w:t>
+      </w:r>
+    </w:p>
+    <w:p>
+      <w:pPr>
+        <w:pStyle w:val="a3"/>
+        <w:spacing w:after="0"/>
+        <w:ind w:left="1713" w:firstLine="0"/>
+      </w:pPr>
+    </w:p>
+    <w:p>
+      <w:pPr>
+        <w:pStyle w:val="a3"/>
+        <w:numPr>
+          <w:ilvl w:val="1"/>
+          <w:numId w:val="17"/>
+        </w:numPr>
+        <w:tabs>
+          <w:tab w:val="left" w:pos="1276"/>
+        </w:tabs>
+        <w:spacing w:after="0"/>
+        <w:ind w:left="0" w:firstLine="851"/>
+      </w:pPr>
+      <w:r>
+        <w:t>Требования к защите и информации и программ</w:t>
+      </w:r>
+    </w:p>
+    <w:p>
+      <w:pPr>
+        <w:pStyle w:val="a3"/>
+        <w:tabs>
+          <w:tab w:val="left" w:pos="1276"/>
+        </w:tabs>
+        <w:spacing w:after="0"/>
+        <w:ind w:left="851" w:firstLine="0"/>
+      </w:pPr>
+    </w:p>
+    <w:p>
+      <w:pPr>
+        <w:spacing w:after="0"/>
+      </w:pPr>
+      <w:r>
+        <w:t xml:space="preserve">Доступ к информации БД на чтение, редактирование или удаление предоставляется только авторизованным пользователям с соответствующими правами доступа. Для авторизации необходимо правильно ввести логин и пароль. </w:t>
+      </w:r>
+    </w:p>
+    <w:p>
+      <w:pPr>
+        <w:pStyle w:val="a3"/>
+        <w:tabs>
+          <w:tab w:val="left" w:pos="1276"/>
+        </w:tabs>
+        <w:ind w:left="851" w:firstLine="0"/>
+      </w:pPr>
+    </w:p>
+    <w:p>
+      <w:pPr>
+        <w:pStyle w:val="a3"/>
+        <w:numPr>
+          <w:ilvl w:val="1"/>
+          <w:numId w:val="17"/>
+        </w:numPr>
+        <w:tabs>
+          <w:tab w:val="left" w:pos="1276"/>
+        </w:tabs>
+        <w:ind w:left="0" w:firstLine="851"/>
+      </w:pPr>
+      <w:r>
+        <w:t>Требования к маркировке и упаковке</w:t>
+      </w:r>
+    </w:p>
+    <w:p>
+      <w:pPr>
+        <w:pStyle w:val="a3"/>
+        <w:tabs>
+          <w:tab w:val="left" w:pos="1276"/>
+        </w:tabs>
+        <w:ind w:left="851" w:firstLine="0"/>
+      </w:pPr>
+    </w:p>
+    <w:p>
+      <w:pPr>
+        <w:pStyle w:val="a3"/>
+        <w:numPr>
+          <w:ilvl w:val="2"/>
+          <w:numId w:val="17"/>
+        </w:numPr>
+        <w:tabs>
+          <w:tab w:val="left" w:pos="1276"/>
+        </w:tabs>
+        <w:ind w:left="0" w:firstLine="851"/>
+      </w:pPr>
+      <w:r>
+        <w:t xml:space="preserve"> Требования к маркировке</w:t>
+      </w:r>
+    </w:p>
+    <w:p>
+      <w:pPr>
+        <w:pStyle w:val="a3"/>
+        <w:tabs>
+          <w:tab w:val="left" w:pos="1276"/>
+        </w:tabs>
+        <w:ind w:left="851" w:firstLine="0"/>
+      </w:pPr>
+    </w:p>
+    <w:p>
+      <w:pPr>
+        <w:pStyle w:val="a3"/>
+        <w:tabs>
+          <w:tab w:val="left" w:pos="1276"/>
+        </w:tabs>
+        <w:ind w:left="851" w:firstLine="0"/>
+      </w:pPr>
+      <w:r>
+        <w:t>Требования к маркировке не предъявляются.</w:t>
+      </w:r>
+    </w:p>
+    <w:p>
+      <w:pPr>
+        <w:pStyle w:val="a3"/>
+        <w:tabs>
+          <w:tab w:val="left" w:pos="1276"/>
+        </w:tabs>
+        <w:ind w:left="851" w:firstLine="0"/>
+      </w:pPr>
+    </w:p>
+    <w:p>
+      <w:pPr>
+        <w:pStyle w:val="a3"/>
+        <w:numPr>
+          <w:ilvl w:val="2"/>
+          <w:numId w:val="17"/>
+        </w:numPr>
+        <w:tabs>
+          <w:tab w:val="left" w:pos="1276"/>
+        </w:tabs>
+        <w:ind w:left="0" w:firstLine="851"/>
+      </w:pPr>
+      <w:r>
+        <w:t xml:space="preserve"> Требования к упаковке</w:t>
+      </w:r>
+    </w:p>
+    <w:p>
+      <w:pPr>
+        <w:pStyle w:val="a3"/>
+        <w:tabs>
+          <w:tab w:val="left" w:pos="1276"/>
+        </w:tabs>
+        <w:ind w:left="851" w:firstLine="0"/>
+      </w:pPr>
+    </w:p>
+    <w:p>
+      <w:pPr>
+        <w:pStyle w:val="a3"/>
+        <w:tabs>
+          <w:tab w:val="left" w:pos="1276"/>
+        </w:tabs>
+        <w:ind w:left="851" w:firstLine="0"/>
+      </w:pPr>
+      <w:r>
+        <w:t>Требования к упаковке не предъявляются.</w:t>
+      </w:r>
+    </w:p>
+    <w:p>
+      <w:pPr>
+        <w:pStyle w:val="a3"/>
+        <w:tabs>
+          <w:tab w:val="left" w:pos="1276"/>
+        </w:tabs>
+        <w:ind w:left="851" w:firstLine="0"/>
+      </w:pPr>
+    </w:p>
+    <w:p>
+      <w:pPr>
+        <w:pStyle w:val="a3"/>
+        <w:numPr>
+          <w:ilvl w:val="2"/>
+          <w:numId w:val="17"/>
+        </w:numPr>
+        <w:tabs>
+          <w:tab w:val="left" w:pos="1276"/>
+        </w:tabs>
+        <w:ind w:left="0" w:firstLine="851"/>
+      </w:pPr>
+      <w:r>
+        <w:t xml:space="preserve"> Требования к транспортировке и хранению</w:t>
+      </w:r>
+    </w:p>
+    <w:p>
+      <w:pPr>
+        <w:pStyle w:val="a3"/>
+        <w:tabs>
+          <w:tab w:val="left" w:pos="1276"/>
+        </w:tabs>
+        <w:ind w:left="851" w:firstLine="0"/>
+      </w:pPr>
+    </w:p>
+    <w:p>
+      <w:pPr>
+        <w:pStyle w:val="a3"/>
+        <w:tabs>
+          <w:tab w:val="left" w:pos="1276"/>
+        </w:tabs>
+        <w:ind w:left="851" w:firstLine="0"/>
+      </w:pPr>
+      <w:r>
+        <w:t>Требования к транспортировке и хранению не предъявляются.</w:t>
+      </w:r>
+    </w:p>
+    <w:p>
+      <w:pPr>
+        <w:pStyle w:val="a3"/>
+        <w:tabs>
+          <w:tab w:val="left" w:pos="1276"/>
+        </w:tabs>
+        <w:ind w:left="851" w:firstLine="0"/>
+      </w:pPr>
+    </w:p>
+    <w:p>
+      <w:pPr>
+        <w:pStyle w:val="a3"/>
+        <w:numPr>
+          <w:ilvl w:val="1"/>
+          <w:numId w:val="17"/>
+        </w:numPr>
+        <w:tabs>
+          <w:tab w:val="left" w:pos="1276"/>
+        </w:tabs>
+        <w:ind w:left="0" w:firstLine="851"/>
+      </w:pPr>
+      <w:r>
+        <w:t>Специальные требования</w:t>
+      </w:r>
+    </w:p>
+    <w:p>
+      <w:pPr>
+        <w:pStyle w:val="a3"/>
+        <w:tabs>
+          <w:tab w:val="left" w:pos="1276"/>
+        </w:tabs>
+        <w:ind w:left="851" w:firstLine="0"/>
+      </w:pPr>
+    </w:p>
+    <w:p>
+      <w:pPr>
+        <w:pStyle w:val="a3"/>
+        <w:numPr>
+          <w:ilvl w:val="2"/>
+          <w:numId w:val="17"/>
+        </w:numPr>
+        <w:tabs>
+          <w:tab w:val="left" w:pos="993"/>
+        </w:tabs>
+        <w:ind w:left="0" w:firstLine="851"/>
+      </w:pPr>
+      <w:r>
+        <w:t xml:space="preserve"> Требования к пользовательскому интерфейсу</w:t>
+      </w:r>
+    </w:p>
+    <w:p>
+      <w:pPr>
+        <w:pStyle w:val="a3"/>
+        <w:tabs>
+          <w:tab w:val="left" w:pos="993"/>
+        </w:tabs>
+        <w:spacing w:after="0"/>
+        <w:ind w:left="851" w:firstLine="0"/>
+      </w:pPr>
+    </w:p>
+    <w:p>
+      <w:pPr>
+        <w:spacing w:after="0"/>
+      </w:pPr>
+      <w:r>
+        <w:t>Программа должна обеспечивать взаимодействие с пользователем посредством графического пользовательского интерфейса, разработанного согласно рекомендациям компании-производителя операционной системы.</w:t>
+      </w:r>
+    </w:p>
+    <w:p>
+      <w:pPr>
+        <w:pStyle w:val="a3"/>
+        <w:tabs>
+          <w:tab w:val="left" w:pos="993"/>
+        </w:tabs>
+        <w:ind w:left="851" w:firstLine="0"/>
+      </w:pPr>
+    </w:p>
+    <w:p>
+      <w:pPr>
+        <w:pStyle w:val="a3"/>
+        <w:numPr>
+          <w:ilvl w:val="2"/>
+          <w:numId w:val="17"/>
+        </w:numPr>
+        <w:tabs>
+          <w:tab w:val="left" w:pos="993"/>
+        </w:tabs>
+        <w:ind w:left="0" w:firstLine="851"/>
+      </w:pPr>
+      <w:r>
+        <w:t xml:space="preserve"> Требования к архивированию и резервному копированию</w:t>
+      </w:r>
+    </w:p>
+    <w:p>
+      <w:pPr>
+        <w:pStyle w:val="a3"/>
+        <w:tabs>
+          <w:tab w:val="left" w:pos="993"/>
+        </w:tabs>
+        <w:spacing w:after="0"/>
+        <w:ind w:left="851" w:firstLine="0"/>
+      </w:pPr>
+    </w:p>
+    <w:p>
+      <w:pPr>
+        <w:spacing w:after="0"/>
+      </w:pPr>
+      <w:r>
+        <w:t>Архивирование и резервное копирование данных должно выполняться системным администратором, обслуживающим веб-сервер и СУБД. БД подлежит периодическому резервному копированию. Резервная копия рабочих исходных кодов Программы должна быть сделана единовременно после установки Программы и запуска ее в эксплуатацию.</w:t>
+      </w:r>
+    </w:p>
+    <w:p>
+      <w:pPr>
+        <w:spacing w:after="0"/>
+        <w:ind w:firstLine="0"/>
+      </w:pPr>
+    </w:p>
+    <w:p>
+      <w:pPr>
+        <w:pStyle w:val="a3"/>
+        <w:numPr>
+          <w:ilvl w:val="0"/>
+          <w:numId w:val="17"/>
+        </w:numPr>
+        <w:tabs>
+          <w:tab w:val="left" w:pos="1134"/>
+        </w:tabs>
+        <w:spacing w:after="0"/>
+        <w:ind w:left="0" w:firstLine="851"/>
+      </w:pPr>
+      <w:r>
+        <w:t>Требования к программной документации</w:t>
+      </w:r>
+    </w:p>
+    <w:p>
+      <w:pPr>
+        <w:pStyle w:val="a3"/>
+        <w:tabs>
+          <w:tab w:val="left" w:pos="1134"/>
+        </w:tabs>
+        <w:spacing w:after="0"/>
+        <w:ind w:left="851" w:firstLine="0"/>
+      </w:pPr>
+    </w:p>
+    <w:p>
+      <w:pPr>
+        <w:pStyle w:val="a3"/>
+        <w:numPr>
+          <w:ilvl w:val="1"/>
+          <w:numId w:val="17"/>
+        </w:numPr>
+        <w:tabs>
+          <w:tab w:val="left" w:pos="1134"/>
+        </w:tabs>
+        <w:ind w:left="0" w:firstLine="851"/>
+      </w:pPr>
+      <w:r>
+        <w:t>Предварительный состав программной документации</w:t>
+      </w:r>
+    </w:p>
+    <w:p>
+      <w:pPr>
+        <w:pStyle w:val="a3"/>
+        <w:tabs>
+          <w:tab w:val="left" w:pos="1134"/>
+        </w:tabs>
+        <w:spacing w:after="0"/>
+        <w:ind w:left="851" w:firstLine="0"/>
+      </w:pPr>
+    </w:p>
+    <w:p>
+      <w:pPr>
+        <w:tabs>
+          <w:tab w:val="left" w:pos="1134"/>
+        </w:tabs>
+        <w:spacing w:after="0"/>
+      </w:pPr>
+      <w:r>
+        <w:t>Состав программной документации должен включать в себя:</w:t>
+      </w:r>
+    </w:p>
+    <w:p>
+      <w:pPr>
+        <w:pStyle w:val="a3"/>
+        <w:numPr>
+          <w:ilvl w:val="0"/>
+          <w:numId w:val="21"/>
+        </w:numPr>
+        <w:tabs>
+          <w:tab w:val="left" w:pos="1134"/>
+        </w:tabs>
+        <w:ind w:left="0" w:firstLine="851"/>
+      </w:pPr>
+      <w:r>
+        <w:t>техническое задание;</w:t>
+      </w:r>
+    </w:p>
+    <w:p>
+      <w:pPr>
+        <w:pStyle w:val="a3"/>
+        <w:numPr>
+          <w:ilvl w:val="0"/>
+          <w:numId w:val="21"/>
+        </w:numPr>
+        <w:tabs>
+          <w:tab w:val="left" w:pos="1134"/>
+        </w:tabs>
+        <w:ind w:left="0" w:firstLine="851"/>
+      </w:pPr>
+      <w:r>
+        <w:t>программа;</w:t>
+      </w:r>
+    </w:p>
+    <w:p>
+      <w:pPr>
+        <w:pStyle w:val="a3"/>
+        <w:numPr>
+          <w:ilvl w:val="0"/>
+          <w:numId w:val="21"/>
+        </w:numPr>
+        <w:tabs>
+          <w:tab w:val="left" w:pos="1134"/>
+        </w:tabs>
+        <w:ind w:left="0" w:firstLine="851"/>
+      </w:pPr>
+      <w:r>
+        <w:t>проектная документация;</w:t>
+      </w:r>
+    </w:p>
+    <w:p>
+      <w:pPr>
+        <w:pStyle w:val="a3"/>
+        <w:numPr>
+          <w:ilvl w:val="0"/>
+          <w:numId w:val="21"/>
+        </w:numPr>
+        <w:tabs>
+          <w:tab w:val="left" w:pos="1134"/>
+        </w:tabs>
+        <w:ind w:left="0" w:firstLine="851"/>
+      </w:pPr>
+      <w:r>
+        <w:t>руководство пользователя.</w:t>
+      </w:r>
+    </w:p>
+    <w:p>
+      <w:pPr>
+        <w:pStyle w:val="a3"/>
+        <w:tabs>
+          <w:tab w:val="left" w:pos="1134"/>
+        </w:tabs>
+        <w:spacing w:after="0"/>
+        <w:ind w:left="851" w:firstLine="0"/>
+      </w:pPr>
+    </w:p>
+    <w:p>
+      <w:pPr>
+        <w:pStyle w:val="a3"/>
+        <w:numPr>
+          <w:ilvl w:val="0"/>
+          <w:numId w:val="17"/>
+        </w:numPr>
+        <w:tabs>
+          <w:tab w:val="left" w:pos="1134"/>
+        </w:tabs>
+        <w:spacing w:after="0"/>
+        <w:ind w:left="0" w:firstLine="851"/>
+      </w:pPr>
+      <w:r>
+        <w:t>Технико-экономические показатели</w:t>
+      </w:r>
+    </w:p>
+    <w:p>
+      <w:pPr>
+        <w:pStyle w:val="a3"/>
+        <w:tabs>
+          <w:tab w:val="left" w:pos="1134"/>
+        </w:tabs>
+        <w:spacing w:after="0"/>
+        <w:ind w:left="851" w:firstLine="0"/>
+      </w:pPr>
+    </w:p>
+    <w:p>
+      <w:pPr>
+        <w:spacing w:after="0"/>
+      </w:pPr>
+      <w:r>
+        <w:t>Ориентировочная экономическая эффективность не рассчитывается.</w:t>
+      </w:r>
+    </w:p>
+    <w:p>
+      <w:pPr>
+        <w:pStyle w:val="a3"/>
+        <w:tabs>
+          <w:tab w:val="left" w:pos="1134"/>
+        </w:tabs>
+        <w:spacing w:after="0"/>
+        <w:ind w:left="851" w:firstLine="0"/>
+      </w:pPr>
+    </w:p>
+    <w:p>
+      <w:pPr>
+        <w:pStyle w:val="a3"/>
+        <w:numPr>
+          <w:ilvl w:val="0"/>
+          <w:numId w:val="17"/>
+        </w:numPr>
+        <w:tabs>
+          <w:tab w:val="left" w:pos="1134"/>
+        </w:tabs>
+        <w:spacing w:after="0"/>
+        <w:ind w:left="0" w:firstLine="851"/>
+      </w:pPr>
+      <w:r>
+        <w:t>Стадии и этапы разработки</w:t>
+      </w:r>
+    </w:p>
+    <w:p>
+      <w:pPr>
+        <w:pStyle w:val="a3"/>
+        <w:tabs>
+          <w:tab w:val="left" w:pos="1134"/>
+        </w:tabs>
+        <w:spacing w:after="0"/>
+        <w:ind w:left="851" w:firstLine="0"/>
+      </w:pPr>
+    </w:p>
+    <w:p>
+      <w:pPr>
+        <w:pStyle w:val="a3"/>
+        <w:numPr>
+          <w:ilvl w:val="1"/>
+          <w:numId w:val="17"/>
+        </w:numPr>
+        <w:tabs>
+          <w:tab w:val="left" w:pos="1276"/>
+        </w:tabs>
+        <w:spacing w:after="0"/>
+        <w:ind w:left="0" w:firstLine="851"/>
+      </w:pPr>
+      <w:r>
+        <w:t>Стадии разработки</w:t>
+      </w:r>
+    </w:p>
+    <w:p>
+      <w:pPr>
+        <w:pStyle w:val="a3"/>
+        <w:tabs>
+          <w:tab w:val="left" w:pos="1276"/>
+        </w:tabs>
+        <w:spacing w:after="0"/>
+        <w:ind w:left="851" w:firstLine="0"/>
+      </w:pPr>
+    </w:p>
+    <w:p>
+      <w:pPr>
+        <w:spacing w:after="0"/>
+      </w:pPr>
+      <w:r>
+        <w:t>Разработка должна быть проведена в четыре стадии:</w:t>
+      </w:r>
+    </w:p>
+    <w:p>
+      <w:pPr>
+        <w:pStyle w:val="a3"/>
+        <w:numPr>
+          <w:ilvl w:val="0"/>
+          <w:numId w:val="25"/>
+        </w:numPr>
+        <w:tabs>
+          <w:tab w:val="left" w:pos="1276"/>
+        </w:tabs>
+        <w:spacing w:after="0"/>
+        <w:ind w:left="0" w:firstLine="851"/>
+      </w:pPr>
+      <w:r>
+        <w:t>разработка технического задания;</w:t>
+      </w:r>
+    </w:p>
+    <w:p>
+      <w:pPr>
+        <w:pStyle w:val="a3"/>
+        <w:numPr>
+          <w:ilvl w:val="0"/>
+          <w:numId w:val="25"/>
+        </w:numPr>
+        <w:tabs>
+          <w:tab w:val="left" w:pos="1276"/>
+        </w:tabs>
+        <w:spacing w:after="0"/>
+        <w:ind w:left="0" w:firstLine="851"/>
+      </w:pPr>
+      <w:r>
+        <w:t>рабочее проектирование;</w:t>
+      </w:r>
+    </w:p>
+    <w:p>
+      <w:pPr>
+        <w:pStyle w:val="a3"/>
+        <w:numPr>
+          <w:ilvl w:val="0"/>
+          <w:numId w:val="25"/>
+        </w:numPr>
+        <w:tabs>
+          <w:tab w:val="left" w:pos="1276"/>
+        </w:tabs>
+        <w:spacing w:after="0"/>
+        <w:ind w:left="0" w:firstLine="851"/>
+      </w:pPr>
+      <w:r>
+        <w:t>разработка проектной документации;</w:t>
+      </w:r>
+    </w:p>
+    <w:p>
+      <w:pPr>
+        <w:pStyle w:val="a3"/>
+        <w:numPr>
+          <w:ilvl w:val="0"/>
+          <w:numId w:val="25"/>
+        </w:numPr>
+        <w:tabs>
+          <w:tab w:val="left" w:pos="1276"/>
+        </w:tabs>
+        <w:spacing w:after="0"/>
+        <w:ind w:left="0" w:firstLine="851"/>
+      </w:pPr>
+      <w:r>
+        <w:t>внедрение.</w:t>
+      </w:r>
+    </w:p>
+    <w:p>
+      <w:pPr>
+        <w:pStyle w:val="a3"/>
+        <w:tabs>
+          <w:tab w:val="left" w:pos="1276"/>
+        </w:tabs>
+        <w:spacing w:after="0"/>
+        <w:ind w:left="851" w:firstLine="0"/>
+      </w:pPr>
+    </w:p>
+    <w:p>
+      <w:pPr>
+        <w:pStyle w:val="a3"/>
+        <w:numPr>
+          <w:ilvl w:val="1"/>
+          <w:numId w:val="17"/>
+        </w:numPr>
+        <w:tabs>
+          <w:tab w:val="left" w:pos="1276"/>
+        </w:tabs>
+        <w:spacing w:after="0"/>
+        <w:ind w:left="0" w:firstLine="851"/>
+      </w:pPr>
+      <w:r>
+        <w:t xml:space="preserve"> Этапы разработки </w:t>
+      </w:r>
+    </w:p>
+    <w:p>
+      <w:pPr>
+        <w:pStyle w:val="a3"/>
+        <w:tabs>
+          <w:tab w:val="left" w:pos="1134"/>
+        </w:tabs>
+        <w:spacing w:after="0"/>
+        <w:ind w:left="851" w:firstLine="0"/>
+      </w:pPr>
+    </w:p>
+    <w:p>
+      <w:pPr>
+        <w:spacing w:after="0"/>
+      </w:pPr>
+      <w:r>
+        <w:t xml:space="preserve">На стадии разработки технического задания должен быть выполнен этап разработки, согласования и утверждения настоящего Технического задания. </w:t>
+      </w:r>
+    </w:p>
+    <w:p>
+      <w:pPr>
+        <w:spacing w:after="0"/>
+      </w:pPr>
+      <w:r>
+        <w:t>На стадии рабочего проектирования должен быть выполнен этап разработки программы.</w:t>
+      </w:r>
+    </w:p>
+    <w:p>
+      <w:pPr>
+        <w:tabs>
+          <w:tab w:val="left" w:pos="1134"/>
+        </w:tabs>
+        <w:spacing w:after="0"/>
+      </w:pPr>
+      <w:r>
+        <w:t>На стадии разработки проектной документации должен быть выполнен этап разработки проектной документации.</w:t>
+      </w:r>
+    </w:p>
+    <w:p>
+      <w:pPr>
+        <w:spacing w:after="0"/>
+      </w:pPr>
+      <w:r>
+        <w:lastRenderedPageBreak/>
+        <w:t>На стадии внедрения должны быть выполнены подготовка и передача программы Заказчику.</w:t>
+      </w:r>
+    </w:p>
+    <w:p>
+      <w:pPr>
+        <w:pStyle w:val="a3"/>
+        <w:tabs>
+          <w:tab w:val="left" w:pos="1134"/>
+        </w:tabs>
+        <w:spacing w:after="0"/>
+        <w:ind w:left="851" w:firstLine="0"/>
+      </w:pPr>
+    </w:p>
+    <w:p>
+      <w:pPr>
+        <w:pStyle w:val="a3"/>
+        <w:numPr>
+          <w:ilvl w:val="0"/>
+          <w:numId w:val="17"/>
+        </w:numPr>
+        <w:tabs>
+          <w:tab w:val="left" w:pos="1134"/>
+        </w:tabs>
+        <w:spacing w:after="0"/>
+        <w:ind w:left="0" w:firstLine="851"/>
+      </w:pPr>
+      <w:r>
+        <w:t>Порядок контроля и приемки</w:t>
+      </w:r>
+    </w:p>
+    <w:p>
+      <w:pPr>
+        <w:pStyle w:val="a3"/>
+        <w:tabs>
+          <w:tab w:val="left" w:pos="1134"/>
+        </w:tabs>
+        <w:spacing w:after="0"/>
+        <w:ind w:left="851" w:firstLine="0"/>
+      </w:pPr>
+    </w:p>
+    <w:p>
+      <w:pPr>
+        <w:pStyle w:val="a3"/>
+        <w:numPr>
+          <w:ilvl w:val="1"/>
+          <w:numId w:val="17"/>
+        </w:numPr>
+        <w:tabs>
+          <w:tab w:val="left" w:pos="1276"/>
+        </w:tabs>
+        <w:spacing w:after="0"/>
+        <w:ind w:left="0" w:firstLine="851"/>
+      </w:pPr>
+      <w:r>
+        <w:t xml:space="preserve"> Виды испытаний</w:t>
+      </w:r>
+    </w:p>
+    <w:p>
+      <w:pPr>
+        <w:pStyle w:val="a3"/>
+        <w:tabs>
+          <w:tab w:val="left" w:pos="1276"/>
+        </w:tabs>
+        <w:spacing w:after="0"/>
+        <w:ind w:left="851" w:firstLine="0"/>
+      </w:pPr>
+    </w:p>
+    <w:p>
+      <w:pPr>
+        <w:spacing w:after="0"/>
+      </w:pPr>
+      <w:r>
+        <w:t>Приемосдаточные испытания программы должны проводиться согласно разработанной Исполнителем и согласованной с Заказчиком Программы методик испытаний.</w:t>
+      </w:r>
+    </w:p>
+    <w:p>
+      <w:pPr>
+        <w:pStyle w:val="a3"/>
+        <w:tabs>
+          <w:tab w:val="left" w:pos="1276"/>
+        </w:tabs>
+        <w:spacing w:after="0"/>
+        <w:ind w:left="851" w:firstLine="0"/>
+      </w:pPr>
+    </w:p>
+    <w:p>
+      <w:pPr>
+        <w:pStyle w:val="a3"/>
+        <w:numPr>
+          <w:ilvl w:val="1"/>
+          <w:numId w:val="17"/>
+        </w:numPr>
+        <w:tabs>
+          <w:tab w:val="left" w:pos="1276"/>
+        </w:tabs>
+        <w:spacing w:after="0"/>
+        <w:ind w:left="0" w:firstLine="851"/>
+        <w:rPr>
+          <w:highlight w:val="yellow"/>
+        </w:rPr>
+      </w:pPr>
+      <w:r>
+        <w:t xml:space="preserve"> </w:t>
+      </w:r>
+      <w:r>
+        <w:rPr>
+          <w:highlight w:val="yellow"/>
+        </w:rPr>
+        <w:t>Общие требования к приемке работ</w:t>
+      </w:r>
+    </w:p>
+    <w:p>
+      <w:pPr>
+        <w:pStyle w:val="a3"/>
+        <w:tabs>
+          <w:tab w:val="left" w:pos="1276"/>
+        </w:tabs>
+        <w:spacing w:after="0"/>
+        <w:ind w:left="851" w:firstLine="0"/>
+        <w:rPr>
+          <w:highlight w:val="yellow"/>
+        </w:rPr>
+      </w:pPr>
+    </w:p>
+    <w:p>
+      <w:r>
+        <w:rPr>
+          <w:highlight w:val="yellow"/>
+        </w:rPr>
+        <w:t>На основании Протокола проведения испытаний Исполнитель совместно с Заказчиком подписывает Акт приема-сдачи программы в эксплуатацию.</w:t>
+      </w:r>
+    </w:p>
+    <w:p>
+      <w:pPr>
+        <w:pStyle w:val="a3"/>
+        <w:tabs>
+          <w:tab w:val="left" w:pos="1134"/>
+        </w:tabs>
+        <w:spacing w:after="0"/>
+        <w:ind w:left="851" w:firstLine="0"/>
+      </w:pPr>
+    </w:p>
+    <w:p>
+      <w:pPr>
+        <w:spacing w:after="0"/>
+      </w:pPr>
+    </w:p>
+    <w:p>
+      <w:pPr>
+        <w:pStyle w:val="a3"/>
+        <w:spacing w:after="0"/>
+        <w:ind w:left="1353" w:firstLine="0"/>
+      </w:pPr>
+    </w:p>
+    <w:p>
+      <w:pPr>
+        <w:pStyle w:val="a3"/>
+        <w:tabs>
+          <w:tab w:val="left" w:pos="1134"/>
+        </w:tabs>
+        <w:spacing w:after="0"/>
+        <w:ind w:left="851" w:firstLine="0"/>
+      </w:pPr>
+    </w:p>
+    <w:p>
+      <w:pPr>
+        <w:pStyle w:val="a3"/>
+        <w:tabs>
+          <w:tab w:val="left" w:pos="1134"/>
+        </w:tabs>
+        <w:spacing w:after="0"/>
+        <w:ind w:left="1353" w:firstLine="0"/>
+      </w:pPr>
+    </w:p>
+    <w:p>
+      <w:pPr>
+        <w:pStyle w:val="a3"/>
+        <w:tabs>
+          <w:tab w:val="left" w:pos="1134"/>
+        </w:tabs>
+        <w:spacing w:after="0"/>
+        <w:ind w:left="851" w:firstLine="0"/>
+      </w:pPr>
+    </w:p>
+    <w:p>
+      <w:pPr>
+        <w:pStyle w:val="a3"/>
+        <w:tabs>
+          <w:tab w:val="left" w:pos="1134"/>
+        </w:tabs>
+        <w:spacing w:after="0"/>
+        <w:ind w:left="851" w:firstLine="0"/>
+      </w:pPr>
+    </w:p>
+    <w:p>
+      <w:pPr>
+        <w:pStyle w:val="a3"/>
+        <w:tabs>
+          <w:tab w:val="left" w:pos="1134"/>
+        </w:tabs>
+        <w:ind w:left="851" w:firstLine="0"/>
+      </w:pPr>
+    </w:p>
+    <w:p>
+      <w:pPr>
+        <w:pStyle w:val="a3"/>
+        <w:tabs>
+          <w:tab w:val="left" w:pos="1134"/>
+        </w:tabs>
+        <w:ind w:left="1571" w:firstLine="0"/>
+      </w:pPr>
+    </w:p>
+    <w:p>
+      <w:pPr>
+        <w:pStyle w:val="a3"/>
+        <w:tabs>
+          <w:tab w:val="left" w:pos="1134"/>
+        </w:tabs>
+        <w:ind w:left="1353" w:firstLine="0"/>
+      </w:pPr>
+    </w:p>
+    <w:p>
+      <w:pPr>
+        <w:pStyle w:val="a3"/>
+        <w:tabs>
+          <w:tab w:val="left" w:pos="1134"/>
+        </w:tabs>
+        <w:ind w:left="1353" w:firstLine="0"/>
+      </w:pPr>
+    </w:p>
+    <w:p>
+      <w:pPr>
+        <w:pStyle w:val="a3"/>
+        <w:tabs>
+          <w:tab w:val="left" w:pos="1276"/>
+        </w:tabs>
+        <w:ind w:left="1353" w:firstLine="0"/>
+      </w:pPr>
+    </w:p>
+    <w:p>
+      <w:pPr>
+        <w:pStyle w:val="a3"/>
+        <w:tabs>
+          <w:tab w:val="left" w:pos="1276"/>
+        </w:tabs>
+        <w:ind w:left="851" w:firstLine="0"/>
+      </w:pPr>
+    </w:p>
+    <w:p>
+      <w:pPr>
+        <w:pStyle w:val="a3"/>
+        <w:tabs>
+          <w:tab w:val="left" w:pos="1276"/>
+        </w:tabs>
+        <w:ind w:left="1713" w:firstLine="0"/>
+      </w:pPr>
+    </w:p>
+    <w:p/>
+    <w:p>
+      <w:pPr>
+        <w:ind w:firstLine="0"/>
+      </w:pPr>
     </w:p>
     <w:sectPr>
       <w:pgSz w:w="11906" w:h="16838"/>
       <w:pgMar w:top="1134" w:right="850" w:bottom="1134" w:left="1701" w:header="708" w:footer="708" w:gutter="0"/>
       <w:cols w:space="708"/>
-      <w:docGrid w:linePitch="360"/>
+      <w:titlePg/>
+      <w:docGrid w:linePitch="381"/>
     </w:sectPr>
   </w:body>
 </w:document>
 </file>
 
+<file path=word/endnotes.xml><?xml version="1.0" encoding="utf-8"?>
+<w:endnotes xmlns:wpc="http://schemas.microsoft.com/office/word/2010/wordprocessingCanvas" xmlns:cx="http://schemas.microsoft.com/office/drawing/2014/chartex" xmlns:cx1="http://schemas.microsoft.com/office/drawing/2015/9/8/chartex" xmlns:cx2="http://schemas.microsoft.com/office/drawing/2015/10/21/chartex" xmlns:cx3="http://schemas.microsoft.com/office/drawing/2016/5/9/chartex" xmlns:cx4="http://schemas.microsoft.com/office/drawing/2016/5/10/chartex" xmlns:cx5="http://schemas.microsoft.com/office/drawing/2016/5/11/chartex" xmlns:cx6="http://schemas.microsoft.com/office/drawing/2016/5/12/chartex" xmlns:cx7="http://schemas.microsoft.com/office/drawing/2016/5/13/chartex" xmlns:cx8="http://schemas.microsoft.com/office/drawing/2016/5/14/chartex" xmlns:mc="http://schemas.openxmlformats.org/markup-compatibility/2006" xmlns:aink="http://schemas.microsoft.com/office/drawing/2016/ink" xmlns:am3d="http://schemas.microsoft.com/office/drawing/2017/model3d" xmlns:o="urn:schemas-microsoft-com:office:office" xmlns:r="http://schemas.openxmlformats.org/officeDocument/2006/relationships" xmlns:m="http://schemas.openxmlformats.org/officeDocument/2006/math" xmlns:v="urn:schemas-microsoft-com:vml" xmlns:wp14="http://schemas.microsoft.com/office/word/2010/wordprocessingDrawing" xmlns:wp="http://schemas.openxmlformats.org/drawingml/2006/wordprocessingDrawing" xmlns:w10="urn:schemas-microsoft-com:office:word" xmlns:w="http://schemas.openxmlformats.org/wordprocessingml/2006/main" xmlns:w14="http://schemas.microsoft.com/office/word/2010/wordml" xmlns:w15="http://schemas.microsoft.com/office/word/2012/wordml" xmlns:w16cex="http://schemas.microsoft.com/office/word/2018/wordml/cex" xmlns:w16cid="http://schemas.microsoft.com/office/word/2016/wordml/cid" xmlns:w16="http://schemas.microsoft.com/office/word/2018/wordml" xmlns:w16se="http://schemas.microsoft.com/office/word/2015/wordml/symex" xmlns:wpg="http://schemas.microsoft.com/office/word/2010/wordprocessingGroup" xmlns:wpi="http://schemas.microsoft.com/office/word/2010/wordprocessingInk" xmlns:wne="http://schemas.microsoft.com/office/word/2006/wordml" xmlns:wps="http://schemas.microsoft.com/office/word/2010/wordprocessingShape" mc:Ignorable="w14 w15 w16se w16cid w16 w16cex wp14">
+  <w:endnote w:type="separator" w:id="-1">
+    <w:p>
+      <w:pPr>
+        <w:spacing w:after="0" w:line="240" w:lineRule="auto"/>
+      </w:pPr>
+      <w:r>
+        <w:separator/>
+      </w:r>
+    </w:p>
+  </w:endnote>
+  <w:endnote w:type="continuationSeparator" w:id="0">
+    <w:p>
+      <w:pPr>
+        <w:spacing w:after="0" w:line="240" w:lineRule="auto"/>
+      </w:pPr>
+      <w:r>
+        <w:continuationSeparator/>
+      </w:r>
+    </w:p>
+  </w:endnote>
+</w:endnotes>
+</file>
+
+<file path=word/footnotes.xml><?xml version="1.0" encoding="utf-8"?>
+<w:footnotes xmlns:wpc="http://schemas.microsoft.com/office/word/2010/wordprocessingCanvas" xmlns:cx="http://schemas.microsoft.com/office/drawing/2014/chartex" xmlns:cx1="http://schemas.microsoft.com/office/drawing/2015/9/8/chartex" xmlns:cx2="http://schemas.microsoft.com/office/drawing/2015/10/21/chartex" xmlns:cx3="http://schemas.microsoft.com/office/drawing/2016/5/9/chartex" xmlns:cx4="http://schemas.microsoft.com/office/drawing/2016/5/10/chartex" xmlns:cx5="http://schemas.microsoft.com/office/drawing/2016/5/11/chartex" xmlns:cx6="http://schemas.microsoft.com/office/drawing/2016/5/12/chartex" xmlns:cx7="http://schemas.microsoft.com/office/drawing/2016/5/13/chartex" xmlns:cx8="http://schemas.microsoft.com/office/drawing/2016/5/14/chartex" xmlns:mc="http://schemas.openxmlformats.org/markup-compatibility/2006" xmlns:aink="http://schemas.microsoft.com/office/drawing/2016/ink" xmlns:am3d="http://schemas.microsoft.com/office/drawing/2017/model3d" xmlns:o="urn:schemas-microsoft-com:office:office" xmlns:r="http://schemas.openxmlformats.org/officeDocument/2006/relationships" xmlns:m="http://schemas.openxmlformats.org/officeDocument/2006/math" xmlns:v="urn:schemas-microsoft-com:vml" xmlns:wp14="http://schemas.microsoft.com/office/word/2010/wordprocessingDrawing" xmlns:wp="http://schemas.openxmlformats.org/drawingml/2006/wordprocessingDrawing" xmlns:w10="urn:schemas-microsoft-com:office:word" xmlns:w="http://schemas.openxmlformats.org/wordprocessingml/2006/main" xmlns:w14="http://schemas.microsoft.com/office/word/2010/wordml" xmlns:w15="http://schemas.microsoft.com/office/word/2012/wordml" xmlns:w16cex="http://schemas.microsoft.com/office/word/2018/wordml/cex" xmlns:w16cid="http://schemas.microsoft.com/office/word/2016/wordml/cid" xmlns:w16="http://schemas.microsoft.com/office/word/2018/wordml" xmlns:w16se="http://schemas.microsoft.com/office/word/2015/wordml/symex" xmlns:wpg="http://schemas.microsoft.com/office/word/2010/wordprocessingGroup" xmlns:wpi="http://schemas.microsoft.com/office/word/2010/wordprocessingInk" xmlns:wne="http://schemas.microsoft.com/office/word/2006/wordml" xmlns:wps="http://schemas.microsoft.com/office/word/2010/wordprocessingShape" mc:Ignorable="w14 w15 w16se w16cid w16 w16cex wp14">
+  <w:footnote w:type="separator" w:id="-1">
+    <w:p>
+      <w:pPr>
+        <w:spacing w:after="0" w:line="240" w:lineRule="auto"/>
+      </w:pPr>
+      <w:r>
+        <w:separator/>
+      </w:r>
+    </w:p>
+  </w:footnote>
+  <w:footnote w:type="continuationSeparator" w:id="0">
+    <w:p>
+      <w:pPr>
+        <w:spacing w:after="0" w:line="240" w:lineRule="auto"/>
+      </w:pPr>
+      <w:r>
+        <w:continuationSeparator/>
+      </w:r>
+    </w:p>
+  </w:footnote>
+</w:footnotes>
+</file>
+
 <file path=word/numbering.xml><?xml version="1.0" encoding="utf-8"?>
 <w:numbering xmlns:wpc="http://schemas.microsoft.com/office/word/2010/wordprocessingCanvas" xmlns:cx="http://schemas.microsoft.com/office/drawing/2014/chartex" xmlns:cx1="http://schemas.microsoft.com/office/drawing/2015/9/8/chartex" xmlns:cx2="http://schemas.microsoft.com/office/drawing/2015/10/21/chartex" xmlns:cx3="http://schemas.microsoft.com/office/drawing/2016/5/9/chartex" xmlns:cx4="http://schemas.microsoft.com/office/drawing/2016/5/10/chartex" xmlns:cx5="http://schemas.microsoft.com/office/drawing/2016/5/11/chartex" xmlns:cx6="http://schemas.microsoft.com/office/drawing/2016/5/12/chartex" xmlns:cx7="http://schemas.microsoft.com/office/drawing/2016/5/13/chartex" xmlns:cx8="http://schemas.microsoft.com/office/drawing/2016/5/14/chartex" xmlns:mc="http://schemas.openxmlformats.org/markup-compatibility/2006" xmlns:aink="http://schemas.microsoft.com/office/drawing/2016/ink" xmlns:am3d="http://schemas.microsoft.com/office/drawing/2017/model3d" xmlns:o="urn:schemas-microsoft-com:office:office" xmlns:r="http://schemas.openxmlformats.org/officeDocument/2006/relationships" xmlns:m="http://schemas.openxmlformats.org/officeDocument/2006/math" xmlns:v="urn:schemas-microsoft-com:vml" xmlns:wp14="http://schemas.microsoft.com/office/word/2010/wordprocessingDrawing" xmlns:wp="http://schemas.openxmlformats.org/drawingml/2006/wordprocessingDrawing" xmlns:w10="urn:schemas-microsoft-com:office:word" xmlns:w="http://schemas.openxmlformats.org/wordprocessingml/2006/main" xmlns:w14="http://schemas.microsoft.com/office/word/2010/wordml" xmlns:w15="http://schemas.microsoft.com/office/word/2012/wordml" xmlns:w16cex="http://schemas.microsoft.com/office/word/2018/wordml/cex" xmlns:w16cid="http://schemas.microsoft.com/office/word/2016/wordml/cid" xmlns:w16="http://schemas.microsoft.com/office/word/2018/wordml" xmlns:w16se="http://schemas.microsoft.com/office/word/2015/wordml/symex" xmlns:wpg="http://schemas.microsoft.com/office/word/2010/wordprocessingGroup" xmlns:wpi="http://schemas.microsoft.com/office/word/2010/wordprocessingInk" xmlns:wne="http://schemas.microsoft.com/office/word/2006/wordml" xmlns:wps="http://schemas.microsoft.com/office/word/2010/wordprocessingShape" mc:Ignorable="w14 w15 w16se w16cid w16 w16cex wp14">
   <w:abstractNum w:abstractNumId="0" w15:restartNumberingAfterBreak="0">
+    <w:nsid w:val="07213FB2"/>
+    <w:multiLevelType w:val="hybridMultilevel"/>
+    <w:tmpl w:val="8558024A"/>
+    <w:lvl w:ilvl="0" w:tplc="9CD8B710">
+      <w:start w:val="1"/>
+      <w:numFmt w:val="decimal"/>
+      <w:lvlText w:val="%1."/>
+      <w:lvlJc w:val="left"/>
+      <w:pPr>
+        <w:ind w:left="1211" w:hanging="360"/>
+      </w:pPr>
+      <w:rPr>
+        <w:rFonts w:hint="default"/>
+      </w:rPr>
+    </w:lvl>
+    <w:lvl w:ilvl="1" w:tplc="04190017">
+      <w:start w:val="1"/>
+      <w:numFmt w:val="lowerLetter"/>
+      <w:lvlText w:val="%2)"/>
+      <w:lvlJc w:val="left"/>
+      <w:pPr>
+        <w:ind w:left="1931" w:hanging="360"/>
+      </w:pPr>
+    </w:lvl>
+    <w:lvl w:ilvl="2" w:tplc="0419001B" w:tentative="1">
+      <w:start w:val="1"/>
+      <w:numFmt w:val="lowerRoman"/>
+      <w:lvlText w:val="%3."/>
+      <w:lvlJc w:val="right"/>
+      <w:pPr>
+        <w:ind w:left="2651" w:hanging="180"/>
+      </w:pPr>
+    </w:lvl>
+    <w:lvl w:ilvl="3" w:tplc="0419000F" w:tentative="1">
+      <w:start w:val="1"/>
+      <w:numFmt w:val="decimal"/>
+      <w:lvlText w:val="%4."/>
+      <w:lvlJc w:val="left"/>
+      <w:pPr>
+        <w:ind w:left="3371" w:hanging="360"/>
+      </w:pPr>
+    </w:lvl>
+    <w:lvl w:ilvl="4" w:tplc="04190019" w:tentative="1">
+      <w:start w:val="1"/>
+      <w:numFmt w:val="lowerLetter"/>
+      <w:lvlText w:val="%5."/>
+      <w:lvlJc w:val="left"/>
+      <w:pPr>
+        <w:ind w:left="4091" w:hanging="360"/>
+      </w:pPr>
+    </w:lvl>
+    <w:lvl w:ilvl="5" w:tplc="0419001B" w:tentative="1">
+      <w:start w:val="1"/>
+      <w:numFmt w:val="lowerRoman"/>
+      <w:lvlText w:val="%6."/>
+      <w:lvlJc w:val="right"/>
+      <w:pPr>
+        <w:ind w:left="4811" w:hanging="180"/>
+      </w:pPr>
+    </w:lvl>
+    <w:lvl w:ilvl="6" w:tplc="0419000F" w:tentative="1">
+      <w:start w:val="1"/>
+      <w:numFmt w:val="decimal"/>
+      <w:lvlText w:val="%7."/>
+      <w:lvlJc w:val="left"/>
+      <w:pPr>
+        <w:ind w:left="5531" w:hanging="360"/>
+      </w:pPr>
+    </w:lvl>
+    <w:lvl w:ilvl="7" w:tplc="04190019" w:tentative="1">
+      <w:start w:val="1"/>
+      <w:numFmt w:val="lowerLetter"/>
+      <w:lvlText w:val="%8."/>
+      <w:lvlJc w:val="left"/>
+      <w:pPr>
+        <w:ind w:left="6251" w:hanging="360"/>
+      </w:pPr>
+    </w:lvl>
+    <w:lvl w:ilvl="8" w:tplc="0419001B" w:tentative="1">
+      <w:start w:val="1"/>
+      <w:numFmt w:val="lowerRoman"/>
+      <w:lvlText w:val="%9."/>
+      <w:lvlJc w:val="right"/>
+      <w:pPr>
+        <w:ind w:left="6971" w:hanging="180"/>
+      </w:pPr>
+    </w:lvl>
+  </w:abstractNum>
+  <w:abstractNum w:abstractNumId="1" w15:restartNumberingAfterBreak="0">
+    <w:nsid w:val="0752043C"/>
+    <w:multiLevelType w:val="hybridMultilevel"/>
+    <w:tmpl w:val="4118B7F4"/>
+    <w:lvl w:ilvl="0" w:tplc="04190017">
+      <w:start w:val="1"/>
+      <w:numFmt w:val="lowerLetter"/>
+      <w:lvlText w:val="%1)"/>
+      <w:lvlJc w:val="left"/>
+      <w:pPr>
+        <w:ind w:left="1571" w:hanging="360"/>
+      </w:pPr>
+    </w:lvl>
+    <w:lvl w:ilvl="1" w:tplc="04190019" w:tentative="1">
+      <w:start w:val="1"/>
+      <w:numFmt w:val="lowerLetter"/>
+      <w:lvlText w:val="%2."/>
+      <w:lvlJc w:val="left"/>
+      <w:pPr>
+        <w:ind w:left="2291" w:hanging="360"/>
+      </w:pPr>
+    </w:lvl>
+    <w:lvl w:ilvl="2" w:tplc="0419001B" w:tentative="1">
+      <w:start w:val="1"/>
+      <w:numFmt w:val="lowerRoman"/>
+      <w:lvlText w:val="%3."/>
+      <w:lvlJc w:val="right"/>
+      <w:pPr>
+        <w:ind w:left="3011" w:hanging="180"/>
+      </w:pPr>
+    </w:lvl>
+    <w:lvl w:ilvl="3" w:tplc="0419000F" w:tentative="1">
+      <w:start w:val="1"/>
+      <w:numFmt w:val="decimal"/>
+      <w:lvlText w:val="%4."/>
+      <w:lvlJc w:val="left"/>
+      <w:pPr>
+        <w:ind w:left="3731" w:hanging="360"/>
+      </w:pPr>
+    </w:lvl>
+    <w:lvl w:ilvl="4" w:tplc="04190019" w:tentative="1">
+      <w:start w:val="1"/>
+      <w:numFmt w:val="lowerLetter"/>
+      <w:lvlText w:val="%5."/>
+      <w:lvlJc w:val="left"/>
+      <w:pPr>
+        <w:ind w:left="4451" w:hanging="360"/>
+      </w:pPr>
+    </w:lvl>
+    <w:lvl w:ilvl="5" w:tplc="0419001B" w:tentative="1">
+      <w:start w:val="1"/>
+      <w:numFmt w:val="lowerRoman"/>
+      <w:lvlText w:val="%6."/>
+      <w:lvlJc w:val="right"/>
+      <w:pPr>
+        <w:ind w:left="5171" w:hanging="180"/>
+      </w:pPr>
+    </w:lvl>
+    <w:lvl w:ilvl="6" w:tplc="0419000F" w:tentative="1">
+      <w:start w:val="1"/>
+      <w:numFmt w:val="decimal"/>
+      <w:lvlText w:val="%7."/>
+      <w:lvlJc w:val="left"/>
+      <w:pPr>
+        <w:ind w:left="5891" w:hanging="360"/>
+      </w:pPr>
+    </w:lvl>
+    <w:lvl w:ilvl="7" w:tplc="04190019" w:tentative="1">
+      <w:start w:val="1"/>
+      <w:numFmt w:val="lowerLetter"/>
+      <w:lvlText w:val="%8."/>
+      <w:lvlJc w:val="left"/>
+      <w:pPr>
+        <w:ind w:left="6611" w:hanging="360"/>
+      </w:pPr>
+    </w:lvl>
+    <w:lvl w:ilvl="8" w:tplc="0419001B" w:tentative="1">
+      <w:start w:val="1"/>
+      <w:numFmt w:val="lowerRoman"/>
+      <w:lvlText w:val="%9."/>
+      <w:lvlJc w:val="right"/>
+      <w:pPr>
+        <w:ind w:left="7331" w:hanging="180"/>
+      </w:pPr>
+    </w:lvl>
+  </w:abstractNum>
+  <w:abstractNum w:abstractNumId="2" w15:restartNumberingAfterBreak="0">
     <w:nsid w:val="098A1CD3"/>
     <w:multiLevelType w:val="hybridMultilevel"/>
     <w:tmpl w:val="14880590"/>
@@ -827,7 +6025,128 @@
       </w:pPr>
     </w:lvl>
   </w:abstractNum>
-  <w:abstractNum w:abstractNumId="1" w15:restartNumberingAfterBreak="0">
+  <w:abstractNum w:abstractNumId="3" w15:restartNumberingAfterBreak="0">
+    <w:nsid w:val="0BDC1DBB"/>
+    <w:multiLevelType w:val="multilevel"/>
+    <w:tmpl w:val="2DC2CD14"/>
+    <w:lvl w:ilvl="0">
+      <w:start w:val="1"/>
+      <w:numFmt w:val="decimal"/>
+      <w:lvlText w:val="%1"/>
+      <w:lvlJc w:val="left"/>
+      <w:pPr>
+        <w:ind w:left="1353" w:hanging="360"/>
+      </w:pPr>
+      <w:rPr>
+        <w:rFonts w:hint="default"/>
+      </w:rPr>
+    </w:lvl>
+    <w:lvl w:ilvl="1">
+      <w:start w:val="1"/>
+      <w:numFmt w:val="decimal"/>
+      <w:isLgl/>
+      <w:lvlText w:val="%1.%2"/>
+      <w:lvlJc w:val="left"/>
+      <w:pPr>
+        <w:ind w:left="1353" w:hanging="360"/>
+      </w:pPr>
+      <w:rPr>
+        <w:rFonts w:hint="default"/>
+      </w:rPr>
+    </w:lvl>
+    <w:lvl w:ilvl="2">
+      <w:start w:val="1"/>
+      <w:numFmt w:val="decimal"/>
+      <w:isLgl/>
+      <w:lvlText w:val="%1.%2.%3"/>
+      <w:lvlJc w:val="left"/>
+      <w:pPr>
+        <w:ind w:left="1713" w:hanging="720"/>
+      </w:pPr>
+      <w:rPr>
+        <w:rFonts w:hint="default"/>
+      </w:rPr>
+    </w:lvl>
+    <w:lvl w:ilvl="3">
+      <w:start w:val="1"/>
+      <w:numFmt w:val="decimal"/>
+      <w:isLgl/>
+      <w:lvlText w:val="%1.%2.%3.%4"/>
+      <w:lvlJc w:val="left"/>
+      <w:pPr>
+        <w:ind w:left="2073" w:hanging="1080"/>
+      </w:pPr>
+      <w:rPr>
+        <w:rFonts w:hint="default"/>
+      </w:rPr>
+    </w:lvl>
+    <w:lvl w:ilvl="4">
+      <w:start w:val="1"/>
+      <w:numFmt w:val="decimal"/>
+      <w:isLgl/>
+      <w:lvlText w:val="%1.%2.%3.%4.%5"/>
+      <w:lvlJc w:val="left"/>
+      <w:pPr>
+        <w:ind w:left="2073" w:hanging="1080"/>
+      </w:pPr>
+      <w:rPr>
+        <w:rFonts w:hint="default"/>
+      </w:rPr>
+    </w:lvl>
+    <w:lvl w:ilvl="5">
+      <w:start w:val="1"/>
+      <w:numFmt w:val="decimal"/>
+      <w:isLgl/>
+      <w:lvlText w:val="%1.%2.%3.%4.%5.%6"/>
+      <w:lvlJc w:val="left"/>
+      <w:pPr>
+        <w:ind w:left="2433" w:hanging="1440"/>
+      </w:pPr>
+      <w:rPr>
+        <w:rFonts w:hint="default"/>
+      </w:rPr>
+    </w:lvl>
+    <w:lvl w:ilvl="6">
+      <w:start w:val="1"/>
+      <w:numFmt w:val="decimal"/>
+      <w:isLgl/>
+      <w:lvlText w:val="%1.%2.%3.%4.%5.%6.%7"/>
+      <w:lvlJc w:val="left"/>
+      <w:pPr>
+        <w:ind w:left="2433" w:hanging="1440"/>
+      </w:pPr>
+      <w:rPr>
+        <w:rFonts w:hint="default"/>
+      </w:rPr>
+    </w:lvl>
+    <w:lvl w:ilvl="7">
+      <w:start w:val="1"/>
+      <w:numFmt w:val="decimal"/>
+      <w:isLgl/>
+      <w:lvlText w:val="%1.%2.%3.%4.%5.%6.%7.%8"/>
+      <w:lvlJc w:val="left"/>
+      <w:pPr>
+        <w:ind w:left="2793" w:hanging="1800"/>
+      </w:pPr>
+      <w:rPr>
+        <w:rFonts w:hint="default"/>
+      </w:rPr>
+    </w:lvl>
+    <w:lvl w:ilvl="8">
+      <w:start w:val="1"/>
+      <w:numFmt w:val="decimal"/>
+      <w:isLgl/>
+      <w:lvlText w:val="%1.%2.%3.%4.%5.%6.%7.%8.%9"/>
+      <w:lvlJc w:val="left"/>
+      <w:pPr>
+        <w:ind w:left="3153" w:hanging="2160"/>
+      </w:pPr>
+      <w:rPr>
+        <w:rFonts w:hint="default"/>
+      </w:rPr>
+    </w:lvl>
+  </w:abstractNum>
+  <w:abstractNum w:abstractNumId="4" w15:restartNumberingAfterBreak="0">
     <w:nsid w:val="0CFC6483"/>
     <w:multiLevelType w:val="hybridMultilevel"/>
     <w:tmpl w:val="14880590"/>
@@ -916,7 +6235,476 @@
       </w:pPr>
     </w:lvl>
   </w:abstractNum>
-  <w:abstractNum w:abstractNumId="2" w15:restartNumberingAfterBreak="0">
+  <w:abstractNum w:abstractNumId="5" w15:restartNumberingAfterBreak="0">
+    <w:nsid w:val="0D6E616B"/>
+    <w:multiLevelType w:val="hybridMultilevel"/>
+    <w:tmpl w:val="DC2E6A3A"/>
+    <w:lvl w:ilvl="0" w:tplc="04190017">
+      <w:start w:val="1"/>
+      <w:numFmt w:val="lowerLetter"/>
+      <w:lvlText w:val="%1)"/>
+      <w:lvlJc w:val="left"/>
+      <w:pPr>
+        <w:ind w:left="1571" w:hanging="360"/>
+      </w:pPr>
+    </w:lvl>
+    <w:lvl w:ilvl="1" w:tplc="04190019" w:tentative="1">
+      <w:start w:val="1"/>
+      <w:numFmt w:val="lowerLetter"/>
+      <w:lvlText w:val="%2."/>
+      <w:lvlJc w:val="left"/>
+      <w:pPr>
+        <w:ind w:left="2291" w:hanging="360"/>
+      </w:pPr>
+    </w:lvl>
+    <w:lvl w:ilvl="2" w:tplc="0419001B" w:tentative="1">
+      <w:start w:val="1"/>
+      <w:numFmt w:val="lowerRoman"/>
+      <w:lvlText w:val="%3."/>
+      <w:lvlJc w:val="right"/>
+      <w:pPr>
+        <w:ind w:left="3011" w:hanging="180"/>
+      </w:pPr>
+    </w:lvl>
+    <w:lvl w:ilvl="3" w:tplc="0419000F" w:tentative="1">
+      <w:start w:val="1"/>
+      <w:numFmt w:val="decimal"/>
+      <w:lvlText w:val="%4."/>
+      <w:lvlJc w:val="left"/>
+      <w:pPr>
+        <w:ind w:left="3731" w:hanging="360"/>
+      </w:pPr>
+    </w:lvl>
+    <w:lvl w:ilvl="4" w:tplc="04190019" w:tentative="1">
+      <w:start w:val="1"/>
+      <w:numFmt w:val="lowerLetter"/>
+      <w:lvlText w:val="%5."/>
+      <w:lvlJc w:val="left"/>
+      <w:pPr>
+        <w:ind w:left="4451" w:hanging="360"/>
+      </w:pPr>
+    </w:lvl>
+    <w:lvl w:ilvl="5" w:tplc="0419001B" w:tentative="1">
+      <w:start w:val="1"/>
+      <w:numFmt w:val="lowerRoman"/>
+      <w:lvlText w:val="%6."/>
+      <w:lvlJc w:val="right"/>
+      <w:pPr>
+        <w:ind w:left="5171" w:hanging="180"/>
+      </w:pPr>
+    </w:lvl>
+    <w:lvl w:ilvl="6" w:tplc="0419000F" w:tentative="1">
+      <w:start w:val="1"/>
+      <w:numFmt w:val="decimal"/>
+      <w:lvlText w:val="%7."/>
+      <w:lvlJc w:val="left"/>
+      <w:pPr>
+        <w:ind w:left="5891" w:hanging="360"/>
+      </w:pPr>
+    </w:lvl>
+    <w:lvl w:ilvl="7" w:tplc="04190019" w:tentative="1">
+      <w:start w:val="1"/>
+      <w:numFmt w:val="lowerLetter"/>
+      <w:lvlText w:val="%8."/>
+      <w:lvlJc w:val="left"/>
+      <w:pPr>
+        <w:ind w:left="6611" w:hanging="360"/>
+      </w:pPr>
+    </w:lvl>
+    <w:lvl w:ilvl="8" w:tplc="0419001B" w:tentative="1">
+      <w:start w:val="1"/>
+      <w:numFmt w:val="lowerRoman"/>
+      <w:lvlText w:val="%9."/>
+      <w:lvlJc w:val="right"/>
+      <w:pPr>
+        <w:ind w:left="7331" w:hanging="180"/>
+      </w:pPr>
+    </w:lvl>
+  </w:abstractNum>
+  <w:abstractNum w:abstractNumId="6" w15:restartNumberingAfterBreak="0">
+    <w:nsid w:val="0F932E12"/>
+    <w:multiLevelType w:val="multilevel"/>
+    <w:tmpl w:val="D542C61C"/>
+    <w:lvl w:ilvl="0">
+      <w:start w:val="1"/>
+      <w:numFmt w:val="decimal"/>
+      <w:lvlText w:val="%1."/>
+      <w:lvlJc w:val="left"/>
+      <w:pPr>
+        <w:ind w:left="1353" w:hanging="360"/>
+      </w:pPr>
+      <w:rPr>
+        <w:rFonts w:hint="default"/>
+      </w:rPr>
+    </w:lvl>
+    <w:lvl w:ilvl="1">
+      <w:start w:val="1"/>
+      <w:numFmt w:val="decimal"/>
+      <w:isLgl/>
+      <w:lvlText w:val="%1.%2"/>
+      <w:lvlJc w:val="left"/>
+      <w:pPr>
+        <w:ind w:left="1353" w:hanging="360"/>
+      </w:pPr>
+      <w:rPr>
+        <w:rFonts w:hint="default"/>
+      </w:rPr>
+    </w:lvl>
+    <w:lvl w:ilvl="2">
+      <w:start w:val="1"/>
+      <w:numFmt w:val="decimal"/>
+      <w:isLgl/>
+      <w:lvlText w:val="%1.%2.%3"/>
+      <w:lvlJc w:val="left"/>
+      <w:pPr>
+        <w:ind w:left="1713" w:hanging="720"/>
+      </w:pPr>
+      <w:rPr>
+        <w:rFonts w:hint="default"/>
+      </w:rPr>
+    </w:lvl>
+    <w:lvl w:ilvl="3">
+      <w:start w:val="1"/>
+      <w:numFmt w:val="decimal"/>
+      <w:isLgl/>
+      <w:lvlText w:val="%1.%2.%3.%4"/>
+      <w:lvlJc w:val="left"/>
+      <w:pPr>
+        <w:ind w:left="2073" w:hanging="1080"/>
+      </w:pPr>
+      <w:rPr>
+        <w:rFonts w:hint="default"/>
+      </w:rPr>
+    </w:lvl>
+    <w:lvl w:ilvl="4">
+      <w:start w:val="1"/>
+      <w:numFmt w:val="decimal"/>
+      <w:isLgl/>
+      <w:lvlText w:val="%1.%2.%3.%4.%5"/>
+      <w:lvlJc w:val="left"/>
+      <w:pPr>
+        <w:ind w:left="2073" w:hanging="1080"/>
+      </w:pPr>
+      <w:rPr>
+        <w:rFonts w:hint="default"/>
+      </w:rPr>
+    </w:lvl>
+    <w:lvl w:ilvl="5">
+      <w:start w:val="1"/>
+      <w:numFmt w:val="decimal"/>
+      <w:isLgl/>
+      <w:lvlText w:val="%1.%2.%3.%4.%5.%6"/>
+      <w:lvlJc w:val="left"/>
+      <w:pPr>
+        <w:ind w:left="2433" w:hanging="1440"/>
+      </w:pPr>
+      <w:rPr>
+        <w:rFonts w:hint="default"/>
+      </w:rPr>
+    </w:lvl>
+    <w:lvl w:ilvl="6">
+      <w:start w:val="1"/>
+      <w:numFmt w:val="decimal"/>
+      <w:isLgl/>
+      <w:lvlText w:val="%1.%2.%3.%4.%5.%6.%7"/>
+      <w:lvlJc w:val="left"/>
+      <w:pPr>
+        <w:ind w:left="2433" w:hanging="1440"/>
+      </w:pPr>
+      <w:rPr>
+        <w:rFonts w:hint="default"/>
+      </w:rPr>
+    </w:lvl>
+    <w:lvl w:ilvl="7">
+      <w:start w:val="1"/>
+      <w:numFmt w:val="decimal"/>
+      <w:isLgl/>
+      <w:lvlText w:val="%1.%2.%3.%4.%5.%6.%7.%8"/>
+      <w:lvlJc w:val="left"/>
+      <w:pPr>
+        <w:ind w:left="2793" w:hanging="1800"/>
+      </w:pPr>
+      <w:rPr>
+        <w:rFonts w:hint="default"/>
+      </w:rPr>
+    </w:lvl>
+    <w:lvl w:ilvl="8">
+      <w:start w:val="1"/>
+      <w:numFmt w:val="decimal"/>
+      <w:isLgl/>
+      <w:lvlText w:val="%1.%2.%3.%4.%5.%6.%7.%8.%9"/>
+      <w:lvlJc w:val="left"/>
+      <w:pPr>
+        <w:ind w:left="3153" w:hanging="2160"/>
+      </w:pPr>
+      <w:rPr>
+        <w:rFonts w:hint="default"/>
+      </w:rPr>
+    </w:lvl>
+  </w:abstractNum>
+  <w:abstractNum w:abstractNumId="7" w15:restartNumberingAfterBreak="0">
+    <w:nsid w:val="17555DB8"/>
+    <w:multiLevelType w:val="multilevel"/>
+    <w:tmpl w:val="49582CB6"/>
+    <w:lvl w:ilvl="0">
+      <w:start w:val="1"/>
+      <w:numFmt w:val="decimal"/>
+      <w:lvlText w:val="%1"/>
+      <w:lvlJc w:val="left"/>
+      <w:pPr>
+        <w:ind w:left="360" w:hanging="360"/>
+      </w:pPr>
+      <w:rPr>
+        <w:rFonts w:ascii="Times New Roman" w:hAnsi="Times New Roman" w:hint="default"/>
+        <w:b w:val="0"/>
+        <w:i w:val="0"/>
+        <w:sz w:val="28"/>
+      </w:rPr>
+    </w:lvl>
+    <w:lvl w:ilvl="1">
+      <w:start w:val="1"/>
+      <w:numFmt w:val="decimal"/>
+      <w:lvlText w:val="%1.%2"/>
+      <w:lvlJc w:val="left"/>
+      <w:pPr>
+        <w:ind w:left="792" w:hanging="432"/>
+      </w:pPr>
+      <w:rPr>
+        <w:rFonts w:ascii="Times New Roman" w:hAnsi="Times New Roman" w:hint="default"/>
+        <w:b w:val="0"/>
+        <w:i w:val="0"/>
+        <w:sz w:val="28"/>
+      </w:rPr>
+    </w:lvl>
+    <w:lvl w:ilvl="2">
+      <w:start w:val="1"/>
+      <w:numFmt w:val="decimal"/>
+      <w:lvlText w:val="%1.%2.%3"/>
+      <w:lvlJc w:val="left"/>
+      <w:pPr>
+        <w:ind w:left="1191" w:hanging="471"/>
+      </w:pPr>
+      <w:rPr>
+        <w:rFonts w:ascii="Times New Roman" w:hAnsi="Times New Roman" w:hint="default"/>
+        <w:b w:val="0"/>
+        <w:i w:val="0"/>
+        <w:sz w:val="28"/>
+      </w:rPr>
+    </w:lvl>
+    <w:lvl w:ilvl="3">
+      <w:start w:val="1"/>
+      <w:numFmt w:val="decimal"/>
+      <w:lvlText w:val="%1.%2.%3.%4"/>
+      <w:lvlJc w:val="left"/>
+      <w:pPr>
+        <w:ind w:left="1728" w:hanging="648"/>
+      </w:pPr>
+      <w:rPr>
+        <w:rFonts w:ascii="Times New Roman" w:hAnsi="Times New Roman" w:hint="default"/>
+        <w:b w:val="0"/>
+        <w:i w:val="0"/>
+        <w:sz w:val="28"/>
+      </w:rPr>
+    </w:lvl>
+    <w:lvl w:ilvl="4">
+      <w:start w:val="1"/>
+      <w:numFmt w:val="decimal"/>
+      <w:lvlText w:val="%1.%2.%3.%4.%5"/>
+      <w:lvlJc w:val="left"/>
+      <w:pPr>
+        <w:ind w:left="2232" w:hanging="792"/>
+      </w:pPr>
+      <w:rPr>
+        <w:rFonts w:ascii="Times New Roman" w:hAnsi="Times New Roman" w:hint="default"/>
+        <w:b w:val="0"/>
+        <w:i w:val="0"/>
+        <w:sz w:val="28"/>
+      </w:rPr>
+    </w:lvl>
+    <w:lvl w:ilvl="5">
+      <w:start w:val="1"/>
+      <w:numFmt w:val="decimal"/>
+      <w:lvlText w:val="%1.%2.%3.%4.%5.%6"/>
+      <w:lvlJc w:val="left"/>
+      <w:pPr>
+        <w:ind w:left="2736" w:hanging="936"/>
+      </w:pPr>
+      <w:rPr>
+        <w:rFonts w:ascii="Times New Roman" w:hAnsi="Times New Roman" w:hint="default"/>
+        <w:b w:val="0"/>
+        <w:i w:val="0"/>
+        <w:sz w:val="28"/>
+      </w:rPr>
+    </w:lvl>
+    <w:lvl w:ilvl="6">
+      <w:start w:val="1"/>
+      <w:numFmt w:val="decimal"/>
+      <w:lvlText w:val="%1.%2.%3.%4.%5.%6.%7"/>
+      <w:lvlJc w:val="left"/>
+      <w:pPr>
+        <w:ind w:left="3240" w:hanging="1080"/>
+      </w:pPr>
+      <w:rPr>
+        <w:rFonts w:hint="default"/>
+      </w:rPr>
+    </w:lvl>
+    <w:lvl w:ilvl="7">
+      <w:start w:val="1"/>
+      <w:numFmt w:val="decimal"/>
+      <w:lvlText w:val="%1.%2.%3.%4.%5.%6.%7.%8"/>
+      <w:lvlJc w:val="left"/>
+      <w:pPr>
+        <w:ind w:left="3744" w:hanging="1224"/>
+      </w:pPr>
+      <w:rPr>
+        <w:rFonts w:hint="default"/>
+      </w:rPr>
+    </w:lvl>
+    <w:lvl w:ilvl="8">
+      <w:start w:val="1"/>
+      <w:numFmt w:val="decimal"/>
+      <w:lvlText w:val="%1.%2.%3.%4.%5.%6.%7.%8.%9"/>
+      <w:lvlJc w:val="left"/>
+      <w:pPr>
+        <w:ind w:left="4320" w:hanging="1440"/>
+      </w:pPr>
+      <w:rPr>
+        <w:rFonts w:hint="default"/>
+      </w:rPr>
+    </w:lvl>
+  </w:abstractNum>
+  <w:abstractNum w:abstractNumId="8" w15:restartNumberingAfterBreak="0">
+    <w:nsid w:val="190500B4"/>
+    <w:multiLevelType w:val="multilevel"/>
+    <w:tmpl w:val="49582CB6"/>
+    <w:lvl w:ilvl="0">
+      <w:start w:val="1"/>
+      <w:numFmt w:val="decimal"/>
+      <w:lvlText w:val="%1"/>
+      <w:lvlJc w:val="left"/>
+      <w:pPr>
+        <w:ind w:left="360" w:hanging="360"/>
+      </w:pPr>
+      <w:rPr>
+        <w:rFonts w:ascii="Times New Roman" w:hAnsi="Times New Roman" w:hint="default"/>
+        <w:b w:val="0"/>
+        <w:i w:val="0"/>
+        <w:sz w:val="28"/>
+      </w:rPr>
+    </w:lvl>
+    <w:lvl w:ilvl="1">
+      <w:start w:val="1"/>
+      <w:numFmt w:val="decimal"/>
+      <w:lvlText w:val="%1.%2"/>
+      <w:lvlJc w:val="left"/>
+      <w:pPr>
+        <w:ind w:left="792" w:hanging="432"/>
+      </w:pPr>
+      <w:rPr>
+        <w:rFonts w:ascii="Times New Roman" w:hAnsi="Times New Roman" w:hint="default"/>
+        <w:b w:val="0"/>
+        <w:i w:val="0"/>
+        <w:sz w:val="28"/>
+      </w:rPr>
+    </w:lvl>
+    <w:lvl w:ilvl="2">
+      <w:start w:val="1"/>
+      <w:numFmt w:val="decimal"/>
+      <w:lvlText w:val="%1.%2.%3"/>
+      <w:lvlJc w:val="left"/>
+      <w:pPr>
+        <w:ind w:left="1191" w:hanging="471"/>
+      </w:pPr>
+      <w:rPr>
+        <w:rFonts w:ascii="Times New Roman" w:hAnsi="Times New Roman" w:hint="default"/>
+        <w:b w:val="0"/>
+        <w:i w:val="0"/>
+        <w:sz w:val="28"/>
+      </w:rPr>
+    </w:lvl>
+    <w:lvl w:ilvl="3">
+      <w:start w:val="1"/>
+      <w:numFmt w:val="decimal"/>
+      <w:lvlText w:val="%1.%2.%3.%4"/>
+      <w:lvlJc w:val="left"/>
+      <w:pPr>
+        <w:ind w:left="1728" w:hanging="648"/>
+      </w:pPr>
+      <w:rPr>
+        <w:rFonts w:ascii="Times New Roman" w:hAnsi="Times New Roman" w:hint="default"/>
+        <w:b w:val="0"/>
+        <w:i w:val="0"/>
+        <w:sz w:val="28"/>
+      </w:rPr>
+    </w:lvl>
+    <w:lvl w:ilvl="4">
+      <w:start w:val="1"/>
+      <w:numFmt w:val="decimal"/>
+      <w:lvlText w:val="%1.%2.%3.%4.%5"/>
+      <w:lvlJc w:val="left"/>
+      <w:pPr>
+        <w:ind w:left="2232" w:hanging="792"/>
+      </w:pPr>
+      <w:rPr>
+        <w:rFonts w:ascii="Times New Roman" w:hAnsi="Times New Roman" w:hint="default"/>
+        <w:b w:val="0"/>
+        <w:i w:val="0"/>
+        <w:sz w:val="28"/>
+      </w:rPr>
+    </w:lvl>
+    <w:lvl w:ilvl="5">
+      <w:start w:val="1"/>
+      <w:numFmt w:val="decimal"/>
+      <w:lvlText w:val="%1.%2.%3.%4.%5.%6"/>
+      <w:lvlJc w:val="left"/>
+      <w:pPr>
+        <w:ind w:left="2736" w:hanging="936"/>
+      </w:pPr>
+      <w:rPr>
+        <w:rFonts w:ascii="Times New Roman" w:hAnsi="Times New Roman" w:hint="default"/>
+        <w:b w:val="0"/>
+        <w:i w:val="0"/>
+        <w:sz w:val="28"/>
+      </w:rPr>
+    </w:lvl>
+    <w:lvl w:ilvl="6">
+      <w:start w:val="1"/>
+      <w:numFmt w:val="decimal"/>
+      <w:lvlText w:val="%1.%2.%3.%4.%5.%6.%7"/>
+      <w:lvlJc w:val="left"/>
+      <w:pPr>
+        <w:ind w:left="3240" w:hanging="1080"/>
+      </w:pPr>
+      <w:rPr>
+        <w:rFonts w:hint="default"/>
+      </w:rPr>
+    </w:lvl>
+    <w:lvl w:ilvl="7">
+      <w:start w:val="1"/>
+      <w:numFmt w:val="decimal"/>
+      <w:lvlText w:val="%1.%2.%3.%4.%5.%6.%7.%8"/>
+      <w:lvlJc w:val="left"/>
+      <w:pPr>
+        <w:ind w:left="3744" w:hanging="1224"/>
+      </w:pPr>
+      <w:rPr>
+        <w:rFonts w:hint="default"/>
+      </w:rPr>
+    </w:lvl>
+    <w:lvl w:ilvl="8">
+      <w:start w:val="1"/>
+      <w:numFmt w:val="decimal"/>
+      <w:lvlText w:val="%1.%2.%3.%4.%5.%6.%7.%8.%9"/>
+      <w:lvlJc w:val="left"/>
+      <w:pPr>
+        <w:ind w:left="4320" w:hanging="1440"/>
+      </w:pPr>
+      <w:rPr>
+        <w:rFonts w:hint="default"/>
+      </w:rPr>
+    </w:lvl>
+  </w:abstractNum>
+  <w:abstractNum w:abstractNumId="9" w15:restartNumberingAfterBreak="0">
     <w:nsid w:val="21865A32"/>
     <w:multiLevelType w:val="multilevel"/>
     <w:tmpl w:val="49582CB6"/>
@@ -1047,7 +6835,666 @@
       </w:rPr>
     </w:lvl>
   </w:abstractNum>
-  <w:abstractNum w:abstractNumId="3" w15:restartNumberingAfterBreak="0">
+  <w:abstractNum w:abstractNumId="10" w15:restartNumberingAfterBreak="0">
+    <w:nsid w:val="23193B21"/>
+    <w:multiLevelType w:val="hybridMultilevel"/>
+    <w:tmpl w:val="4030EFA6"/>
+    <w:lvl w:ilvl="0" w:tplc="04190011">
+      <w:start w:val="1"/>
+      <w:numFmt w:val="decimal"/>
+      <w:lvlText w:val="%1)"/>
+      <w:lvlJc w:val="left"/>
+      <w:pPr>
+        <w:ind w:left="1571" w:hanging="360"/>
+      </w:pPr>
+    </w:lvl>
+    <w:lvl w:ilvl="1" w:tplc="04190019" w:tentative="1">
+      <w:start w:val="1"/>
+      <w:numFmt w:val="lowerLetter"/>
+      <w:lvlText w:val="%2."/>
+      <w:lvlJc w:val="left"/>
+      <w:pPr>
+        <w:ind w:left="2291" w:hanging="360"/>
+      </w:pPr>
+    </w:lvl>
+    <w:lvl w:ilvl="2" w:tplc="0419001B" w:tentative="1">
+      <w:start w:val="1"/>
+      <w:numFmt w:val="lowerRoman"/>
+      <w:lvlText w:val="%3."/>
+      <w:lvlJc w:val="right"/>
+      <w:pPr>
+        <w:ind w:left="3011" w:hanging="180"/>
+      </w:pPr>
+    </w:lvl>
+    <w:lvl w:ilvl="3" w:tplc="0419000F" w:tentative="1">
+      <w:start w:val="1"/>
+      <w:numFmt w:val="decimal"/>
+      <w:lvlText w:val="%4."/>
+      <w:lvlJc w:val="left"/>
+      <w:pPr>
+        <w:ind w:left="3731" w:hanging="360"/>
+      </w:pPr>
+    </w:lvl>
+    <w:lvl w:ilvl="4" w:tplc="04190019" w:tentative="1">
+      <w:start w:val="1"/>
+      <w:numFmt w:val="lowerLetter"/>
+      <w:lvlText w:val="%5."/>
+      <w:lvlJc w:val="left"/>
+      <w:pPr>
+        <w:ind w:left="4451" w:hanging="360"/>
+      </w:pPr>
+    </w:lvl>
+    <w:lvl w:ilvl="5" w:tplc="0419001B" w:tentative="1">
+      <w:start w:val="1"/>
+      <w:numFmt w:val="lowerRoman"/>
+      <w:lvlText w:val="%6."/>
+      <w:lvlJc w:val="right"/>
+      <w:pPr>
+        <w:ind w:left="5171" w:hanging="180"/>
+      </w:pPr>
+    </w:lvl>
+    <w:lvl w:ilvl="6" w:tplc="0419000F" w:tentative="1">
+      <w:start w:val="1"/>
+      <w:numFmt w:val="decimal"/>
+      <w:lvlText w:val="%7."/>
+      <w:lvlJc w:val="left"/>
+      <w:pPr>
+        <w:ind w:left="5891" w:hanging="360"/>
+      </w:pPr>
+    </w:lvl>
+    <w:lvl w:ilvl="7" w:tplc="04190019" w:tentative="1">
+      <w:start w:val="1"/>
+      <w:numFmt w:val="lowerLetter"/>
+      <w:lvlText w:val="%8."/>
+      <w:lvlJc w:val="left"/>
+      <w:pPr>
+        <w:ind w:left="6611" w:hanging="360"/>
+      </w:pPr>
+    </w:lvl>
+    <w:lvl w:ilvl="8" w:tplc="0419001B" w:tentative="1">
+      <w:start w:val="1"/>
+      <w:numFmt w:val="lowerRoman"/>
+      <w:lvlText w:val="%9."/>
+      <w:lvlJc w:val="right"/>
+      <w:pPr>
+        <w:ind w:left="7331" w:hanging="180"/>
+      </w:pPr>
+    </w:lvl>
+  </w:abstractNum>
+  <w:abstractNum w:abstractNumId="11" w15:restartNumberingAfterBreak="0">
+    <w:nsid w:val="27105325"/>
+    <w:multiLevelType w:val="hybridMultilevel"/>
+    <w:tmpl w:val="E0BC4D3E"/>
+    <w:lvl w:ilvl="0" w:tplc="63AAFE04">
+      <w:start w:val="1"/>
+      <w:numFmt w:val="decimal"/>
+      <w:lvlText w:val="%1"/>
+      <w:lvlJc w:val="left"/>
+      <w:pPr>
+        <w:ind w:left="1571" w:hanging="360"/>
+      </w:pPr>
+      <w:rPr>
+        <w:rFonts w:hint="default"/>
+      </w:rPr>
+    </w:lvl>
+    <w:lvl w:ilvl="1" w:tplc="04190019" w:tentative="1">
+      <w:start w:val="1"/>
+      <w:numFmt w:val="lowerLetter"/>
+      <w:lvlText w:val="%2."/>
+      <w:lvlJc w:val="left"/>
+      <w:pPr>
+        <w:ind w:left="2291" w:hanging="360"/>
+      </w:pPr>
+    </w:lvl>
+    <w:lvl w:ilvl="2" w:tplc="0419001B" w:tentative="1">
+      <w:start w:val="1"/>
+      <w:numFmt w:val="lowerRoman"/>
+      <w:lvlText w:val="%3."/>
+      <w:lvlJc w:val="right"/>
+      <w:pPr>
+        <w:ind w:left="3011" w:hanging="180"/>
+      </w:pPr>
+    </w:lvl>
+    <w:lvl w:ilvl="3" w:tplc="0419000F" w:tentative="1">
+      <w:start w:val="1"/>
+      <w:numFmt w:val="decimal"/>
+      <w:lvlText w:val="%4."/>
+      <w:lvlJc w:val="left"/>
+      <w:pPr>
+        <w:ind w:left="3731" w:hanging="360"/>
+      </w:pPr>
+    </w:lvl>
+    <w:lvl w:ilvl="4" w:tplc="04190019" w:tentative="1">
+      <w:start w:val="1"/>
+      <w:numFmt w:val="lowerLetter"/>
+      <w:lvlText w:val="%5."/>
+      <w:lvlJc w:val="left"/>
+      <w:pPr>
+        <w:ind w:left="4451" w:hanging="360"/>
+      </w:pPr>
+    </w:lvl>
+    <w:lvl w:ilvl="5" w:tplc="0419001B" w:tentative="1">
+      <w:start w:val="1"/>
+      <w:numFmt w:val="lowerRoman"/>
+      <w:lvlText w:val="%6."/>
+      <w:lvlJc w:val="right"/>
+      <w:pPr>
+        <w:ind w:left="5171" w:hanging="180"/>
+      </w:pPr>
+    </w:lvl>
+    <w:lvl w:ilvl="6" w:tplc="0419000F" w:tentative="1">
+      <w:start w:val="1"/>
+      <w:numFmt w:val="decimal"/>
+      <w:lvlText w:val="%7."/>
+      <w:lvlJc w:val="left"/>
+      <w:pPr>
+        <w:ind w:left="5891" w:hanging="360"/>
+      </w:pPr>
+    </w:lvl>
+    <w:lvl w:ilvl="7" w:tplc="04190019" w:tentative="1">
+      <w:start w:val="1"/>
+      <w:numFmt w:val="lowerLetter"/>
+      <w:lvlText w:val="%8."/>
+      <w:lvlJc w:val="left"/>
+      <w:pPr>
+        <w:ind w:left="6611" w:hanging="360"/>
+      </w:pPr>
+    </w:lvl>
+    <w:lvl w:ilvl="8" w:tplc="0419001B" w:tentative="1">
+      <w:start w:val="1"/>
+      <w:numFmt w:val="lowerRoman"/>
+      <w:lvlText w:val="%9."/>
+      <w:lvlJc w:val="right"/>
+      <w:pPr>
+        <w:ind w:left="7331" w:hanging="180"/>
+      </w:pPr>
+    </w:lvl>
+  </w:abstractNum>
+  <w:abstractNum w:abstractNumId="12" w15:restartNumberingAfterBreak="0">
+    <w:nsid w:val="30EA2E72"/>
+    <w:multiLevelType w:val="multilevel"/>
+    <w:tmpl w:val="2D047E36"/>
+    <w:lvl w:ilvl="0">
+      <w:start w:val="1"/>
+      <w:numFmt w:val="decimal"/>
+      <w:lvlText w:val="%1"/>
+      <w:lvlJc w:val="left"/>
+      <w:pPr>
+        <w:ind w:left="1353" w:hanging="360"/>
+      </w:pPr>
+      <w:rPr>
+        <w:rFonts w:hint="default"/>
+      </w:rPr>
+    </w:lvl>
+    <w:lvl w:ilvl="1">
+      <w:start w:val="1"/>
+      <w:numFmt w:val="decimal"/>
+      <w:isLgl/>
+      <w:lvlText w:val="%1.%2"/>
+      <w:lvlJc w:val="left"/>
+      <w:pPr>
+        <w:ind w:left="1353" w:hanging="360"/>
+      </w:pPr>
+      <w:rPr>
+        <w:rFonts w:hint="default"/>
+      </w:rPr>
+    </w:lvl>
+    <w:lvl w:ilvl="2">
+      <w:start w:val="1"/>
+      <w:numFmt w:val="decimal"/>
+      <w:isLgl/>
+      <w:lvlText w:val="%1.%2.%3"/>
+      <w:lvlJc w:val="left"/>
+      <w:pPr>
+        <w:ind w:left="1713" w:hanging="720"/>
+      </w:pPr>
+      <w:rPr>
+        <w:rFonts w:hint="default"/>
+      </w:rPr>
+    </w:lvl>
+    <w:lvl w:ilvl="3">
+      <w:start w:val="1"/>
+      <w:numFmt w:val="decimal"/>
+      <w:isLgl/>
+      <w:lvlText w:val="%1.%2.%3.%4"/>
+      <w:lvlJc w:val="left"/>
+      <w:pPr>
+        <w:ind w:left="2073" w:hanging="1080"/>
+      </w:pPr>
+      <w:rPr>
+        <w:rFonts w:hint="default"/>
+      </w:rPr>
+    </w:lvl>
+    <w:lvl w:ilvl="4">
+      <w:start w:val="1"/>
+      <w:numFmt w:val="decimal"/>
+      <w:isLgl/>
+      <w:lvlText w:val="%1.%2.%3.%4.%5"/>
+      <w:lvlJc w:val="left"/>
+      <w:pPr>
+        <w:ind w:left="2073" w:hanging="1080"/>
+      </w:pPr>
+      <w:rPr>
+        <w:rFonts w:hint="default"/>
+      </w:rPr>
+    </w:lvl>
+    <w:lvl w:ilvl="5">
+      <w:start w:val="1"/>
+      <w:numFmt w:val="decimal"/>
+      <w:isLgl/>
+      <w:lvlText w:val="%1.%2.%3.%4.%5.%6"/>
+      <w:lvlJc w:val="left"/>
+      <w:pPr>
+        <w:ind w:left="2433" w:hanging="1440"/>
+      </w:pPr>
+      <w:rPr>
+        <w:rFonts w:hint="default"/>
+      </w:rPr>
+    </w:lvl>
+    <w:lvl w:ilvl="6">
+      <w:start w:val="1"/>
+      <w:numFmt w:val="decimal"/>
+      <w:isLgl/>
+      <w:lvlText w:val="%1.%2.%3.%4.%5.%6.%7"/>
+      <w:lvlJc w:val="left"/>
+      <w:pPr>
+        <w:ind w:left="2433" w:hanging="1440"/>
+      </w:pPr>
+      <w:rPr>
+        <w:rFonts w:hint="default"/>
+      </w:rPr>
+    </w:lvl>
+    <w:lvl w:ilvl="7">
+      <w:start w:val="1"/>
+      <w:numFmt w:val="decimal"/>
+      <w:isLgl/>
+      <w:lvlText w:val="%1.%2.%3.%4.%5.%6.%7.%8"/>
+      <w:lvlJc w:val="left"/>
+      <w:pPr>
+        <w:ind w:left="2793" w:hanging="1800"/>
+      </w:pPr>
+      <w:rPr>
+        <w:rFonts w:hint="default"/>
+      </w:rPr>
+    </w:lvl>
+    <w:lvl w:ilvl="8">
+      <w:start w:val="1"/>
+      <w:numFmt w:val="decimal"/>
+      <w:isLgl/>
+      <w:lvlText w:val="%1.%2.%3.%4.%5.%6.%7.%8.%9"/>
+      <w:lvlJc w:val="left"/>
+      <w:pPr>
+        <w:ind w:left="3153" w:hanging="2160"/>
+      </w:pPr>
+      <w:rPr>
+        <w:rFonts w:hint="default"/>
+      </w:rPr>
+    </w:lvl>
+  </w:abstractNum>
+  <w:abstractNum w:abstractNumId="13" w15:restartNumberingAfterBreak="0">
+    <w:nsid w:val="329E1D20"/>
+    <w:multiLevelType w:val="multilevel"/>
+    <w:tmpl w:val="D542C61C"/>
+    <w:lvl w:ilvl="0">
+      <w:start w:val="1"/>
+      <w:numFmt w:val="decimal"/>
+      <w:lvlText w:val="%1."/>
+      <w:lvlJc w:val="left"/>
+      <w:pPr>
+        <w:ind w:left="1353" w:hanging="360"/>
+      </w:pPr>
+      <w:rPr>
+        <w:rFonts w:hint="default"/>
+      </w:rPr>
+    </w:lvl>
+    <w:lvl w:ilvl="1">
+      <w:start w:val="1"/>
+      <w:numFmt w:val="decimal"/>
+      <w:isLgl/>
+      <w:lvlText w:val="%1.%2"/>
+      <w:lvlJc w:val="left"/>
+      <w:pPr>
+        <w:ind w:left="1353" w:hanging="360"/>
+      </w:pPr>
+      <w:rPr>
+        <w:rFonts w:hint="default"/>
+      </w:rPr>
+    </w:lvl>
+    <w:lvl w:ilvl="2">
+      <w:start w:val="1"/>
+      <w:numFmt w:val="decimal"/>
+      <w:isLgl/>
+      <w:lvlText w:val="%1.%2.%3"/>
+      <w:lvlJc w:val="left"/>
+      <w:pPr>
+        <w:ind w:left="1713" w:hanging="720"/>
+      </w:pPr>
+      <w:rPr>
+        <w:rFonts w:hint="default"/>
+      </w:rPr>
+    </w:lvl>
+    <w:lvl w:ilvl="3">
+      <w:start w:val="1"/>
+      <w:numFmt w:val="decimal"/>
+      <w:isLgl/>
+      <w:lvlText w:val="%1.%2.%3.%4"/>
+      <w:lvlJc w:val="left"/>
+      <w:pPr>
+        <w:ind w:left="2073" w:hanging="1080"/>
+      </w:pPr>
+      <w:rPr>
+        <w:rFonts w:hint="default"/>
+      </w:rPr>
+    </w:lvl>
+    <w:lvl w:ilvl="4">
+      <w:start w:val="1"/>
+      <w:numFmt w:val="decimal"/>
+      <w:isLgl/>
+      <w:lvlText w:val="%1.%2.%3.%4.%5"/>
+      <w:lvlJc w:val="left"/>
+      <w:pPr>
+        <w:ind w:left="2073" w:hanging="1080"/>
+      </w:pPr>
+      <w:rPr>
+        <w:rFonts w:hint="default"/>
+      </w:rPr>
+    </w:lvl>
+    <w:lvl w:ilvl="5">
+      <w:start w:val="1"/>
+      <w:numFmt w:val="decimal"/>
+      <w:isLgl/>
+      <w:lvlText w:val="%1.%2.%3.%4.%5.%6"/>
+      <w:lvlJc w:val="left"/>
+      <w:pPr>
+        <w:ind w:left="2433" w:hanging="1440"/>
+      </w:pPr>
+      <w:rPr>
+        <w:rFonts w:hint="default"/>
+      </w:rPr>
+    </w:lvl>
+    <w:lvl w:ilvl="6">
+      <w:start w:val="1"/>
+      <w:numFmt w:val="decimal"/>
+      <w:isLgl/>
+      <w:lvlText w:val="%1.%2.%3.%4.%5.%6.%7"/>
+      <w:lvlJc w:val="left"/>
+      <w:pPr>
+        <w:ind w:left="2433" w:hanging="1440"/>
+      </w:pPr>
+      <w:rPr>
+        <w:rFonts w:hint="default"/>
+      </w:rPr>
+    </w:lvl>
+    <w:lvl w:ilvl="7">
+      <w:start w:val="1"/>
+      <w:numFmt w:val="decimal"/>
+      <w:isLgl/>
+      <w:lvlText w:val="%1.%2.%3.%4.%5.%6.%7.%8"/>
+      <w:lvlJc w:val="left"/>
+      <w:pPr>
+        <w:ind w:left="2793" w:hanging="1800"/>
+      </w:pPr>
+      <w:rPr>
+        <w:rFonts w:hint="default"/>
+      </w:rPr>
+    </w:lvl>
+    <w:lvl w:ilvl="8">
+      <w:start w:val="1"/>
+      <w:numFmt w:val="decimal"/>
+      <w:isLgl/>
+      <w:lvlText w:val="%1.%2.%3.%4.%5.%6.%7.%8.%9"/>
+      <w:lvlJc w:val="left"/>
+      <w:pPr>
+        <w:ind w:left="3153" w:hanging="2160"/>
+      </w:pPr>
+      <w:rPr>
+        <w:rFonts w:hint="default"/>
+      </w:rPr>
+    </w:lvl>
+  </w:abstractNum>
+  <w:abstractNum w:abstractNumId="14" w15:restartNumberingAfterBreak="0">
+    <w:nsid w:val="376F5F57"/>
+    <w:multiLevelType w:val="multilevel"/>
+    <w:tmpl w:val="D542C61C"/>
+    <w:lvl w:ilvl="0">
+      <w:start w:val="1"/>
+      <w:numFmt w:val="decimal"/>
+      <w:lvlText w:val="%1."/>
+      <w:lvlJc w:val="left"/>
+      <w:pPr>
+        <w:ind w:left="1353" w:hanging="360"/>
+      </w:pPr>
+      <w:rPr>
+        <w:rFonts w:hint="default"/>
+      </w:rPr>
+    </w:lvl>
+    <w:lvl w:ilvl="1">
+      <w:start w:val="1"/>
+      <w:numFmt w:val="decimal"/>
+      <w:isLgl/>
+      <w:lvlText w:val="%1.%2"/>
+      <w:lvlJc w:val="left"/>
+      <w:pPr>
+        <w:ind w:left="1353" w:hanging="360"/>
+      </w:pPr>
+      <w:rPr>
+        <w:rFonts w:hint="default"/>
+      </w:rPr>
+    </w:lvl>
+    <w:lvl w:ilvl="2">
+      <w:start w:val="1"/>
+      <w:numFmt w:val="decimal"/>
+      <w:isLgl/>
+      <w:lvlText w:val="%1.%2.%3"/>
+      <w:lvlJc w:val="left"/>
+      <w:pPr>
+        <w:ind w:left="1713" w:hanging="720"/>
+      </w:pPr>
+      <w:rPr>
+        <w:rFonts w:hint="default"/>
+      </w:rPr>
+    </w:lvl>
+    <w:lvl w:ilvl="3">
+      <w:start w:val="1"/>
+      <w:numFmt w:val="decimal"/>
+      <w:isLgl/>
+      <w:lvlText w:val="%1.%2.%3.%4"/>
+      <w:lvlJc w:val="left"/>
+      <w:pPr>
+        <w:ind w:left="2073" w:hanging="1080"/>
+      </w:pPr>
+      <w:rPr>
+        <w:rFonts w:hint="default"/>
+      </w:rPr>
+    </w:lvl>
+    <w:lvl w:ilvl="4">
+      <w:start w:val="1"/>
+      <w:numFmt w:val="decimal"/>
+      <w:isLgl/>
+      <w:lvlText w:val="%1.%2.%3.%4.%5"/>
+      <w:lvlJc w:val="left"/>
+      <w:pPr>
+        <w:ind w:left="2073" w:hanging="1080"/>
+      </w:pPr>
+      <w:rPr>
+        <w:rFonts w:hint="default"/>
+      </w:rPr>
+    </w:lvl>
+    <w:lvl w:ilvl="5">
+      <w:start w:val="1"/>
+      <w:numFmt w:val="decimal"/>
+      <w:isLgl/>
+      <w:lvlText w:val="%1.%2.%3.%4.%5.%6"/>
+      <w:lvlJc w:val="left"/>
+      <w:pPr>
+        <w:ind w:left="2433" w:hanging="1440"/>
+      </w:pPr>
+      <w:rPr>
+        <w:rFonts w:hint="default"/>
+      </w:rPr>
+    </w:lvl>
+    <w:lvl w:ilvl="6">
+      <w:start w:val="1"/>
+      <w:numFmt w:val="decimal"/>
+      <w:isLgl/>
+      <w:lvlText w:val="%1.%2.%3.%4.%5.%6.%7"/>
+      <w:lvlJc w:val="left"/>
+      <w:pPr>
+        <w:ind w:left="2433" w:hanging="1440"/>
+      </w:pPr>
+      <w:rPr>
+        <w:rFonts w:hint="default"/>
+      </w:rPr>
+    </w:lvl>
+    <w:lvl w:ilvl="7">
+      <w:start w:val="1"/>
+      <w:numFmt w:val="decimal"/>
+      <w:isLgl/>
+      <w:lvlText w:val="%1.%2.%3.%4.%5.%6.%7.%8"/>
+      <w:lvlJc w:val="left"/>
+      <w:pPr>
+        <w:ind w:left="2793" w:hanging="1800"/>
+      </w:pPr>
+      <w:rPr>
+        <w:rFonts w:hint="default"/>
+      </w:rPr>
+    </w:lvl>
+    <w:lvl w:ilvl="8">
+      <w:start w:val="1"/>
+      <w:numFmt w:val="decimal"/>
+      <w:isLgl/>
+      <w:lvlText w:val="%1.%2.%3.%4.%5.%6.%7.%8.%9"/>
+      <w:lvlJc w:val="left"/>
+      <w:pPr>
+        <w:ind w:left="3153" w:hanging="2160"/>
+      </w:pPr>
+      <w:rPr>
+        <w:rFonts w:hint="default"/>
+      </w:rPr>
+    </w:lvl>
+  </w:abstractNum>
+  <w:abstractNum w:abstractNumId="15" w15:restartNumberingAfterBreak="0">
+    <w:nsid w:val="37BB4044"/>
+    <w:multiLevelType w:val="multilevel"/>
+    <w:tmpl w:val="D542C61C"/>
+    <w:lvl w:ilvl="0">
+      <w:start w:val="1"/>
+      <w:numFmt w:val="decimal"/>
+      <w:lvlText w:val="%1."/>
+      <w:lvlJc w:val="left"/>
+      <w:pPr>
+        <w:ind w:left="1353" w:hanging="360"/>
+      </w:pPr>
+      <w:rPr>
+        <w:rFonts w:hint="default"/>
+      </w:rPr>
+    </w:lvl>
+    <w:lvl w:ilvl="1">
+      <w:start w:val="1"/>
+      <w:numFmt w:val="decimal"/>
+      <w:isLgl/>
+      <w:lvlText w:val="%1.%2"/>
+      <w:lvlJc w:val="left"/>
+      <w:pPr>
+        <w:ind w:left="1353" w:hanging="360"/>
+      </w:pPr>
+      <w:rPr>
+        <w:rFonts w:hint="default"/>
+      </w:rPr>
+    </w:lvl>
+    <w:lvl w:ilvl="2">
+      <w:start w:val="1"/>
+      <w:numFmt w:val="decimal"/>
+      <w:isLgl/>
+      <w:lvlText w:val="%1.%2.%3"/>
+      <w:lvlJc w:val="left"/>
+      <w:pPr>
+        <w:ind w:left="1713" w:hanging="720"/>
+      </w:pPr>
+      <w:rPr>
+        <w:rFonts w:hint="default"/>
+      </w:rPr>
+    </w:lvl>
+    <w:lvl w:ilvl="3">
+      <w:start w:val="1"/>
+      <w:numFmt w:val="decimal"/>
+      <w:isLgl/>
+      <w:lvlText w:val="%1.%2.%3.%4"/>
+      <w:lvlJc w:val="left"/>
+      <w:pPr>
+        <w:ind w:left="2073" w:hanging="1080"/>
+      </w:pPr>
+      <w:rPr>
+        <w:rFonts w:hint="default"/>
+      </w:rPr>
+    </w:lvl>
+    <w:lvl w:ilvl="4">
+      <w:start w:val="1"/>
+      <w:numFmt w:val="decimal"/>
+      <w:isLgl/>
+      <w:lvlText w:val="%1.%2.%3.%4.%5"/>
+      <w:lvlJc w:val="left"/>
+      <w:pPr>
+        <w:ind w:left="2073" w:hanging="1080"/>
+      </w:pPr>
+      <w:rPr>
+        <w:rFonts w:hint="default"/>
+      </w:rPr>
+    </w:lvl>
+    <w:lvl w:ilvl="5">
+      <w:start w:val="1"/>
+      <w:numFmt w:val="decimal"/>
+      <w:isLgl/>
+      <w:lvlText w:val="%1.%2.%3.%4.%5.%6"/>
+      <w:lvlJc w:val="left"/>
+      <w:pPr>
+        <w:ind w:left="2433" w:hanging="1440"/>
+      </w:pPr>
+      <w:rPr>
+        <w:rFonts w:hint="default"/>
+      </w:rPr>
+    </w:lvl>
+    <w:lvl w:ilvl="6">
+      <w:start w:val="1"/>
+      <w:numFmt w:val="decimal"/>
+      <w:isLgl/>
+      <w:lvlText w:val="%1.%2.%3.%4.%5.%6.%7"/>
+      <w:lvlJc w:val="left"/>
+      <w:pPr>
+        <w:ind w:left="2433" w:hanging="1440"/>
+      </w:pPr>
+      <w:rPr>
+        <w:rFonts w:hint="default"/>
+      </w:rPr>
+    </w:lvl>
+    <w:lvl w:ilvl="7">
+      <w:start w:val="1"/>
+      <w:numFmt w:val="decimal"/>
+      <w:isLgl/>
+      <w:lvlText w:val="%1.%2.%3.%4.%5.%6.%7.%8"/>
+      <w:lvlJc w:val="left"/>
+      <w:pPr>
+        <w:ind w:left="2793" w:hanging="1800"/>
+      </w:pPr>
+      <w:rPr>
+        <w:rFonts w:hint="default"/>
+      </w:rPr>
+    </w:lvl>
+    <w:lvl w:ilvl="8">
+      <w:start w:val="1"/>
+      <w:numFmt w:val="decimal"/>
+      <w:isLgl/>
+      <w:lvlText w:val="%1.%2.%3.%4.%5.%6.%7.%8.%9"/>
+      <w:lvlJc w:val="left"/>
+      <w:pPr>
+        <w:ind w:left="3153" w:hanging="2160"/>
+      </w:pPr>
+      <w:rPr>
+        <w:rFonts w:hint="default"/>
+      </w:rPr>
+    </w:lvl>
+  </w:abstractNum>
+  <w:abstractNum w:abstractNumId="16" w15:restartNumberingAfterBreak="0">
     <w:nsid w:val="3CD5069A"/>
     <w:multiLevelType w:val="hybridMultilevel"/>
     <w:tmpl w:val="ECFE5E36"/>
@@ -1133,7 +7580,348 @@
       </w:pPr>
     </w:lvl>
   </w:abstractNum>
-  <w:abstractNum w:abstractNumId="4" w15:restartNumberingAfterBreak="0">
+  <w:abstractNum w:abstractNumId="17" w15:restartNumberingAfterBreak="0">
+    <w:nsid w:val="4DBD0A3F"/>
+    <w:multiLevelType w:val="multilevel"/>
+    <w:tmpl w:val="49582CB6"/>
+    <w:lvl w:ilvl="0">
+      <w:start w:val="1"/>
+      <w:numFmt w:val="decimal"/>
+      <w:lvlText w:val="%1"/>
+      <w:lvlJc w:val="left"/>
+      <w:pPr>
+        <w:ind w:left="360" w:hanging="360"/>
+      </w:pPr>
+      <w:rPr>
+        <w:rFonts w:ascii="Times New Roman" w:hAnsi="Times New Roman" w:hint="default"/>
+        <w:b w:val="0"/>
+        <w:i w:val="0"/>
+        <w:sz w:val="28"/>
+      </w:rPr>
+    </w:lvl>
+    <w:lvl w:ilvl="1">
+      <w:start w:val="1"/>
+      <w:numFmt w:val="decimal"/>
+      <w:lvlText w:val="%1.%2"/>
+      <w:lvlJc w:val="left"/>
+      <w:pPr>
+        <w:ind w:left="792" w:hanging="432"/>
+      </w:pPr>
+      <w:rPr>
+        <w:rFonts w:ascii="Times New Roman" w:hAnsi="Times New Roman" w:hint="default"/>
+        <w:b w:val="0"/>
+        <w:i w:val="0"/>
+        <w:sz w:val="28"/>
+      </w:rPr>
+    </w:lvl>
+    <w:lvl w:ilvl="2">
+      <w:start w:val="1"/>
+      <w:numFmt w:val="decimal"/>
+      <w:lvlText w:val="%1.%2.%3"/>
+      <w:lvlJc w:val="left"/>
+      <w:pPr>
+        <w:ind w:left="1191" w:hanging="471"/>
+      </w:pPr>
+      <w:rPr>
+        <w:rFonts w:ascii="Times New Roman" w:hAnsi="Times New Roman" w:hint="default"/>
+        <w:b w:val="0"/>
+        <w:i w:val="0"/>
+        <w:sz w:val="28"/>
+      </w:rPr>
+    </w:lvl>
+    <w:lvl w:ilvl="3">
+      <w:start w:val="1"/>
+      <w:numFmt w:val="decimal"/>
+      <w:lvlText w:val="%1.%2.%3.%4"/>
+      <w:lvlJc w:val="left"/>
+      <w:pPr>
+        <w:ind w:left="1728" w:hanging="648"/>
+      </w:pPr>
+      <w:rPr>
+        <w:rFonts w:ascii="Times New Roman" w:hAnsi="Times New Roman" w:hint="default"/>
+        <w:b w:val="0"/>
+        <w:i w:val="0"/>
+        <w:sz w:val="28"/>
+      </w:rPr>
+    </w:lvl>
+    <w:lvl w:ilvl="4">
+      <w:start w:val="1"/>
+      <w:numFmt w:val="decimal"/>
+      <w:lvlText w:val="%1.%2.%3.%4.%5"/>
+      <w:lvlJc w:val="left"/>
+      <w:pPr>
+        <w:ind w:left="2232" w:hanging="792"/>
+      </w:pPr>
+      <w:rPr>
+        <w:rFonts w:ascii="Times New Roman" w:hAnsi="Times New Roman" w:hint="default"/>
+        <w:b w:val="0"/>
+        <w:i w:val="0"/>
+        <w:sz w:val="28"/>
+      </w:rPr>
+    </w:lvl>
+    <w:lvl w:ilvl="5">
+      <w:start w:val="1"/>
+      <w:numFmt w:val="decimal"/>
+      <w:lvlText w:val="%1.%2.%3.%4.%5.%6"/>
+      <w:lvlJc w:val="left"/>
+      <w:pPr>
+        <w:ind w:left="2736" w:hanging="936"/>
+      </w:pPr>
+      <w:rPr>
+        <w:rFonts w:ascii="Times New Roman" w:hAnsi="Times New Roman" w:hint="default"/>
+        <w:b w:val="0"/>
+        <w:i w:val="0"/>
+        <w:sz w:val="28"/>
+      </w:rPr>
+    </w:lvl>
+    <w:lvl w:ilvl="6">
+      <w:start w:val="1"/>
+      <w:numFmt w:val="decimal"/>
+      <w:lvlText w:val="%1.%2.%3.%4.%5.%6.%7"/>
+      <w:lvlJc w:val="left"/>
+      <w:pPr>
+        <w:ind w:left="3240" w:hanging="1080"/>
+      </w:pPr>
+      <w:rPr>
+        <w:rFonts w:hint="default"/>
+      </w:rPr>
+    </w:lvl>
+    <w:lvl w:ilvl="7">
+      <w:start w:val="1"/>
+      <w:numFmt w:val="decimal"/>
+      <w:lvlText w:val="%1.%2.%3.%4.%5.%6.%7.%8"/>
+      <w:lvlJc w:val="left"/>
+      <w:pPr>
+        <w:ind w:left="3744" w:hanging="1224"/>
+      </w:pPr>
+      <w:rPr>
+        <w:rFonts w:hint="default"/>
+      </w:rPr>
+    </w:lvl>
+    <w:lvl w:ilvl="8">
+      <w:start w:val="1"/>
+      <w:numFmt w:val="decimal"/>
+      <w:lvlText w:val="%1.%2.%3.%4.%5.%6.%7.%8.%9"/>
+      <w:lvlJc w:val="left"/>
+      <w:pPr>
+        <w:ind w:left="4320" w:hanging="1440"/>
+      </w:pPr>
+      <w:rPr>
+        <w:rFonts w:hint="default"/>
+      </w:rPr>
+    </w:lvl>
+  </w:abstractNum>
+  <w:abstractNum w:abstractNumId="18" w15:restartNumberingAfterBreak="0">
+    <w:nsid w:val="506D3A24"/>
+    <w:multiLevelType w:val="multilevel"/>
+    <w:tmpl w:val="36E8E06E"/>
+    <w:lvl w:ilvl="0">
+      <w:start w:val="1"/>
+      <w:numFmt w:val="decimal"/>
+      <w:lvlText w:val="%1"/>
+      <w:lvlJc w:val="left"/>
+      <w:pPr>
+        <w:ind w:left="1353" w:hanging="360"/>
+      </w:pPr>
+      <w:rPr>
+        <w:rFonts w:hint="default"/>
+      </w:rPr>
+    </w:lvl>
+    <w:lvl w:ilvl="1">
+      <w:start w:val="1"/>
+      <w:numFmt w:val="decimal"/>
+      <w:isLgl/>
+      <w:lvlText w:val="%1.%2"/>
+      <w:lvlJc w:val="left"/>
+      <w:pPr>
+        <w:ind w:left="1353" w:hanging="360"/>
+      </w:pPr>
+      <w:rPr>
+        <w:rFonts w:hint="default"/>
+      </w:rPr>
+    </w:lvl>
+    <w:lvl w:ilvl="2">
+      <w:start w:val="1"/>
+      <w:numFmt w:val="decimal"/>
+      <w:isLgl/>
+      <w:lvlText w:val="%1.%2.%3"/>
+      <w:lvlJc w:val="left"/>
+      <w:pPr>
+        <w:ind w:left="1713" w:hanging="720"/>
+      </w:pPr>
+      <w:rPr>
+        <w:rFonts w:hint="default"/>
+      </w:rPr>
+    </w:lvl>
+    <w:lvl w:ilvl="3">
+      <w:start w:val="1"/>
+      <w:numFmt w:val="decimal"/>
+      <w:isLgl/>
+      <w:lvlText w:val="%1.%2.%3.%4"/>
+      <w:lvlJc w:val="left"/>
+      <w:pPr>
+        <w:ind w:left="2073" w:hanging="1080"/>
+      </w:pPr>
+      <w:rPr>
+        <w:rFonts w:hint="default"/>
+      </w:rPr>
+    </w:lvl>
+    <w:lvl w:ilvl="4">
+      <w:start w:val="1"/>
+      <w:numFmt w:val="decimal"/>
+      <w:isLgl/>
+      <w:lvlText w:val="%1.%2.%3.%4.%5"/>
+      <w:lvlJc w:val="left"/>
+      <w:pPr>
+        <w:ind w:left="2073" w:hanging="1080"/>
+      </w:pPr>
+      <w:rPr>
+        <w:rFonts w:hint="default"/>
+      </w:rPr>
+    </w:lvl>
+    <w:lvl w:ilvl="5">
+      <w:start w:val="1"/>
+      <w:numFmt w:val="decimal"/>
+      <w:isLgl/>
+      <w:lvlText w:val="%1.%2.%3.%4.%5.%6"/>
+      <w:lvlJc w:val="left"/>
+      <w:pPr>
+        <w:ind w:left="2433" w:hanging="1440"/>
+      </w:pPr>
+      <w:rPr>
+        <w:rFonts w:hint="default"/>
+      </w:rPr>
+    </w:lvl>
+    <w:lvl w:ilvl="6">
+      <w:start w:val="1"/>
+      <w:numFmt w:val="decimal"/>
+      <w:isLgl/>
+      <w:lvlText w:val="%1.%2.%3.%4.%5.%6.%7"/>
+      <w:lvlJc w:val="left"/>
+      <w:pPr>
+        <w:ind w:left="2433" w:hanging="1440"/>
+      </w:pPr>
+      <w:rPr>
+        <w:rFonts w:hint="default"/>
+      </w:rPr>
+    </w:lvl>
+    <w:lvl w:ilvl="7">
+      <w:start w:val="1"/>
+      <w:numFmt w:val="decimal"/>
+      <w:isLgl/>
+      <w:lvlText w:val="%1.%2.%3.%4.%5.%6.%7.%8"/>
+      <w:lvlJc w:val="left"/>
+      <w:pPr>
+        <w:ind w:left="2793" w:hanging="1800"/>
+      </w:pPr>
+      <w:rPr>
+        <w:rFonts w:hint="default"/>
+      </w:rPr>
+    </w:lvl>
+    <w:lvl w:ilvl="8">
+      <w:start w:val="1"/>
+      <w:numFmt w:val="decimal"/>
+      <w:isLgl/>
+      <w:lvlText w:val="%1.%2.%3.%4.%5.%6.%7.%8.%9"/>
+      <w:lvlJc w:val="left"/>
+      <w:pPr>
+        <w:ind w:left="3153" w:hanging="2160"/>
+      </w:pPr>
+      <w:rPr>
+        <w:rFonts w:hint="default"/>
+      </w:rPr>
+    </w:lvl>
+  </w:abstractNum>
+  <w:abstractNum w:abstractNumId="19" w15:restartNumberingAfterBreak="0">
+    <w:nsid w:val="5C946F11"/>
+    <w:multiLevelType w:val="hybridMultilevel"/>
+    <w:tmpl w:val="91ECA9EC"/>
+    <w:lvl w:ilvl="0" w:tplc="38AEF0D4">
+      <w:start w:val="1"/>
+      <w:numFmt w:val="decimal"/>
+      <w:lvlText w:val="%1)"/>
+      <w:lvlJc w:val="left"/>
+      <w:pPr>
+        <w:ind w:left="1211" w:hanging="360"/>
+      </w:pPr>
+      <w:rPr>
+        <w:rFonts w:hint="default"/>
+      </w:rPr>
+    </w:lvl>
+    <w:lvl w:ilvl="1" w:tplc="04190019" w:tentative="1">
+      <w:start w:val="1"/>
+      <w:numFmt w:val="lowerLetter"/>
+      <w:lvlText w:val="%2."/>
+      <w:lvlJc w:val="left"/>
+      <w:pPr>
+        <w:ind w:left="1931" w:hanging="360"/>
+      </w:pPr>
+    </w:lvl>
+    <w:lvl w:ilvl="2" w:tplc="0419001B" w:tentative="1">
+      <w:start w:val="1"/>
+      <w:numFmt w:val="lowerRoman"/>
+      <w:lvlText w:val="%3."/>
+      <w:lvlJc w:val="right"/>
+      <w:pPr>
+        <w:ind w:left="2651" w:hanging="180"/>
+      </w:pPr>
+    </w:lvl>
+    <w:lvl w:ilvl="3" w:tplc="0419000F" w:tentative="1">
+      <w:start w:val="1"/>
+      <w:numFmt w:val="decimal"/>
+      <w:lvlText w:val="%4."/>
+      <w:lvlJc w:val="left"/>
+      <w:pPr>
+        <w:ind w:left="3371" w:hanging="360"/>
+      </w:pPr>
+    </w:lvl>
+    <w:lvl w:ilvl="4" w:tplc="04190019" w:tentative="1">
+      <w:start w:val="1"/>
+      <w:numFmt w:val="lowerLetter"/>
+      <w:lvlText w:val="%5."/>
+      <w:lvlJc w:val="left"/>
+      <w:pPr>
+        <w:ind w:left="4091" w:hanging="360"/>
+      </w:pPr>
+    </w:lvl>
+    <w:lvl w:ilvl="5" w:tplc="0419001B" w:tentative="1">
+      <w:start w:val="1"/>
+      <w:numFmt w:val="lowerRoman"/>
+      <w:lvlText w:val="%6."/>
+      <w:lvlJc w:val="right"/>
+      <w:pPr>
+        <w:ind w:left="4811" w:hanging="180"/>
+      </w:pPr>
+    </w:lvl>
+    <w:lvl w:ilvl="6" w:tplc="0419000F" w:tentative="1">
+      <w:start w:val="1"/>
+      <w:numFmt w:val="decimal"/>
+      <w:lvlText w:val="%7."/>
+      <w:lvlJc w:val="left"/>
+      <w:pPr>
+        <w:ind w:left="5531" w:hanging="360"/>
+      </w:pPr>
+    </w:lvl>
+    <w:lvl w:ilvl="7" w:tplc="04190019" w:tentative="1">
+      <w:start w:val="1"/>
+      <w:numFmt w:val="lowerLetter"/>
+      <w:lvlText w:val="%8."/>
+      <w:lvlJc w:val="left"/>
+      <w:pPr>
+        <w:ind w:left="6251" w:hanging="360"/>
+      </w:pPr>
+    </w:lvl>
+    <w:lvl w:ilvl="8" w:tplc="0419001B" w:tentative="1">
+      <w:start w:val="1"/>
+      <w:numFmt w:val="lowerRoman"/>
+      <w:lvlText w:val="%9."/>
+      <w:lvlJc w:val="right"/>
+      <w:pPr>
+        <w:ind w:left="6971" w:hanging="180"/>
+      </w:pPr>
+    </w:lvl>
+  </w:abstractNum>
+  <w:abstractNum w:abstractNumId="20" w15:restartNumberingAfterBreak="0">
     <w:nsid w:val="6072444E"/>
     <w:multiLevelType w:val="hybridMultilevel"/>
     <w:tmpl w:val="3BD607CE"/>
@@ -1219,7 +8007,179 @@
       </w:pPr>
     </w:lvl>
   </w:abstractNum>
-  <w:abstractNum w:abstractNumId="5" w15:restartNumberingAfterBreak="0">
+  <w:abstractNum w:abstractNumId="21" w15:restartNumberingAfterBreak="0">
+    <w:nsid w:val="609162A6"/>
+    <w:multiLevelType w:val="hybridMultilevel"/>
+    <w:tmpl w:val="AA343036"/>
+    <w:lvl w:ilvl="0" w:tplc="04190017">
+      <w:start w:val="1"/>
+      <w:numFmt w:val="lowerLetter"/>
+      <w:lvlText w:val="%1)"/>
+      <w:lvlJc w:val="left"/>
+      <w:pPr>
+        <w:ind w:left="1713" w:hanging="360"/>
+      </w:pPr>
+    </w:lvl>
+    <w:lvl w:ilvl="1" w:tplc="04190019" w:tentative="1">
+      <w:start w:val="1"/>
+      <w:numFmt w:val="lowerLetter"/>
+      <w:lvlText w:val="%2."/>
+      <w:lvlJc w:val="left"/>
+      <w:pPr>
+        <w:ind w:left="2433" w:hanging="360"/>
+      </w:pPr>
+    </w:lvl>
+    <w:lvl w:ilvl="2" w:tplc="0419001B" w:tentative="1">
+      <w:start w:val="1"/>
+      <w:numFmt w:val="lowerRoman"/>
+      <w:lvlText w:val="%3."/>
+      <w:lvlJc w:val="right"/>
+      <w:pPr>
+        <w:ind w:left="3153" w:hanging="180"/>
+      </w:pPr>
+    </w:lvl>
+    <w:lvl w:ilvl="3" w:tplc="0419000F" w:tentative="1">
+      <w:start w:val="1"/>
+      <w:numFmt w:val="decimal"/>
+      <w:lvlText w:val="%4."/>
+      <w:lvlJc w:val="left"/>
+      <w:pPr>
+        <w:ind w:left="3873" w:hanging="360"/>
+      </w:pPr>
+    </w:lvl>
+    <w:lvl w:ilvl="4" w:tplc="04190019" w:tentative="1">
+      <w:start w:val="1"/>
+      <w:numFmt w:val="lowerLetter"/>
+      <w:lvlText w:val="%5."/>
+      <w:lvlJc w:val="left"/>
+      <w:pPr>
+        <w:ind w:left="4593" w:hanging="360"/>
+      </w:pPr>
+    </w:lvl>
+    <w:lvl w:ilvl="5" w:tplc="0419001B" w:tentative="1">
+      <w:start w:val="1"/>
+      <w:numFmt w:val="lowerRoman"/>
+      <w:lvlText w:val="%6."/>
+      <w:lvlJc w:val="right"/>
+      <w:pPr>
+        <w:ind w:left="5313" w:hanging="180"/>
+      </w:pPr>
+    </w:lvl>
+    <w:lvl w:ilvl="6" w:tplc="0419000F" w:tentative="1">
+      <w:start w:val="1"/>
+      <w:numFmt w:val="decimal"/>
+      <w:lvlText w:val="%7."/>
+      <w:lvlJc w:val="left"/>
+      <w:pPr>
+        <w:ind w:left="6033" w:hanging="360"/>
+      </w:pPr>
+    </w:lvl>
+    <w:lvl w:ilvl="7" w:tplc="04190019" w:tentative="1">
+      <w:start w:val="1"/>
+      <w:numFmt w:val="lowerLetter"/>
+      <w:lvlText w:val="%8."/>
+      <w:lvlJc w:val="left"/>
+      <w:pPr>
+        <w:ind w:left="6753" w:hanging="360"/>
+      </w:pPr>
+    </w:lvl>
+    <w:lvl w:ilvl="8" w:tplc="0419001B" w:tentative="1">
+      <w:start w:val="1"/>
+      <w:numFmt w:val="lowerRoman"/>
+      <w:lvlText w:val="%9."/>
+      <w:lvlJc w:val="right"/>
+      <w:pPr>
+        <w:ind w:left="7473" w:hanging="180"/>
+      </w:pPr>
+    </w:lvl>
+  </w:abstractNum>
+  <w:abstractNum w:abstractNumId="22" w15:restartNumberingAfterBreak="0">
+    <w:nsid w:val="624A6D3B"/>
+    <w:multiLevelType w:val="hybridMultilevel"/>
+    <w:tmpl w:val="98FED8CC"/>
+    <w:lvl w:ilvl="0" w:tplc="04190011">
+      <w:start w:val="1"/>
+      <w:numFmt w:val="decimal"/>
+      <w:lvlText w:val="%1)"/>
+      <w:lvlJc w:val="left"/>
+      <w:pPr>
+        <w:ind w:left="1571" w:hanging="360"/>
+      </w:pPr>
+    </w:lvl>
+    <w:lvl w:ilvl="1" w:tplc="04190019" w:tentative="1">
+      <w:start w:val="1"/>
+      <w:numFmt w:val="lowerLetter"/>
+      <w:lvlText w:val="%2."/>
+      <w:lvlJc w:val="left"/>
+      <w:pPr>
+        <w:ind w:left="2291" w:hanging="360"/>
+      </w:pPr>
+    </w:lvl>
+    <w:lvl w:ilvl="2" w:tplc="0419001B" w:tentative="1">
+      <w:start w:val="1"/>
+      <w:numFmt w:val="lowerRoman"/>
+      <w:lvlText w:val="%3."/>
+      <w:lvlJc w:val="right"/>
+      <w:pPr>
+        <w:ind w:left="3011" w:hanging="180"/>
+      </w:pPr>
+    </w:lvl>
+    <w:lvl w:ilvl="3" w:tplc="0419000F" w:tentative="1">
+      <w:start w:val="1"/>
+      <w:numFmt w:val="decimal"/>
+      <w:lvlText w:val="%4."/>
+      <w:lvlJc w:val="left"/>
+      <w:pPr>
+        <w:ind w:left="3731" w:hanging="360"/>
+      </w:pPr>
+    </w:lvl>
+    <w:lvl w:ilvl="4" w:tplc="04190019" w:tentative="1">
+      <w:start w:val="1"/>
+      <w:numFmt w:val="lowerLetter"/>
+      <w:lvlText w:val="%5."/>
+      <w:lvlJc w:val="left"/>
+      <w:pPr>
+        <w:ind w:left="4451" w:hanging="360"/>
+      </w:pPr>
+    </w:lvl>
+    <w:lvl w:ilvl="5" w:tplc="0419001B" w:tentative="1">
+      <w:start w:val="1"/>
+      <w:numFmt w:val="lowerRoman"/>
+      <w:lvlText w:val="%6."/>
+      <w:lvlJc w:val="right"/>
+      <w:pPr>
+        <w:ind w:left="5171" w:hanging="180"/>
+      </w:pPr>
+    </w:lvl>
+    <w:lvl w:ilvl="6" w:tplc="0419000F" w:tentative="1">
+      <w:start w:val="1"/>
+      <w:numFmt w:val="decimal"/>
+      <w:lvlText w:val="%7."/>
+      <w:lvlJc w:val="left"/>
+      <w:pPr>
+        <w:ind w:left="5891" w:hanging="360"/>
+      </w:pPr>
+    </w:lvl>
+    <w:lvl w:ilvl="7" w:tplc="04190019" w:tentative="1">
+      <w:start w:val="1"/>
+      <w:numFmt w:val="lowerLetter"/>
+      <w:lvlText w:val="%8."/>
+      <w:lvlJc w:val="left"/>
+      <w:pPr>
+        <w:ind w:left="6611" w:hanging="360"/>
+      </w:pPr>
+    </w:lvl>
+    <w:lvl w:ilvl="8" w:tplc="0419001B" w:tentative="1">
+      <w:start w:val="1"/>
+      <w:numFmt w:val="lowerRoman"/>
+      <w:lvlText w:val="%9."/>
+      <w:lvlJc w:val="right"/>
+      <w:pPr>
+        <w:ind w:left="7331" w:hanging="180"/>
+      </w:pPr>
+    </w:lvl>
+  </w:abstractNum>
+  <w:abstractNum w:abstractNumId="23" w15:restartNumberingAfterBreak="0">
     <w:nsid w:val="6518056D"/>
     <w:multiLevelType w:val="multilevel"/>
     <w:tmpl w:val="49582CB6"/>
@@ -1350,7 +8310,214 @@
       </w:rPr>
     </w:lvl>
   </w:abstractNum>
-  <w:abstractNum w:abstractNumId="6" w15:restartNumberingAfterBreak="0">
+  <w:abstractNum w:abstractNumId="24" w15:restartNumberingAfterBreak="0">
+    <w:nsid w:val="6AE06410"/>
+    <w:multiLevelType w:val="multilevel"/>
+    <w:tmpl w:val="D542C61C"/>
+    <w:lvl w:ilvl="0">
+      <w:start w:val="1"/>
+      <w:numFmt w:val="decimal"/>
+      <w:lvlText w:val="%1."/>
+      <w:lvlJc w:val="left"/>
+      <w:pPr>
+        <w:ind w:left="1353" w:hanging="360"/>
+      </w:pPr>
+      <w:rPr>
+        <w:rFonts w:hint="default"/>
+      </w:rPr>
+    </w:lvl>
+    <w:lvl w:ilvl="1">
+      <w:start w:val="1"/>
+      <w:numFmt w:val="decimal"/>
+      <w:isLgl/>
+      <w:lvlText w:val="%1.%2"/>
+      <w:lvlJc w:val="left"/>
+      <w:pPr>
+        <w:ind w:left="1353" w:hanging="360"/>
+      </w:pPr>
+      <w:rPr>
+        <w:rFonts w:hint="default"/>
+      </w:rPr>
+    </w:lvl>
+    <w:lvl w:ilvl="2">
+      <w:start w:val="1"/>
+      <w:numFmt w:val="decimal"/>
+      <w:isLgl/>
+      <w:lvlText w:val="%1.%2.%3"/>
+      <w:lvlJc w:val="left"/>
+      <w:pPr>
+        <w:ind w:left="1713" w:hanging="720"/>
+      </w:pPr>
+      <w:rPr>
+        <w:rFonts w:hint="default"/>
+      </w:rPr>
+    </w:lvl>
+    <w:lvl w:ilvl="3">
+      <w:start w:val="1"/>
+      <w:numFmt w:val="decimal"/>
+      <w:isLgl/>
+      <w:lvlText w:val="%1.%2.%3.%4"/>
+      <w:lvlJc w:val="left"/>
+      <w:pPr>
+        <w:ind w:left="2073" w:hanging="1080"/>
+      </w:pPr>
+      <w:rPr>
+        <w:rFonts w:hint="default"/>
+      </w:rPr>
+    </w:lvl>
+    <w:lvl w:ilvl="4">
+      <w:start w:val="1"/>
+      <w:numFmt w:val="decimal"/>
+      <w:isLgl/>
+      <w:lvlText w:val="%1.%2.%3.%4.%5"/>
+      <w:lvlJc w:val="left"/>
+      <w:pPr>
+        <w:ind w:left="2073" w:hanging="1080"/>
+      </w:pPr>
+      <w:rPr>
+        <w:rFonts w:hint="default"/>
+      </w:rPr>
+    </w:lvl>
+    <w:lvl w:ilvl="5">
+      <w:start w:val="1"/>
+      <w:numFmt w:val="decimal"/>
+      <w:isLgl/>
+      <w:lvlText w:val="%1.%2.%3.%4.%5.%6"/>
+      <w:lvlJc w:val="left"/>
+      <w:pPr>
+        <w:ind w:left="2433" w:hanging="1440"/>
+      </w:pPr>
+      <w:rPr>
+        <w:rFonts w:hint="default"/>
+      </w:rPr>
+    </w:lvl>
+    <w:lvl w:ilvl="6">
+      <w:start w:val="1"/>
+      <w:numFmt w:val="decimal"/>
+      <w:isLgl/>
+      <w:lvlText w:val="%1.%2.%3.%4.%5.%6.%7"/>
+      <w:lvlJc w:val="left"/>
+      <w:pPr>
+        <w:ind w:left="2433" w:hanging="1440"/>
+      </w:pPr>
+      <w:rPr>
+        <w:rFonts w:hint="default"/>
+      </w:rPr>
+    </w:lvl>
+    <w:lvl w:ilvl="7">
+      <w:start w:val="1"/>
+      <w:numFmt w:val="decimal"/>
+      <w:isLgl/>
+      <w:lvlText w:val="%1.%2.%3.%4.%5.%6.%7.%8"/>
+      <w:lvlJc w:val="left"/>
+      <w:pPr>
+        <w:ind w:left="2793" w:hanging="1800"/>
+      </w:pPr>
+      <w:rPr>
+        <w:rFonts w:hint="default"/>
+      </w:rPr>
+    </w:lvl>
+    <w:lvl w:ilvl="8">
+      <w:start w:val="1"/>
+      <w:numFmt w:val="decimal"/>
+      <w:isLgl/>
+      <w:lvlText w:val="%1.%2.%3.%4.%5.%6.%7.%8.%9"/>
+      <w:lvlJc w:val="left"/>
+      <w:pPr>
+        <w:ind w:left="3153" w:hanging="2160"/>
+      </w:pPr>
+      <w:rPr>
+        <w:rFonts w:hint="default"/>
+      </w:rPr>
+    </w:lvl>
+  </w:abstractNum>
+  <w:abstractNum w:abstractNumId="25" w15:restartNumberingAfterBreak="0">
+    <w:nsid w:val="784D624E"/>
+    <w:multiLevelType w:val="hybridMultilevel"/>
+    <w:tmpl w:val="5000A372"/>
+    <w:lvl w:ilvl="0" w:tplc="04190017">
+      <w:start w:val="1"/>
+      <w:numFmt w:val="lowerLetter"/>
+      <w:lvlText w:val="%1)"/>
+      <w:lvlJc w:val="left"/>
+      <w:pPr>
+        <w:ind w:left="1571" w:hanging="360"/>
+      </w:pPr>
+    </w:lvl>
+    <w:lvl w:ilvl="1" w:tplc="04190019" w:tentative="1">
+      <w:start w:val="1"/>
+      <w:numFmt w:val="lowerLetter"/>
+      <w:lvlText w:val="%2."/>
+      <w:lvlJc w:val="left"/>
+      <w:pPr>
+        <w:ind w:left="2291" w:hanging="360"/>
+      </w:pPr>
+    </w:lvl>
+    <w:lvl w:ilvl="2" w:tplc="0419001B" w:tentative="1">
+      <w:start w:val="1"/>
+      <w:numFmt w:val="lowerRoman"/>
+      <w:lvlText w:val="%3."/>
+      <w:lvlJc w:val="right"/>
+      <w:pPr>
+        <w:ind w:left="3011" w:hanging="180"/>
+      </w:pPr>
+    </w:lvl>
+    <w:lvl w:ilvl="3" w:tplc="0419000F" w:tentative="1">
+      <w:start w:val="1"/>
+      <w:numFmt w:val="decimal"/>
+      <w:lvlText w:val="%4."/>
+      <w:lvlJc w:val="left"/>
+      <w:pPr>
+        <w:ind w:left="3731" w:hanging="360"/>
+      </w:pPr>
+    </w:lvl>
+    <w:lvl w:ilvl="4" w:tplc="04190019" w:tentative="1">
+      <w:start w:val="1"/>
+      <w:numFmt w:val="lowerLetter"/>
+      <w:lvlText w:val="%5."/>
+      <w:lvlJc w:val="left"/>
+      <w:pPr>
+        <w:ind w:left="4451" w:hanging="360"/>
+      </w:pPr>
+    </w:lvl>
+    <w:lvl w:ilvl="5" w:tplc="0419001B" w:tentative="1">
+      <w:start w:val="1"/>
+      <w:numFmt w:val="lowerRoman"/>
+      <w:lvlText w:val="%6."/>
+      <w:lvlJc w:val="right"/>
+      <w:pPr>
+        <w:ind w:left="5171" w:hanging="180"/>
+      </w:pPr>
+    </w:lvl>
+    <w:lvl w:ilvl="6" w:tplc="0419000F" w:tentative="1">
+      <w:start w:val="1"/>
+      <w:numFmt w:val="decimal"/>
+      <w:lvlText w:val="%7."/>
+      <w:lvlJc w:val="left"/>
+      <w:pPr>
+        <w:ind w:left="5891" w:hanging="360"/>
+      </w:pPr>
+    </w:lvl>
+    <w:lvl w:ilvl="7" w:tplc="04190019" w:tentative="1">
+      <w:start w:val="1"/>
+      <w:numFmt w:val="lowerLetter"/>
+      <w:lvlText w:val="%8."/>
+      <w:lvlJc w:val="left"/>
+      <w:pPr>
+        <w:ind w:left="6611" w:hanging="360"/>
+      </w:pPr>
+    </w:lvl>
+    <w:lvl w:ilvl="8" w:tplc="0419001B" w:tentative="1">
+      <w:start w:val="1"/>
+      <w:numFmt w:val="lowerRoman"/>
+      <w:lvlText w:val="%9."/>
+      <w:lvlJc w:val="right"/>
+      <w:pPr>
+        <w:ind w:left="7331" w:hanging="180"/>
+      </w:pPr>
+    </w:lvl>
+  </w:abstractNum>
+  <w:abstractNum w:abstractNumId="26" w15:restartNumberingAfterBreak="0">
     <w:nsid w:val="7DA62117"/>
     <w:multiLevelType w:val="multilevel"/>
     <w:tmpl w:val="49582CB6"/>
@@ -1482,25 +8649,85 @@
     </w:lvl>
   </w:abstractNum>
   <w:num w:numId="1">
+    <w:abstractNumId w:val="23"/>
+  </w:num>
+  <w:num w:numId="2">
+    <w:abstractNumId w:val="9"/>
+  </w:num>
+  <w:num w:numId="3">
+    <w:abstractNumId w:val="26"/>
+  </w:num>
+  <w:num w:numId="4">
+    <w:abstractNumId w:val="4"/>
+  </w:num>
+  <w:num w:numId="5">
+    <w:abstractNumId w:val="2"/>
+  </w:num>
+  <w:num w:numId="6">
+    <w:abstractNumId w:val="16"/>
+  </w:num>
+  <w:num w:numId="7">
+    <w:abstractNumId w:val="20"/>
+  </w:num>
+  <w:num w:numId="8">
+    <w:abstractNumId w:val="8"/>
+  </w:num>
+  <w:num w:numId="9">
+    <w:abstractNumId w:val="17"/>
+  </w:num>
+  <w:num w:numId="10">
+    <w:abstractNumId w:val="7"/>
+  </w:num>
+  <w:num w:numId="11">
+    <w:abstractNumId w:val="1"/>
+  </w:num>
+  <w:num w:numId="12">
+    <w:abstractNumId w:val="0"/>
+  </w:num>
+  <w:num w:numId="13">
+    <w:abstractNumId w:val="14"/>
+  </w:num>
+  <w:num w:numId="14">
+    <w:abstractNumId w:val="6"/>
+  </w:num>
+  <w:num w:numId="15">
+    <w:abstractNumId w:val="24"/>
+  </w:num>
+  <w:num w:numId="16">
+    <w:abstractNumId w:val="13"/>
+  </w:num>
+  <w:num w:numId="17">
+    <w:abstractNumId w:val="18"/>
+  </w:num>
+  <w:num w:numId="18">
+    <w:abstractNumId w:val="21"/>
+  </w:num>
+  <w:num w:numId="19">
+    <w:abstractNumId w:val="25"/>
+  </w:num>
+  <w:num w:numId="20">
+    <w:abstractNumId w:val="19"/>
+  </w:num>
+  <w:num w:numId="21">
     <w:abstractNumId w:val="5"/>
   </w:num>
-  <w:num w:numId="2">
-    <w:abstractNumId w:val="2"/>
+  <w:num w:numId="22">
+    <w:abstractNumId w:val="15"/>
   </w:num>
-  <w:num w:numId="3">
-    <w:abstractNumId w:val="6"/>
+  <w:num w:numId="23">
+    <w:abstractNumId w:val="11"/>
   </w:num>
-  <w:num w:numId="4">
-    <w:abstractNumId w:val="1"/>
-  </w:num>
-  <w:num w:numId="5">
-    <w:abstractNumId w:val="0"/>
-  </w:num>
-  <w:num w:numId="6">
+  <w:num w:numId="24">
     <w:abstractNumId w:val="3"/>
   </w:num>
-  <w:num w:numId="7">
-    <w:abstractNumId w:val="4"/>
+  <w:num w:numId="25">
+    <w:abstractNumId w:val="22"/>
+  </w:num>
+  <w:num w:numId="26">
+    <w:abstractNumId w:val="10"/>
+  </w:num>
+  <w:num w:numId="27">
+    <w:abstractNumId w:val="12"/>
   </w:num>
 </w:numbering>
 </file>
@@ -1628,7 +8855,6 @@
     <w:lsdException w:name="HTML Sample" w:semiHidden="1" w:unhideWhenUsed="1"/>
     <w:lsdException w:name="HTML Typewriter" w:semiHidden="1" w:unhideWhenUsed="1"/>
     <w:lsdException w:name="HTML Variable" w:semiHidden="1" w:unhideWhenUsed="1"/>
-    <w:lsdException w:name="Normal Table" w:semiHidden="1" w:unhideWhenUsed="1"/>
     <w:lsdException w:name="annotation subject" w:semiHidden="1" w:unhideWhenUsed="1"/>
     <w:lsdException w:name="No List" w:semiHidden="1" w:unhideWhenUsed="1"/>
     <w:lsdException w:name="Outline List 1" w:semiHidden="1" w:unhideWhenUsed="1"/>
@@ -1671,11 +8897,8 @@
     <w:lsdException w:name="Table Contemporary" w:semiHidden="1" w:unhideWhenUsed="1"/>
     <w:lsdException w:name="Table Elegant" w:semiHidden="1" w:unhideWhenUsed="1"/>
     <w:lsdException w:name="Table Professional" w:semiHidden="1" w:unhideWhenUsed="1"/>
-    <w:lsdException w:name="Table Subtle 1" w:semiHidden="1" w:unhideWhenUsed="1"/>
     <w:lsdException w:name="Table Subtle 2" w:semiHidden="1" w:unhideWhenUsed="1"/>
     <w:lsdException w:name="Table Web 1" w:semiHidden="1" w:unhideWhenUsed="1"/>
-    <w:lsdException w:name="Table Web 2" w:semiHidden="1" w:unhideWhenUsed="1"/>
-    <w:lsdException w:name="Table Web 3" w:semiHidden="1" w:unhideWhenUsed="1"/>
     <w:lsdException w:name="Balloon Text" w:semiHidden="1" w:unhideWhenUsed="1"/>
     <w:lsdException w:name="Table Grid" w:uiPriority="39"/>
     <w:lsdException w:name="Table Theme" w:semiHidden="1" w:unhideWhenUsed="1"/>
@@ -1951,6 +9174,77 @@
       <w:ind w:left="720"/>
       <w:contextualSpacing/>
     </w:pPr>
+  </w:style>
+  <w:style w:type="table" w:styleId="a4">
+    <w:name w:val="Table Grid"/>
+    <w:basedOn w:val="a1"/>
+    <w:uiPriority w:val="39"/>
+    <w:rsid w:val="00583400"/>
+    <w:pPr>
+      <w:spacing w:after="0" w:line="240" w:lineRule="auto"/>
+    </w:pPr>
+    <w:tblPr>
+      <w:tblBorders>
+        <w:top w:val="single" w:sz="4" w:space="0" w:color="auto"/>
+        <w:left w:val="single" w:sz="4" w:space="0" w:color="auto"/>
+        <w:bottom w:val="single" w:sz="4" w:space="0" w:color="auto"/>
+        <w:right w:val="single" w:sz="4" w:space="0" w:color="auto"/>
+        <w:insideH w:val="single" w:sz="4" w:space="0" w:color="auto"/>
+        <w:insideV w:val="single" w:sz="4" w:space="0" w:color="auto"/>
+      </w:tblBorders>
+    </w:tblPr>
+  </w:style>
+  <w:style w:type="paragraph" w:styleId="a5">
+    <w:name w:val="header"/>
+    <w:basedOn w:val="a"/>
+    <w:link w:val="a6"/>
+    <w:uiPriority w:val="99"/>
+    <w:unhideWhenUsed/>
+    <w:rsid w:val="000656CD"/>
+    <w:pPr>
+      <w:tabs>
+        <w:tab w:val="center" w:pos="4677"/>
+        <w:tab w:val="right" w:pos="9355"/>
+      </w:tabs>
+      <w:spacing w:after="0" w:line="240" w:lineRule="auto"/>
+    </w:pPr>
+  </w:style>
+  <w:style w:type="character" w:customStyle="1" w:styleId="a6">
+    <w:name w:val="Верхний колонтитул Знак"/>
+    <w:basedOn w:val="a0"/>
+    <w:link w:val="a5"/>
+    <w:uiPriority w:val="99"/>
+    <w:rsid w:val="000656CD"/>
+    <w:rPr>
+      <w:rFonts w:ascii="Times New Roman" w:hAnsi="Times New Roman"/>
+      <w:sz w:val="28"/>
+    </w:rPr>
+  </w:style>
+  <w:style w:type="paragraph" w:styleId="a7">
+    <w:name w:val="footer"/>
+    <w:basedOn w:val="a"/>
+    <w:link w:val="a8"/>
+    <w:uiPriority w:val="99"/>
+    <w:unhideWhenUsed/>
+    <w:rsid w:val="000656CD"/>
+    <w:pPr>
+      <w:tabs>
+        <w:tab w:val="center" w:pos="4677"/>
+        <w:tab w:val="right" w:pos="9355"/>
+      </w:tabs>
+      <w:spacing w:after="0" w:line="240" w:lineRule="auto"/>
+    </w:pPr>
+  </w:style>
+  <w:style w:type="character" w:customStyle="1" w:styleId="a8">
+    <w:name w:val="Нижний колонтитул Знак"/>
+    <w:basedOn w:val="a0"/>
+    <w:link w:val="a7"/>
+    <w:uiPriority w:val="99"/>
+    <w:rsid w:val="000656CD"/>
+    <w:rPr>
+      <w:rFonts w:ascii="Times New Roman" w:hAnsi="Times New Roman"/>
+      <w:sz w:val="28"/>
+    </w:rPr>
   </w:style>
 </w:styles>
 </file>

--- a/mics/ТЗ для дипломного проекта.docx
+++ b/mics/ТЗ для дипломного проекта.docx
@@ -77,7 +77,15 @@
         <w:softHyphen/>
       </w:r>
       <w:r>
-        <w:t>– «Создание и хранение документации обучающихся ЧОУ ДПО «УЦ» Волгодоскстрой»». Далее по тексту – Программа</w:t>
+        <w:t xml:space="preserve">– «Создание и хранение документации обучающихся ЧОУ ДПО «УЦ» </w:t>
+      </w:r>
+      <w:proofErr w:type="spellStart"/>
+      <w:r>
+        <w:t>Волгодоскстрой</w:t>
+      </w:r>
+      <w:proofErr w:type="spellEnd"/>
+      <w:r>
+        <w:t>»». Далее по тексту – Программа</w:t>
       </w:r>
       <w:r>
         <w:t>.</w:t>
@@ -114,7 +122,15 @@
         <w:spacing w:after="0"/>
       </w:pPr>
       <w:r>
-        <w:t>Программа «Создание и хранение документации обучающихся ЧОУ ДПО «УЦ» Волгодоскстрой»» предназначена для создания документации (например, договоров, заключающихся с обучающимися), а также ее хранения. Для каждого обучающегося или группы обучающихся от одного предприятия будет сформирован свой договор согласно предоставляемой услуге.</w:t>
+        <w:t xml:space="preserve">Программа «Создание и хранение документации обучающихся ЧОУ ДПО «УЦ» </w:t>
+      </w:r>
+      <w:proofErr w:type="spellStart"/>
+      <w:r>
+        <w:t>Волгодоскстрой</w:t>
+      </w:r>
+      <w:proofErr w:type="spellEnd"/>
+      <w:r>
+        <w:t>»» предназначена для создания документации (например, договоров, заключающихся с обучающимися), а также ее хранения. Для каждого обучающегося или группы обучающихся от одного предприятия будет сформирован свой договор согласно предоставляемой услуге.</w:t>
       </w:r>
     </w:p>
     <w:p>
@@ -151,7 +167,15 @@
         <w:t xml:space="preserve">Организация – </w:t>
       </w:r>
       <w:r>
-        <w:t>ЧОУ ДПО «УЦ» Волгодоскстрой»</w:t>
+        <w:t xml:space="preserve">ЧОУ ДПО «УЦ» </w:t>
+      </w:r>
+      <w:proofErr w:type="spellStart"/>
+      <w:r>
+        <w:t>Волгодоскстрой</w:t>
+      </w:r>
+      <w:proofErr w:type="spellEnd"/>
+      <w:r>
+        <w:t>»</w:t>
       </w:r>
     </w:p>
     <w:p>
@@ -250,7 +274,15 @@
         <w:t xml:space="preserve">Наименование темы разработки – </w:t>
       </w:r>
       <w:r>
-        <w:t>«Создание и хранение документации обучающихся ЧОУ ДПО «УЦ» Волгодоскстрой»»</w:t>
+        <w:t xml:space="preserve">«Создание и хранение документации обучающихся ЧОУ ДПО «УЦ» </w:t>
+      </w:r>
+      <w:proofErr w:type="spellStart"/>
+      <w:r>
+        <w:t>Волгодоскстрой</w:t>
+      </w:r>
+      <w:proofErr w:type="spellEnd"/>
+      <w:r>
+        <w:t>»»</w:t>
       </w:r>
       <w:r>
         <w:t>.</w:t>
@@ -617,6 +649,19 @@
           <w:ilvl w:val="0"/>
           <w:numId w:val="4"/>
         </w:numPr>
+        <w:spacing w:after="0"/>
+      </w:pPr>
+      <w:r>
+        <w:t>Вывод статистики за определенный период;</w:t>
+      </w:r>
+    </w:p>
+    <w:p>
+      <w:pPr>
+        <w:pStyle w:val="a3"/>
+        <w:numPr>
+          <w:ilvl w:val="0"/>
+          <w:numId w:val="4"/>
+        </w:numPr>
         <w:tabs>
           <w:tab w:val="left" w:pos="1276"/>
         </w:tabs>
@@ -627,7 +672,7 @@
         <w:t>Ограничение доступа. Доступ ко всему функционалу предоставляется пользователю при наличии учетной записи</w:t>
       </w:r>
       <w:r>
-        <w:t>;</w:t>
+        <w:t>.</w:t>
       </w:r>
     </w:p>
     <w:p>
@@ -902,14 +947,7 @@
         <w:ind w:left="0" w:firstLine="851"/>
       </w:pPr>
       <w:r>
-        <w:lastRenderedPageBreak/>
         <w:t>Требования к организации входных данных</w:t>
-      </w:r>
-      <w:r>
-        <w:rPr>
-          <w:vertAlign w:val="superscript"/>
-        </w:rPr>
-        <w:t>1</w:t>
       </w:r>
     </w:p>
     <w:p>
@@ -2059,10 +2097,7 @@
               <w:ind w:left="0" w:firstLine="0"/>
             </w:pPr>
             <w:r>
-              <w:t xml:space="preserve">Ссылка на элемент </w:t>
-            </w:r>
-            <w:r>
-              <w:t>договора</w:t>
+              <w:t>Ссылка на элемент договора</w:t>
             </w:r>
           </w:p>
         </w:tc>
@@ -2129,10 +2164,7 @@
               <w:ind w:left="0" w:firstLine="0"/>
             </w:pPr>
             <w:r>
-              <w:t xml:space="preserve">Ссылка на элемент </w:t>
-            </w:r>
-            <w:r>
-              <w:t>договора</w:t>
+              <w:t>Ссылка на элемент договора</w:t>
             </w:r>
           </w:p>
         </w:tc>
@@ -2333,10 +2365,7 @@
               <w:ind w:left="0" w:firstLine="0"/>
             </w:pPr>
             <w:r>
-              <w:t xml:space="preserve">Ссылка на элемент </w:t>
-            </w:r>
-            <w:r>
-              <w:t>программы обучения</w:t>
+              <w:t>Ссылка на элемент программы обучения</w:t>
             </w:r>
           </w:p>
         </w:tc>
@@ -2540,10 +2569,7 @@
               <w:ind w:left="0" w:firstLine="0"/>
             </w:pPr>
             <w:r>
-              <w:t xml:space="preserve">Ссылка на элемент </w:t>
-            </w:r>
-            <w:r>
-              <w:t>разряда</w:t>
+              <w:t>Ссылка на элемент разряда</w:t>
             </w:r>
           </w:p>
         </w:tc>
@@ -2610,10 +2636,7 @@
               <w:ind w:left="0" w:firstLine="0"/>
             </w:pPr>
             <w:r>
-              <w:t xml:space="preserve">Ссылка на элемент </w:t>
-            </w:r>
-            <w:r>
-              <w:t>организацию</w:t>
+              <w:t>Ссылка на элемент организацию</w:t>
             </w:r>
           </w:p>
         </w:tc>
@@ -2622,11 +2645,25 @@
     <w:p>
       <w:pPr>
         <w:pStyle w:val="a3"/>
-        <w:tabs>
-          <w:tab w:val="left" w:pos="1560"/>
-        </w:tabs>
-        <w:spacing w:after="0"/>
-        <w:ind w:left="1728" w:firstLine="0"/>
+        <w:spacing w:after="0"/>
+        <w:ind w:left="0" w:firstLine="0"/>
+      </w:pPr>
+      <w:r>
+        <w:t xml:space="preserve">*  </w:t>
+      </w:r>
+      <w:r>
+        <w:softHyphen/>
+      </w:r>
+      <w:r>
+        <w:softHyphen/>
+        <w:t>– Обязательные данные</w:t>
+      </w:r>
+    </w:p>
+    <w:p>
+      <w:pPr>
+        <w:pStyle w:val="a3"/>
+        <w:spacing w:after="0"/>
+        <w:ind w:left="0" w:firstLine="0"/>
       </w:pPr>
     </w:p>
     <w:p>
@@ -2916,6 +2953,7 @@
               <w:ind w:left="0" w:firstLine="0"/>
             </w:pPr>
             <w:r>
+              <w:lastRenderedPageBreak/>
               <w:t>Отчество*</w:t>
             </w:r>
           </w:p>
@@ -2983,7 +3021,6 @@
               <w:ind w:left="0" w:firstLine="0"/>
             </w:pPr>
             <w:r>
-              <w:lastRenderedPageBreak/>
               <w:t>Логин</w:t>
             </w:r>
           </w:p>
@@ -3128,8 +3165,13 @@
         <w:ind w:left="0" w:firstLine="851"/>
       </w:pPr>
       <w:r>
-        <w:t>Копия СНИЛСа</w:t>
-      </w:r>
+        <w:t xml:space="preserve">Копия </w:t>
+      </w:r>
+      <w:proofErr w:type="spellStart"/>
+      <w:r>
+        <w:t>СНИЛСа</w:t>
+      </w:r>
+      <w:proofErr w:type="spellEnd"/>
     </w:p>
     <w:p>
       <w:pPr>
@@ -3151,8 +3193,13 @@
         <w:ind w:left="0"/>
       </w:pPr>
       <w:r>
-        <w:t>Должна быть реализована возможность загрузить и сохранить копию СНИЛСа</w:t>
-      </w:r>
+        <w:t xml:space="preserve">Должна быть реализована возможность загрузить и сохранить копию </w:t>
+      </w:r>
+      <w:proofErr w:type="spellStart"/>
+      <w:r>
+        <w:t>СНИЛСа</w:t>
+      </w:r>
+      <w:proofErr w:type="spellEnd"/>
       <w:r>
         <w:t>.</w:t>
       </w:r>
@@ -3202,8 +3249,13 @@
         <w:ind w:left="0"/>
       </w:pPr>
       <w:r>
-        <w:t>Должна быть реализована возможность загрузить и сохранить копию СНИЛСа</w:t>
-      </w:r>
+        <w:t xml:space="preserve">Должна быть реализована возможность загрузить и сохранить копию </w:t>
+      </w:r>
+      <w:proofErr w:type="spellStart"/>
+      <w:r>
+        <w:t>СНИЛСа</w:t>
+      </w:r>
+      <w:proofErr w:type="spellEnd"/>
       <w:r>
         <w:t>.</w:t>
       </w:r>
@@ -3258,10 +3310,7 @@
         <w:t xml:space="preserve">Должна быть реализована возможность загрузить и сохранить </w:t>
       </w:r>
       <w:r>
-        <w:t>Электронный экземпляр договора</w:t>
-      </w:r>
-      <w:r>
-        <w:t>.</w:t>
+        <w:t>Электронный экземпляр договора.</w:t>
       </w:r>
     </w:p>
     <w:p>
@@ -3606,8 +3655,6 @@
       <w:r>
         <w:t>Таблица 4.5 – Пример карты обучающихся</w:t>
       </w:r>
-      <w:bookmarkStart w:id="0" w:name="_GoBack"/>
-      <w:bookmarkEnd w:id="0"/>
     </w:p>
     <w:tbl>
       <w:tblPr>
@@ -3656,7 +3703,19 @@
               <w:ind w:left="0" w:firstLine="0"/>
             </w:pPr>
             <w:r>
-              <w:t>г.Волгодонск ул.Горького 24</w:t>
+              <w:t>г.</w:t>
+            </w:r>
+            <w:r>
+              <w:t xml:space="preserve"> </w:t>
+            </w:r>
+            <w:r>
+              <w:t>Волгодонск ул.</w:t>
+            </w:r>
+            <w:r>
+              <w:t xml:space="preserve"> </w:t>
+            </w:r>
+            <w:r>
+              <w:t>Горького 24</w:t>
             </w:r>
           </w:p>
         </w:tc>
@@ -3961,8 +4020,56 @@
     </w:p>
     <w:p>
       <w:r>
-        <w:t>Время восстановления после отказа, вызванного сбоем электропитания технических средств (иными внешними факторами), нефатальным сбоем (не крахом) операционной системы или файловой системы, не должно превышать 15 минут при соблюдении условий эксплуатации технических и программных средств и правильной настройки операционной системы.</w:t>
-      </w:r>
+        <w:t xml:space="preserve">Время восстановления после отказа, вызванного сбоем электропитания технических средств (иными внешними факторами), </w:t>
+      </w:r>
+      <w:proofErr w:type="spellStart"/>
+      <w:r>
+        <w:t>нефатальным</w:t>
+      </w:r>
+      <w:proofErr w:type="spellEnd"/>
+      <w:r>
+        <w:t xml:space="preserve"> сбоем (не крахом) операционной системы или файловой системы, не должно превышать 15 минут при соблюдении условий эксплуатации технических и программных средств и правильной настройки операционной системы.</w:t>
+      </w:r>
+    </w:p>
+    <w:p>
+      <w:pPr>
+        <w:pStyle w:val="a3"/>
+        <w:tabs>
+          <w:tab w:val="left" w:pos="1560"/>
+        </w:tabs>
+        <w:spacing w:after="0"/>
+        <w:ind w:left="851" w:firstLine="0"/>
+      </w:pPr>
+    </w:p>
+    <w:p>
+      <w:pPr>
+        <w:pStyle w:val="a3"/>
+        <w:tabs>
+          <w:tab w:val="left" w:pos="1560"/>
+        </w:tabs>
+        <w:spacing w:after="0"/>
+        <w:ind w:left="851" w:firstLine="0"/>
+      </w:pPr>
+    </w:p>
+    <w:p>
+      <w:pPr>
+        <w:pStyle w:val="a3"/>
+        <w:tabs>
+          <w:tab w:val="left" w:pos="1560"/>
+        </w:tabs>
+        <w:spacing w:after="0"/>
+        <w:ind w:left="851" w:firstLine="0"/>
+      </w:pPr>
+    </w:p>
+    <w:p>
+      <w:pPr>
+        <w:pStyle w:val="a3"/>
+        <w:tabs>
+          <w:tab w:val="left" w:pos="1560"/>
+        </w:tabs>
+        <w:spacing w:after="0"/>
+        <w:ind w:left="851" w:firstLine="0"/>
+      </w:pPr>
     </w:p>
     <w:p>
       <w:pPr>
@@ -3988,6 +4095,7 @@
         <w:ind w:left="0" w:firstLine="851"/>
       </w:pPr>
       <w:r>
+        <w:lastRenderedPageBreak/>
         <w:t>Отказы из-за некорректных действий оператора</w:t>
       </w:r>
     </w:p>
@@ -4005,7 +4113,6 @@
         <w:spacing w:after="0"/>
       </w:pPr>
       <w:r>
-        <w:lastRenderedPageBreak/>
         <w:t xml:space="preserve">Возможными считаются отказы </w:t>
       </w:r>
       <w:r>
@@ -4331,15 +4438,18 @@
         <w:spacing w:after="0"/>
       </w:pPr>
       <w:r>
-        <w:t>В соответствии с указанными в п. 4.3.2 видами обслуживания Программы, минимальное количество персонала, требуемого для ее нормального функционирования, должно составлять не менее двух штатных единиц: ответственный за информационное обслуживание и системный администратор.</w:t>
-      </w:r>
-    </w:p>
-    <w:p>
-      <w:pPr>
-        <w:spacing w:after="0"/>
-      </w:pPr>
+        <w:t xml:space="preserve">В соответствии с указанными в п. 4.3.2 видами обслуживания Программы, минимальное количество персонала, требуемого для ее нормального функционирования, должно составлять не менее двух штатных </w:t>
+      </w:r>
       <w:r>
         <w:lastRenderedPageBreak/>
+        <w:t>единиц: ответственный за информационное обслуживание и системный администратор.</w:t>
+      </w:r>
+    </w:p>
+    <w:p>
+      <w:pPr>
+        <w:spacing w:after="0"/>
+      </w:pPr>
+      <w:r>
         <w:t>Ответственный за информационное обслуживание Программы должен обладать практическими навыками работы с пользовательским интерфейсом операционной системы, знать общие принципы организации и функционирования информационных систем, быть компетентным в предметной области Программы. В перечень задач, выполняемых ответственным за информационное обслуживание Системы, должны входить ввод и редактирование информации БД.</w:t>
       </w:r>
     </w:p>
@@ -4483,12 +4593,14 @@
       <w:r>
         <w:t xml:space="preserve">или </w:t>
       </w:r>
+      <w:proofErr w:type="spellStart"/>
       <w:r>
         <w:rPr>
           <w:lang w:val="en-GB"/>
         </w:rPr>
         <w:t>Amd</w:t>
       </w:r>
+      <w:proofErr w:type="spellEnd"/>
       <w:r>
         <w:t>-совместимый,</w:t>
       </w:r>
@@ -4496,7 +4608,15 @@
         <w:t xml:space="preserve"> </w:t>
       </w:r>
       <w:r>
-        <w:t>тактовая частота не ниже 2 GHz, оперативная память не менее 2</w:t>
+        <w:t xml:space="preserve">тактовая частота не ниже 2 </w:t>
+      </w:r>
+      <w:proofErr w:type="spellStart"/>
+      <w:r>
+        <w:t>GHz</w:t>
+      </w:r>
+      <w:proofErr w:type="spellEnd"/>
+      <w:r>
+        <w:t>, оперативная память не менее 2</w:t>
       </w:r>
       <w:r>
         <w:t xml:space="preserve"> </w:t>
@@ -4548,7 +4668,15 @@
         <w:spacing w:after="0"/>
       </w:pPr>
       <w:r>
-        <w:t>Процессор тактовая частота не ниже 500 MHz, оперативная память не менее 256 Мб, дискового пространства не менее 100 Мб. Минимальное разрешение экрана пользователя – 800 х 600 пикселей.</w:t>
+        <w:t xml:space="preserve">Процессор тактовая частота не ниже 500 </w:t>
+      </w:r>
+      <w:proofErr w:type="spellStart"/>
+      <w:r>
+        <w:t>MHz</w:t>
+      </w:r>
+      <w:proofErr w:type="spellEnd"/>
+      <w:r>
+        <w:t>, оперативная память не менее 256 Мб, дискового пространства не менее 100 Мб. Минимальное разрешение экрана пользователя – 800 х 600 пикселей.</w:t>
       </w:r>
     </w:p>
     <w:p>
@@ -4727,7 +4855,15 @@
         <w:spacing w:after="0"/>
       </w:pPr>
       <w:r>
-        <w:t>Системные программные средства, используемые программой, должны быть представлены лицензионной локализованной версией операционной системы не ниже Windows 7.</w:t>
+        <w:t xml:space="preserve">Системные программные средства, используемые программой, должны быть представлены лицензионной локализованной версией операционной системы не ниже </w:t>
+      </w:r>
+      <w:proofErr w:type="spellStart"/>
+      <w:r>
+        <w:t>Windows</w:t>
+      </w:r>
+      <w:proofErr w:type="spellEnd"/>
+      <w:r>
+        <w:t xml:space="preserve"> 7.</w:t>
       </w:r>
     </w:p>
     <w:p>
@@ -4784,6 +4920,15 @@
     <w:p>
       <w:pPr>
         <w:pStyle w:val="a3"/>
+        <w:tabs>
+          <w:tab w:val="left" w:pos="1276"/>
+        </w:tabs>
+        <w:ind w:left="851" w:firstLine="0"/>
+      </w:pPr>
+    </w:p>
+    <w:p>
+      <w:pPr>
+        <w:pStyle w:val="a3"/>
         <w:numPr>
           <w:ilvl w:val="1"/>
           <w:numId w:val="17"/>
@@ -4794,6 +4939,7 @@
         <w:ind w:left="0" w:firstLine="851"/>
       </w:pPr>
       <w:r>
+        <w:lastRenderedPageBreak/>
         <w:t>Требования к маркировке и упаковке</w:t>
       </w:r>
     </w:p>
@@ -5066,6 +5212,7 @@
         <w:ind w:left="0" w:firstLine="851"/>
       </w:pPr>
       <w:r>
+        <w:lastRenderedPageBreak/>
         <w:t>Требования к программной документации</w:t>
       </w:r>
     </w:p>
@@ -5415,6 +5562,7 @@
         <w:spacing w:after="0"/>
       </w:pPr>
       <w:r>
+        <w:lastRenderedPageBreak/>
         <w:t>На стадии рабочего проектирования должен быть выполнен этап разработки программы.</w:t>
       </w:r>
     </w:p>
@@ -5434,7 +5582,6 @@
         <w:spacing w:after="0"/>
       </w:pPr>
       <w:r>
-        <w:lastRenderedPageBreak/>
         <w:t>На стадии внедрения должны быть выполнены подготовка и передача программы Заказчику.</w:t>
       </w:r>
     </w:p>
@@ -5640,63 +5787,13 @@
     </w:p>
     <w:p>
       <w:pPr>
-        <w:pStyle w:val="a3"/>
         <w:tabs>
           <w:tab w:val="left" w:pos="1134"/>
         </w:tabs>
-        <w:ind w:left="1571" w:firstLine="0"/>
-      </w:pPr>
-    </w:p>
-    <w:p>
-      <w:pPr>
-        <w:pStyle w:val="a3"/>
-        <w:tabs>
-          <w:tab w:val="left" w:pos="1134"/>
-        </w:tabs>
-        <w:ind w:left="1353" w:firstLine="0"/>
-      </w:pPr>
-    </w:p>
-    <w:p>
-      <w:pPr>
-        <w:pStyle w:val="a3"/>
-        <w:tabs>
-          <w:tab w:val="left" w:pos="1134"/>
-        </w:tabs>
-        <w:ind w:left="1353" w:firstLine="0"/>
-      </w:pPr>
-    </w:p>
-    <w:p>
-      <w:pPr>
-        <w:pStyle w:val="a3"/>
-        <w:tabs>
-          <w:tab w:val="left" w:pos="1276"/>
-        </w:tabs>
-        <w:ind w:left="1353" w:firstLine="0"/>
-      </w:pPr>
-    </w:p>
-    <w:p>
-      <w:pPr>
-        <w:pStyle w:val="a3"/>
-        <w:tabs>
-          <w:tab w:val="left" w:pos="1276"/>
-        </w:tabs>
-        <w:ind w:left="851" w:firstLine="0"/>
-      </w:pPr>
-    </w:p>
-    <w:p>
-      <w:pPr>
-        <w:pStyle w:val="a3"/>
-        <w:tabs>
-          <w:tab w:val="left" w:pos="1276"/>
-        </w:tabs>
-        <w:ind w:left="1713" w:firstLine="0"/>
-      </w:pPr>
-    </w:p>
-    <w:p/>
-    <w:p>
-      <w:pPr>
         <w:ind w:firstLine="0"/>
       </w:pPr>
+      <w:bookmarkStart w:id="0" w:name="_GoBack"/>
+      <w:bookmarkEnd w:id="0"/>
     </w:p>
     <w:sectPr>
       <w:pgSz w:w="11906" w:h="16838"/>
@@ -8855,6 +8952,7 @@
     <w:lsdException w:name="HTML Sample" w:semiHidden="1" w:unhideWhenUsed="1"/>
     <w:lsdException w:name="HTML Typewriter" w:semiHidden="1" w:unhideWhenUsed="1"/>
     <w:lsdException w:name="HTML Variable" w:semiHidden="1" w:unhideWhenUsed="1"/>
+    <w:lsdException w:name="Normal Table" w:semiHidden="1" w:unhideWhenUsed="1"/>
     <w:lsdException w:name="annotation subject" w:semiHidden="1" w:unhideWhenUsed="1"/>
     <w:lsdException w:name="No List" w:semiHidden="1" w:unhideWhenUsed="1"/>
     <w:lsdException w:name="Outline List 1" w:semiHidden="1" w:unhideWhenUsed="1"/>
@@ -8897,8 +8995,11 @@
     <w:lsdException w:name="Table Contemporary" w:semiHidden="1" w:unhideWhenUsed="1"/>
     <w:lsdException w:name="Table Elegant" w:semiHidden="1" w:unhideWhenUsed="1"/>
     <w:lsdException w:name="Table Professional" w:semiHidden="1" w:unhideWhenUsed="1"/>
+    <w:lsdException w:name="Table Subtle 1" w:semiHidden="1" w:unhideWhenUsed="1"/>
     <w:lsdException w:name="Table Subtle 2" w:semiHidden="1" w:unhideWhenUsed="1"/>
     <w:lsdException w:name="Table Web 1" w:semiHidden="1" w:unhideWhenUsed="1"/>
+    <w:lsdException w:name="Table Web 2" w:semiHidden="1" w:unhideWhenUsed="1"/>
+    <w:lsdException w:name="Table Web 3" w:semiHidden="1" w:unhideWhenUsed="1"/>
     <w:lsdException w:name="Balloon Text" w:semiHidden="1" w:unhideWhenUsed="1"/>
     <w:lsdException w:name="Table Grid" w:uiPriority="39"/>
     <w:lsdException w:name="Table Theme" w:semiHidden="1" w:unhideWhenUsed="1"/>
